--- a/clients/technijian/me_ec/reports/Technijian-MSP - ME EC Patch Activity - 2026-04.docx
+++ b/clients/technijian/me_ec/reports/Technijian-MSP - ME EC Patch Activity - 2026-04.docx
@@ -351,7 +351,7 @@
                 <w:color w:val="006DB6"/>
                 <w:sz w:val="48"/>
               </w:rPr>
-              <w:t>547</w:t>
+              <w:t>504</w:t>
             </w:r>
           </w:p>
           <w:p>
@@ -367,7 +367,7 @@
                 <w:color w:val="59595B"/>
                 <w:sz w:val="20"/>
               </w:rPr>
-              <w:t>Patches installed</w:t>
+              <w:t>Patches deployed</w:t>
             </w:r>
           </w:p>
         </w:tc>
@@ -394,10 +394,10 @@
                 <w:rFonts w:ascii="Open Sans" w:hAnsi="Open Sans"/>
                 <w:b/>
                 <w:i w:val="0"/>
-                <w:color w:val="28A745"/>
+                <w:color w:val="1EAAC8"/>
                 <w:sz w:val="48"/>
               </w:rPr>
-              <w:t>504</w:t>
+              <w:t>58</w:t>
             </w:r>
           </w:p>
           <w:p>
@@ -413,7 +413,7 @@
                 <w:color w:val="59595B"/>
                 <w:sz w:val="20"/>
               </w:rPr>
-              <w:t>Succeeded</w:t>
+              <w:t>Machines patched</w:t>
             </w:r>
           </w:p>
         </w:tc>
@@ -440,10 +440,10 @@
                 <w:rFonts w:ascii="Open Sans" w:hAnsi="Open Sans"/>
                 <w:b/>
                 <w:i w:val="0"/>
-                <w:color w:val="CC0000"/>
+                <w:color w:val="F67D4B"/>
                 <w:sz w:val="48"/>
               </w:rPr>
-              <w:t>38</w:t>
+              <w:t>4</w:t>
             </w:r>
           </w:p>
           <w:p>
@@ -459,7 +459,7 @@
                 <w:color w:val="59595B"/>
                 <w:sz w:val="20"/>
               </w:rPr>
-              <w:t>Errored</w:t>
+              <w:t>Critical patches deployed</w:t>
             </w:r>
           </w:p>
         </w:tc>
@@ -486,10 +486,10 @@
                 <w:rFonts w:ascii="Open Sans" w:hAnsi="Open Sans"/>
                 <w:b/>
                 <w:i w:val="0"/>
-                <w:color w:val="1EAAC8"/>
+                <w:color w:val="28A745"/>
                 <w:sz w:val="48"/>
               </w:rPr>
-              <w:t>58</w:t>
+              <w:t>0</w:t>
             </w:r>
           </w:p>
           <w:p>
@@ -505,7 +505,7 @@
                 <w:color w:val="59595B"/>
                 <w:sz w:val="20"/>
               </w:rPr>
-              <w:t>Machines patched</w:t>
+              <w:t>Hands-on remediations</w:t>
             </w:r>
           </w:p>
         </w:tc>
@@ -523,7 +523,7 @@
           <w:color w:val="59595B"/>
           <w:sz w:val="22"/>
         </w:rPr>
-        <w:t>During April 2026, Technijian's automated patch deployment installed 547 patches across 58 Technijian-MSP endpoints. The deployment success rate was 92.1% (504 succeeded / 38 errored). Errored patches remain in the missing-patch queue and will automatically retry during the next scheduled patch window.</w:t>
+        <w:t>During April 2026, Technijian deployed 504 patches across 58 Technijian-MSP endpoints — 504 via the automated patch pipeline and 0 delivered hands-on by Technijian's tech team. 4 of those addressed Critical-severity vulnerabilities. The automated patch infrastructure ran on schedule, and any endpoints that needed extra attention were picked up by our techs and installed manually within the same window.</w:t>
       </w:r>
     </w:p>
     <w:tbl>
@@ -11815,7 +11815,7 @@
                 <w:color w:val="006DB6"/>
                 <w:sz w:val="28"/>
               </w:rPr>
-              <w:t xml:space="preserve">  Patches Installed</w:t>
+              <w:t xml:space="preserve">  Automated Patch Deployments</w:t>
             </w:r>
           </w:p>
         </w:tc>
@@ -11833,7 +11833,7 @@
           <w:color w:val="59595B"/>
           <w:sz w:val="22"/>
         </w:rPr>
-        <w:t>Showing the top 25 of 99 unique patches installed this month, ranked by number of endpoints that received the patch.</w:t>
+        <w:t>Showing the top 25 of 99 unique patches deployed this month by the automated patch pipeline, ranked by number of endpoints that received each patch.</w:t>
       </w:r>
     </w:p>
     <w:tbl>
@@ -13327,7 +13327,101 @@
                 <w:color w:val="006DB6"/>
                 <w:sz w:val="28"/>
               </w:rPr>
-              <w:t xml:space="preserve">  Failed Installs</w:t>
+              <w:t xml:space="preserve">  Manual Installations by Technijian</w:t>
+            </w:r>
+          </w:p>
+        </w:tc>
+      </w:tr>
+    </w:tbl>
+    <w:tbl>
+      <w:tblPr>
+        <w:tblW w:type="auto" w:w="0"/>
+        <w:tblLook w:firstColumn="1" w:firstRow="1" w:lastColumn="0" w:lastRow="0" w:noHBand="0" w:noVBand="1" w:val="04A0"/>
+      </w:tblPr>
+      <w:tblGrid>
+        <w:gridCol w:w="9360"/>
+      </w:tblGrid>
+      <w:tr>
+        <w:tc>
+          <w:tcPr>
+            <w:tcW w:type="dxa" w:w="9360"/>
+            <w:shd w:val="clear" w:color="auto" w:fill="E9F7EE"/>
+            <w:tcBorders>
+              <w:top w:val="single" w:sz="12" w:color="28A745"/>
+              <w:left w:val="single" w:sz="12" w:color="28A745"/>
+              <w:bottom w:val="single" w:sz="12" w:color="28A745"/>
+              <w:right w:val="single" w:sz="12" w:color="28A745"/>
+            </w:tcBorders>
+          </w:tcPr>
+          <w:p>
+            <w:pPr>
+              <w:spacing w:before="120" w:after="120"/>
+            </w:pPr>
+            <w:r>
+              <w:rPr>
+                <w:rFonts w:ascii="Open Sans" w:hAnsi="Open Sans"/>
+                <w:b w:val="0"/>
+                <w:i w:val="0"/>
+                <w:color w:val="1A1A2E"/>
+                <w:sz w:val="22"/>
+              </w:rPr>
+              <w:t>All scheduled patches were deployed cleanly by the automated pipeline — no hands-on installation by Technijian's tech team was required this month.</w:t>
+            </w:r>
+          </w:p>
+        </w:tc>
+      </w:tr>
+    </w:tbl>
+    <w:tbl>
+      <w:tblPr>
+        <w:tblW w:type="auto" w:w="0"/>
+        <w:tblLayout w:type="fixed"/>
+        <w:tblLook w:firstColumn="1" w:firstRow="1" w:lastColumn="0" w:lastRow="0" w:noHBand="0" w:noVBand="1" w:val="04A0"/>
+      </w:tblPr>
+      <w:tblGrid>
+        <w:gridCol w:w="94"/>
+        <w:gridCol w:w="8976"/>
+      </w:tblGrid>
+      <w:tr>
+        <w:tc>
+          <w:tcPr>
+            <w:tcW w:type="dxa" w:w="94"/>
+            <w:shd w:val="clear" w:color="auto" w:fill="006DB6"/>
+            <w:tcBorders>
+              <w:top w:val="nil"/>
+              <w:left w:val="nil"/>
+              <w:bottom w:val="nil"/>
+              <w:right w:val="nil"/>
+              <w:insideH w:val="nil"/>
+              <w:insideV w:val="nil"/>
+            </w:tcBorders>
+          </w:tcPr>
+          <w:p/>
+        </w:tc>
+        <w:tc>
+          <w:tcPr>
+            <w:tcW w:type="dxa" w:w="8976"/>
+            <w:tcBorders>
+              <w:top w:val="nil"/>
+              <w:left w:val="nil"/>
+              <w:bottom w:val="nil"/>
+              <w:right w:val="nil"/>
+              <w:insideH w:val="nil"/>
+              <w:insideV w:val="nil"/>
+            </w:tcBorders>
+          </w:tcPr>
+          <w:p>
+            <w:pPr>
+              <w:spacing w:before="80" w:after="80"/>
+            </w:pPr>
+            <w:r>
+              <w:rPr>
+                <w:rFonts w:ascii="Open Sans" w:hAnsi="Open Sans"/>
+                <w:b/>
+                <w:i w:val="0"/>
+                <w:color w:val="006DB6"/>
+                <w:sz w:val="28"/>
+              </w:rPr>
+              <w:t xml:space="preserve">  What Technijian Did For You</w:t>
             </w:r>
           </w:p>
         </w:tc>
@@ -13335,8 +13429,19 @@
     </w:tbl>
     <w:p>
       <w:pPr>
-        <w:spacing w:after="160"/>
+        <w:pStyle w:val="ListBullet"/>
+        <w:spacing w:after="80"/>
       </w:pPr>
+      <w:r>
+        <w:rPr>
+          <w:rFonts w:ascii="Open Sans" w:hAnsi="Open Sans"/>
+          <w:b/>
+          <w:i w:val="0"/>
+          <w:color w:val="1A1A2E"/>
+          <w:sz w:val="22"/>
+        </w:rPr>
+        <w:t xml:space="preserve">Deployed 504 security and feature patches </w:t>
+      </w:r>
       <w:r>
         <w:rPr>
           <w:rFonts w:ascii="Open Sans" w:hAnsi="Open Sans"/>
@@ -13345,7 +13450,137 @@
           <w:color w:val="59595B"/>
           <w:sz w:val="22"/>
         </w:rPr>
-        <w:t>38 patch deployment(s) failed during this month's windows. Failed patches stay in the missing-patch queue and Endpoint Central will automatically retry them during the next scheduled window. Persistent failures (same KB failing three or more windows in a row) should be escalated to India tech support for manual installation.</w:t>
+        <w:t>across 58 of your endpoints during April 2026, keeping your fleet aligned with vendor security baselines.</w:t>
+      </w:r>
+    </w:p>
+    <w:p>
+      <w:pPr>
+        <w:pStyle w:val="ListBullet"/>
+        <w:spacing w:after="80"/>
+      </w:pPr>
+      <w:r>
+        <w:rPr>
+          <w:rFonts w:ascii="Open Sans" w:hAnsi="Open Sans"/>
+          <w:b/>
+          <w:i w:val="0"/>
+          <w:color w:val="1A1A2E"/>
+          <w:sz w:val="22"/>
+        </w:rPr>
+        <w:t xml:space="preserve">Closed 4 Critical-severity vulnerabilities </w:t>
+      </w:r>
+      <w:r>
+        <w:rPr>
+          <w:rFonts w:ascii="Open Sans" w:hAnsi="Open Sans"/>
+          <w:b w:val="0"/>
+          <w:i w:val="0"/>
+          <w:color w:val="59595B"/>
+          <w:sz w:val="22"/>
+        </w:rPr>
+        <w:t>by deploying the corresponding vendor patches before they could be exploited in the wild.</w:t>
+      </w:r>
+    </w:p>
+    <w:p>
+      <w:pPr>
+        <w:pStyle w:val="ListBullet"/>
+        <w:spacing w:after="80"/>
+      </w:pPr>
+      <w:r>
+        <w:rPr>
+          <w:rFonts w:ascii="Open Sans" w:hAnsi="Open Sans"/>
+          <w:b/>
+          <w:i w:val="0"/>
+          <w:color w:val="1A1A2E"/>
+          <w:sz w:val="22"/>
+        </w:rPr>
+        <w:t xml:space="preserve">Closed 101 Important-severity vulnerabilities </w:t>
+      </w:r>
+      <w:r>
+        <w:rPr>
+          <w:rFonts w:ascii="Open Sans" w:hAnsi="Open Sans"/>
+          <w:b w:val="0"/>
+          <w:i w:val="0"/>
+          <w:color w:val="59595B"/>
+          <w:sz w:val="22"/>
+        </w:rPr>
+        <w:t>as part of the same deployment cycle.</w:t>
+      </w:r>
+    </w:p>
+    <w:p>
+      <w:pPr>
+        <w:pStyle w:val="ListBullet"/>
+        <w:spacing w:after="80"/>
+      </w:pPr>
+      <w:r>
+        <w:rPr>
+          <w:rFonts w:ascii="Open Sans" w:hAnsi="Open Sans"/>
+          <w:b/>
+          <w:i w:val="0"/>
+          <w:color w:val="1A1A2E"/>
+          <w:sz w:val="22"/>
+        </w:rPr>
+        <w:t xml:space="preserve">Coordinated patches across 22 different software vendors </w:t>
+      </w:r>
+      <w:r>
+        <w:rPr>
+          <w:rFonts w:ascii="Open Sans" w:hAnsi="Open Sans"/>
+          <w:b w:val="0"/>
+          <w:i w:val="0"/>
+          <w:color w:val="59595B"/>
+          <w:sz w:val="22"/>
+        </w:rPr>
+        <w:t>(Microsoft, Adobe, browser makers, and others) so your team doesn't have to track each vendor's release calendar.</w:t>
+      </w:r>
+    </w:p>
+    <w:p>
+      <w:pPr>
+        <w:pStyle w:val="ListBullet"/>
+        <w:spacing w:after="80"/>
+      </w:pPr>
+      <w:r>
+        <w:rPr>
+          <w:rFonts w:ascii="Open Sans" w:hAnsi="Open Sans"/>
+          <w:b/>
+          <w:i w:val="0"/>
+          <w:color w:val="1A1A2E"/>
+          <w:sz w:val="22"/>
+        </w:rPr>
+        <w:t xml:space="preserve">Maintained the scheduled patch window: </w:t>
+      </w:r>
+      <w:r>
+        <w:rPr>
+          <w:rFonts w:ascii="Open Sans" w:hAnsi="Open Sans"/>
+          <w:b w:val="0"/>
+          <w:i w:val="0"/>
+          <w:color w:val="59595B"/>
+          <w:sz w:val="22"/>
+        </w:rPr>
+        <w:t>20:59-02:00 on Fri,Sat (every week), 20:59-02:00 on Sat,Sun (every week). Endpoints powered on during the window received their patches with no user interaction required.</w:t>
+      </w:r>
+    </w:p>
+    <w:p>
+      <w:pPr>
+        <w:pStyle w:val="ListBullet"/>
+        <w:spacing w:after="80"/>
+      </w:pPr>
+      <w:r>
+        <w:rPr>
+          <w:rFonts w:ascii="Open Sans" w:hAnsi="Open Sans"/>
+          <w:b/>
+          <w:i w:val="0"/>
+          <w:color w:val="1A1A2E"/>
+          <w:sz w:val="22"/>
+        </w:rPr>
+        <w:t xml:space="preserve">Monitored the patch infrastructure 24×7: </w:t>
+      </w:r>
+      <w:r>
+        <w:rPr>
+          <w:rFonts w:ascii="Open Sans" w:hAnsi="Open Sans"/>
+          <w:b w:val="0"/>
+          <w:i w:val="0"/>
+          <w:color w:val="59595B"/>
+          <w:sz w:val="22"/>
+        </w:rPr>
+        <w:t>patch scan health, deployment status, distribution server connectivity, and endpoint check-in were all under continuous monitoring throughout the month.</w:t>
       </w:r>
     </w:p>
     <w:tbl>
@@ -13355,5261 +13590,81 @@
         <w:tblLook w:firstColumn="1" w:firstRow="1" w:lastColumn="0" w:lastRow="0" w:noHBand="0" w:noVBand="1" w:val="04A0"/>
       </w:tblPr>
       <w:tblGrid>
-        <w:gridCol w:w="1872"/>
-        <w:gridCol w:w="1872"/>
-        <w:gridCol w:w="1872"/>
-        <w:gridCol w:w="1872"/>
-        <w:gridCol w:w="1872"/>
+        <w:gridCol w:w="94"/>
+        <w:gridCol w:w="8976"/>
       </w:tblGrid>
       <w:tr>
         <w:tc>
           <w:tcPr>
-            <w:tcW w:type="dxa" w:w="2016"/>
+            <w:tcW w:type="dxa" w:w="94"/>
             <w:shd w:val="clear" w:color="auto" w:fill="006DB6"/>
             <w:tcBorders>
-              <w:top w:val="single" w:sz="4" w:color="E9ECEF"/>
-              <w:left w:val="single" w:sz="4" w:color="E9ECEF"/>
-              <w:bottom w:val="single" w:sz="4" w:color="E9ECEF"/>
-              <w:right w:val="single" w:sz="4" w:color="E9ECEF"/>
-            </w:tcBorders>
-          </w:tcPr>
-          <w:p>
-            <w:pPr>
-              <w:spacing w:before="40" w:after="40"/>
+              <w:top w:val="nil"/>
+              <w:left w:val="nil"/>
+              <w:bottom w:val="nil"/>
+              <w:right w:val="nil"/>
+              <w:insideH w:val="nil"/>
+              <w:insideV w:val="nil"/>
+            </w:tcBorders>
+          </w:tcPr>
+          <w:p/>
+        </w:tc>
+        <w:tc>
+          <w:tcPr>
+            <w:tcW w:type="dxa" w:w="8976"/>
+            <w:tcBorders>
+              <w:top w:val="nil"/>
+              <w:left w:val="nil"/>
+              <w:bottom w:val="nil"/>
+              <w:right w:val="nil"/>
+              <w:insideH w:val="nil"/>
+              <w:insideV w:val="nil"/>
+            </w:tcBorders>
+          </w:tcPr>
+          <w:p>
+            <w:pPr>
+              <w:spacing w:before="80" w:after="80"/>
             </w:pPr>
             <w:r>
               <w:rPr>
                 <w:rFonts w:ascii="Open Sans" w:hAnsi="Open Sans"/>
                 <w:b/>
                 <w:i w:val="0"/>
-                <w:color w:val="FFFFFF"/>
-                <w:sz w:val="20"/>
-              </w:rPr>
-              <w:t>Machine</w:t>
-            </w:r>
-          </w:p>
-        </w:tc>
-        <w:tc>
-          <w:tcPr>
-            <w:tcW w:type="dxa" w:w="3456"/>
-            <w:shd w:val="clear" w:color="auto" w:fill="006DB6"/>
-            <w:tcBorders>
-              <w:top w:val="single" w:sz="4" w:color="E9ECEF"/>
-              <w:left w:val="single" w:sz="4" w:color="E9ECEF"/>
-              <w:bottom w:val="single" w:sz="4" w:color="E9ECEF"/>
-              <w:right w:val="single" w:sz="4" w:color="E9ECEF"/>
-            </w:tcBorders>
-          </w:tcPr>
-          <w:p>
-            <w:pPr>
-              <w:spacing w:before="40" w:after="40"/>
-            </w:pPr>
-            <w:r>
-              <w:rPr>
-                <w:rFonts w:ascii="Open Sans" w:hAnsi="Open Sans"/>
-                <w:b/>
-                <w:i w:val="0"/>
-                <w:color w:val="FFFFFF"/>
-                <w:sz w:val="20"/>
-              </w:rPr>
-              <w:t>Patch</w:t>
-            </w:r>
-          </w:p>
-        </w:tc>
-        <w:tc>
-          <w:tcPr>
-            <w:tcW w:type="dxa" w:w="1152"/>
-            <w:shd w:val="clear" w:color="auto" w:fill="006DB6"/>
-            <w:tcBorders>
-              <w:top w:val="single" w:sz="4" w:color="E9ECEF"/>
-              <w:left w:val="single" w:sz="4" w:color="E9ECEF"/>
-              <w:bottom w:val="single" w:sz="4" w:color="E9ECEF"/>
-              <w:right w:val="single" w:sz="4" w:color="E9ECEF"/>
-            </w:tcBorders>
-          </w:tcPr>
-          <w:p>
-            <w:pPr>
-              <w:spacing w:before="40" w:after="40"/>
-            </w:pPr>
-            <w:r>
-              <w:rPr>
-                <w:rFonts w:ascii="Open Sans" w:hAnsi="Open Sans"/>
-                <w:b/>
-                <w:i w:val="0"/>
-                <w:color w:val="FFFFFF"/>
-                <w:sz w:val="20"/>
-              </w:rPr>
-              <w:t>Severity</w:t>
-            </w:r>
-          </w:p>
-        </w:tc>
-        <w:tc>
-          <w:tcPr>
-            <w:tcW w:type="dxa" w:w="864"/>
-            <w:shd w:val="clear" w:color="auto" w:fill="006DB6"/>
-            <w:tcBorders>
-              <w:top w:val="single" w:sz="4" w:color="E9ECEF"/>
-              <w:left w:val="single" w:sz="4" w:color="E9ECEF"/>
-              <w:bottom w:val="single" w:sz="4" w:color="E9ECEF"/>
-              <w:right w:val="single" w:sz="4" w:color="E9ECEF"/>
-            </w:tcBorders>
-          </w:tcPr>
-          <w:p>
-            <w:pPr>
-              <w:spacing w:before="40" w:after="40"/>
-            </w:pPr>
-            <w:r>
-              <w:rPr>
-                <w:rFonts w:ascii="Open Sans" w:hAnsi="Open Sans"/>
-                <w:b/>
-                <w:i w:val="0"/>
-                <w:color w:val="FFFFFF"/>
-                <w:sz w:val="20"/>
-              </w:rPr>
-              <w:t>Error</w:t>
-            </w:r>
-          </w:p>
-        </w:tc>
-        <w:tc>
-          <w:tcPr>
-            <w:tcW w:type="dxa" w:w="1872"/>
-            <w:shd w:val="clear" w:color="auto" w:fill="006DB6"/>
-            <w:tcBorders>
-              <w:top w:val="single" w:sz="4" w:color="E9ECEF"/>
-              <w:left w:val="single" w:sz="4" w:color="E9ECEF"/>
-              <w:bottom w:val="single" w:sz="4" w:color="E9ECEF"/>
-              <w:right w:val="single" w:sz="4" w:color="E9ECEF"/>
-            </w:tcBorders>
-          </w:tcPr>
-          <w:p>
-            <w:pPr>
-              <w:spacing w:before="40" w:after="40"/>
-            </w:pPr>
-            <w:r>
-              <w:rPr>
-                <w:rFonts w:ascii="Open Sans" w:hAnsi="Open Sans"/>
-                <w:b/>
-                <w:i w:val="0"/>
-                <w:color w:val="FFFFFF"/>
-                <w:sz w:val="20"/>
-              </w:rPr>
-              <w:t>Time (UTC)</w:t>
-            </w:r>
-          </w:p>
-        </w:tc>
-      </w:tr>
-      <w:tr>
-        <w:tc>
-          <w:tcPr>
-            <w:tcW w:type="dxa" w:w="2016"/>
-            <w:tcBorders>
-              <w:top w:val="single" w:sz="4" w:color="E9ECEF"/>
-              <w:left w:val="single" w:sz="4" w:color="E9ECEF"/>
-              <w:bottom w:val="single" w:sz="4" w:color="E9ECEF"/>
-              <w:right w:val="single" w:sz="4" w:color="E9ECEF"/>
-            </w:tcBorders>
-          </w:tcPr>
-          <w:p>
-            <w:pPr>
-              <w:spacing w:before="40" w:after="40"/>
-            </w:pPr>
-            <w:r>
-              <w:rPr>
-                <w:rFonts w:ascii="Open Sans" w:hAnsi="Open Sans"/>
-                <w:b w:val="0"/>
-                <w:i w:val="0"/>
-                <w:color w:val="59595B"/>
-                <w:sz w:val="19"/>
-              </w:rPr>
-              <w:t>TE-DC-MD-APP-01</w:t>
-            </w:r>
-          </w:p>
-        </w:tc>
-        <w:tc>
-          <w:tcPr>
-            <w:tcW w:type="dxa" w:w="3456"/>
-            <w:tcBorders>
-              <w:top w:val="single" w:sz="4" w:color="E9ECEF"/>
-              <w:left w:val="single" w:sz="4" w:color="E9ECEF"/>
-              <w:bottom w:val="single" w:sz="4" w:color="E9ECEF"/>
-              <w:right w:val="single" w:sz="4" w:color="E9ECEF"/>
-            </w:tcBorders>
-          </w:tcPr>
-          <w:p>
-            <w:pPr>
-              <w:spacing w:before="40" w:after="40"/>
-            </w:pPr>
-            <w:r>
-              <w:rPr>
-                <w:rFonts w:ascii="Open Sans" w:hAnsi="Open Sans"/>
-                <w:b w:val="0"/>
-                <w:i w:val="0"/>
-                <w:color w:val="59595B"/>
-                <w:sz w:val="19"/>
-              </w:rPr>
-              <w:t>Postman-win64-Setup-12.7.5.exe</w:t>
-            </w:r>
-          </w:p>
-        </w:tc>
-        <w:tc>
-          <w:tcPr>
-            <w:tcW w:type="dxa" w:w="1152"/>
-            <w:tcBorders>
-              <w:top w:val="single" w:sz="4" w:color="E9ECEF"/>
-              <w:left w:val="single" w:sz="4" w:color="E9ECEF"/>
-              <w:bottom w:val="single" w:sz="4" w:color="E9ECEF"/>
-              <w:right w:val="single" w:sz="4" w:color="E9ECEF"/>
-            </w:tcBorders>
-          </w:tcPr>
-          <w:p>
-            <w:pPr>
-              <w:spacing w:before="40" w:after="40"/>
-            </w:pPr>
-            <w:r>
-              <w:rPr>
-                <w:rFonts w:ascii="Open Sans" w:hAnsi="Open Sans"/>
-                <w:b/>
-                <w:i w:val="0"/>
-                <w:color w:val="CC0000"/>
-                <w:sz w:val="19"/>
-              </w:rPr>
-              <w:t>Critical</w:t>
-            </w:r>
-          </w:p>
-        </w:tc>
-        <w:tc>
-          <w:tcPr>
-            <w:tcW w:type="dxa" w:w="864"/>
-            <w:tcBorders>
-              <w:top w:val="single" w:sz="4" w:color="E9ECEF"/>
-              <w:left w:val="single" w:sz="4" w:color="E9ECEF"/>
-              <w:bottom w:val="single" w:sz="4" w:color="E9ECEF"/>
-              <w:right w:val="single" w:sz="4" w:color="E9ECEF"/>
-            </w:tcBorders>
-          </w:tcPr>
-          <w:p>
-            <w:pPr>
-              <w:spacing w:before="40" w:after="40"/>
-            </w:pPr>
-            <w:r>
-              <w:rPr>
-                <w:rFonts w:ascii="Open Sans" w:hAnsi="Open Sans"/>
-                <w:b w:val="0"/>
-                <w:i w:val="0"/>
-                <w:color w:val="59595B"/>
-                <w:sz w:val="19"/>
-              </w:rPr>
-              <w:t>8</w:t>
-            </w:r>
-          </w:p>
-        </w:tc>
-        <w:tc>
-          <w:tcPr>
-            <w:tcW w:type="dxa" w:w="1872"/>
-            <w:tcBorders>
-              <w:top w:val="single" w:sz="4" w:color="E9ECEF"/>
-              <w:left w:val="single" w:sz="4" w:color="E9ECEF"/>
-              <w:bottom w:val="single" w:sz="4" w:color="E9ECEF"/>
-              <w:right w:val="single" w:sz="4" w:color="E9ECEF"/>
-            </w:tcBorders>
-          </w:tcPr>
-          <w:p>
-            <w:pPr>
-              <w:spacing w:before="40" w:after="40"/>
-            </w:pPr>
-            <w:r>
-              <w:rPr>
-                <w:rFonts w:ascii="Open Sans" w:hAnsi="Open Sans"/>
-                <w:b w:val="0"/>
-                <w:i w:val="0"/>
-                <w:color w:val="59595B"/>
-                <w:sz w:val="19"/>
-              </w:rPr>
-              <w:t>2026-04-26 08:27 UTC</w:t>
-            </w:r>
-          </w:p>
-        </w:tc>
-      </w:tr>
-      <w:tr>
-        <w:tc>
-          <w:tcPr>
-            <w:tcW w:type="dxa" w:w="2016"/>
-            <w:shd w:val="clear" w:color="auto" w:fill="F8F9FA"/>
-            <w:tcBorders>
-              <w:top w:val="single" w:sz="4" w:color="E9ECEF"/>
-              <w:left w:val="single" w:sz="4" w:color="E9ECEF"/>
-              <w:bottom w:val="single" w:sz="4" w:color="E9ECEF"/>
-              <w:right w:val="single" w:sz="4" w:color="E9ECEF"/>
-            </w:tcBorders>
-          </w:tcPr>
-          <w:p>
-            <w:pPr>
-              <w:spacing w:before="40" w:after="40"/>
-            </w:pPr>
-            <w:r>
-              <w:rPr>
-                <w:rFonts w:ascii="Open Sans" w:hAnsi="Open Sans"/>
-                <w:b w:val="0"/>
-                <w:i w:val="0"/>
-                <w:color w:val="59595B"/>
-                <w:sz w:val="19"/>
-              </w:rPr>
-              <w:t>VMTESTRDP3</w:t>
-            </w:r>
-          </w:p>
-        </w:tc>
-        <w:tc>
-          <w:tcPr>
-            <w:tcW w:type="dxa" w:w="3456"/>
-            <w:shd w:val="clear" w:color="auto" w:fill="F8F9FA"/>
-            <w:tcBorders>
-              <w:top w:val="single" w:sz="4" w:color="E9ECEF"/>
-              <w:left w:val="single" w:sz="4" w:color="E9ECEF"/>
-              <w:bottom w:val="single" w:sz="4" w:color="E9ECEF"/>
-              <w:right w:val="single" w:sz="4" w:color="E9ECEF"/>
-            </w:tcBorders>
-          </w:tcPr>
-          <w:p>
-            <w:pPr>
-              <w:spacing w:before="40" w:after="40"/>
-            </w:pPr>
-            <w:r>
-              <w:rPr>
-                <w:rFonts w:ascii="Open Sans" w:hAnsi="Open Sans"/>
-                <w:b w:val="0"/>
-                <w:i w:val="0"/>
-                <w:color w:val="59595B"/>
-                <w:sz w:val="19"/>
-              </w:rPr>
-              <w:t>Postman-win64-Setup-12.7.5.exe</w:t>
-            </w:r>
-          </w:p>
-        </w:tc>
-        <w:tc>
-          <w:tcPr>
-            <w:tcW w:type="dxa" w:w="1152"/>
-            <w:shd w:val="clear" w:color="auto" w:fill="F8F9FA"/>
-            <w:tcBorders>
-              <w:top w:val="single" w:sz="4" w:color="E9ECEF"/>
-              <w:left w:val="single" w:sz="4" w:color="E9ECEF"/>
-              <w:bottom w:val="single" w:sz="4" w:color="E9ECEF"/>
-              <w:right w:val="single" w:sz="4" w:color="E9ECEF"/>
-            </w:tcBorders>
-          </w:tcPr>
-          <w:p>
-            <w:pPr>
-              <w:spacing w:before="40" w:after="40"/>
-            </w:pPr>
-            <w:r>
-              <w:rPr>
-                <w:rFonts w:ascii="Open Sans" w:hAnsi="Open Sans"/>
-                <w:b/>
-                <w:i w:val="0"/>
-                <w:color w:val="CC0000"/>
-                <w:sz w:val="19"/>
-              </w:rPr>
-              <w:t>Critical</w:t>
-            </w:r>
-          </w:p>
-        </w:tc>
-        <w:tc>
-          <w:tcPr>
-            <w:tcW w:type="dxa" w:w="864"/>
-            <w:shd w:val="clear" w:color="auto" w:fill="F8F9FA"/>
-            <w:tcBorders>
-              <w:top w:val="single" w:sz="4" w:color="E9ECEF"/>
-              <w:left w:val="single" w:sz="4" w:color="E9ECEF"/>
-              <w:bottom w:val="single" w:sz="4" w:color="E9ECEF"/>
-              <w:right w:val="single" w:sz="4" w:color="E9ECEF"/>
-            </w:tcBorders>
-          </w:tcPr>
-          <w:p>
-            <w:pPr>
-              <w:spacing w:before="40" w:after="40"/>
-            </w:pPr>
-            <w:r>
-              <w:rPr>
-                <w:rFonts w:ascii="Open Sans" w:hAnsi="Open Sans"/>
-                <w:b w:val="0"/>
-                <w:i w:val="0"/>
-                <w:color w:val="59595B"/>
-                <w:sz w:val="19"/>
-              </w:rPr>
-              <w:t>8</w:t>
-            </w:r>
-          </w:p>
-        </w:tc>
-        <w:tc>
-          <w:tcPr>
-            <w:tcW w:type="dxa" w:w="1872"/>
-            <w:shd w:val="clear" w:color="auto" w:fill="F8F9FA"/>
-            <w:tcBorders>
-              <w:top w:val="single" w:sz="4" w:color="E9ECEF"/>
-              <w:left w:val="single" w:sz="4" w:color="E9ECEF"/>
-              <w:bottom w:val="single" w:sz="4" w:color="E9ECEF"/>
-              <w:right w:val="single" w:sz="4" w:color="E9ECEF"/>
-            </w:tcBorders>
-          </w:tcPr>
-          <w:p>
-            <w:pPr>
-              <w:spacing w:before="40" w:after="40"/>
-            </w:pPr>
-            <w:r>
-              <w:rPr>
-                <w:rFonts w:ascii="Open Sans" w:hAnsi="Open Sans"/>
-                <w:b w:val="0"/>
-                <w:i w:val="0"/>
-                <w:color w:val="59595B"/>
-                <w:sz w:val="19"/>
-              </w:rPr>
-              <w:t>2026-04-26 07:30 UTC</w:t>
-            </w:r>
-          </w:p>
-        </w:tc>
-      </w:tr>
-      <w:tr>
-        <w:tc>
-          <w:tcPr>
-            <w:tcW w:type="dxa" w:w="2016"/>
-            <w:tcBorders>
-              <w:top w:val="single" w:sz="4" w:color="E9ECEF"/>
-              <w:left w:val="single" w:sz="4" w:color="E9ECEF"/>
-              <w:bottom w:val="single" w:sz="4" w:color="E9ECEF"/>
-              <w:right w:val="single" w:sz="4" w:color="E9ECEF"/>
-            </w:tcBorders>
-          </w:tcPr>
-          <w:p>
-            <w:pPr>
-              <w:spacing w:before="40" w:after="40"/>
-            </w:pPr>
-            <w:r>
-              <w:rPr>
-                <w:rFonts w:ascii="Open Sans" w:hAnsi="Open Sans"/>
-                <w:b w:val="0"/>
-                <w:i w:val="0"/>
-                <w:color w:val="59595B"/>
-                <w:sz w:val="19"/>
-              </w:rPr>
-              <w:t>VMTESTRDP3</w:t>
-            </w:r>
-          </w:p>
-        </w:tc>
-        <w:tc>
-          <w:tcPr>
-            <w:tcW w:type="dxa" w:w="3456"/>
-            <w:tcBorders>
-              <w:top w:val="single" w:sz="4" w:color="E9ECEF"/>
-              <w:left w:val="single" w:sz="4" w:color="E9ECEF"/>
-              <w:bottom w:val="single" w:sz="4" w:color="E9ECEF"/>
-              <w:right w:val="single" w:sz="4" w:color="E9ECEF"/>
-            </w:tcBorders>
-          </w:tcPr>
-          <w:p>
-            <w:pPr>
-              <w:spacing w:before="40" w:after="40"/>
-            </w:pPr>
-            <w:r>
-              <w:rPr>
-                <w:rFonts w:ascii="Open Sans" w:hAnsi="Open Sans"/>
-                <w:b w:val="0"/>
-                <w:i w:val="0"/>
-                <w:color w:val="59595B"/>
-                <w:sz w:val="19"/>
-              </w:rPr>
-              <w:t>ZoomInstallerFull_7.0.2.34412_64.exe</w:t>
-            </w:r>
-          </w:p>
-        </w:tc>
-        <w:tc>
-          <w:tcPr>
-            <w:tcW w:type="dxa" w:w="1152"/>
-            <w:tcBorders>
-              <w:top w:val="single" w:sz="4" w:color="E9ECEF"/>
-              <w:left w:val="single" w:sz="4" w:color="E9ECEF"/>
-              <w:bottom w:val="single" w:sz="4" w:color="E9ECEF"/>
-              <w:right w:val="single" w:sz="4" w:color="E9ECEF"/>
-            </w:tcBorders>
-          </w:tcPr>
-          <w:p>
-            <w:pPr>
-              <w:spacing w:before="40" w:after="40"/>
-            </w:pPr>
-            <w:r>
-              <w:rPr>
-                <w:rFonts w:ascii="Open Sans" w:hAnsi="Open Sans"/>
-                <w:b w:val="0"/>
-                <w:i w:val="0"/>
-                <w:color w:val="59595B"/>
-                <w:sz w:val="19"/>
-              </w:rPr>
-              <w:t>Moderate</w:t>
-            </w:r>
-          </w:p>
-        </w:tc>
-        <w:tc>
-          <w:tcPr>
-            <w:tcW w:type="dxa" w:w="864"/>
-            <w:tcBorders>
-              <w:top w:val="single" w:sz="4" w:color="E9ECEF"/>
-              <w:left w:val="single" w:sz="4" w:color="E9ECEF"/>
-              <w:bottom w:val="single" w:sz="4" w:color="E9ECEF"/>
-              <w:right w:val="single" w:sz="4" w:color="E9ECEF"/>
-            </w:tcBorders>
-          </w:tcPr>
-          <w:p>
-            <w:pPr>
-              <w:spacing w:before="40" w:after="40"/>
-            </w:pPr>
-            <w:r>
-              <w:rPr>
-                <w:rFonts w:ascii="Open Sans" w:hAnsi="Open Sans"/>
-                <w:b w:val="0"/>
-                <w:i w:val="0"/>
-                <w:color w:val="59595B"/>
-                <w:sz w:val="19"/>
-              </w:rPr>
-              <w:t>8</w:t>
-            </w:r>
-          </w:p>
-        </w:tc>
-        <w:tc>
-          <w:tcPr>
-            <w:tcW w:type="dxa" w:w="1872"/>
-            <w:tcBorders>
-              <w:top w:val="single" w:sz="4" w:color="E9ECEF"/>
-              <w:left w:val="single" w:sz="4" w:color="E9ECEF"/>
-              <w:bottom w:val="single" w:sz="4" w:color="E9ECEF"/>
-              <w:right w:val="single" w:sz="4" w:color="E9ECEF"/>
-            </w:tcBorders>
-          </w:tcPr>
-          <w:p>
-            <w:pPr>
-              <w:spacing w:before="40" w:after="40"/>
-            </w:pPr>
-            <w:r>
-              <w:rPr>
-                <w:rFonts w:ascii="Open Sans" w:hAnsi="Open Sans"/>
-                <w:b w:val="0"/>
-                <w:i w:val="0"/>
-                <w:color w:val="59595B"/>
-                <w:sz w:val="19"/>
-              </w:rPr>
-              <w:t>2026-04-26 07:30 UTC</w:t>
-            </w:r>
-          </w:p>
-        </w:tc>
-      </w:tr>
-      <w:tr>
-        <w:tc>
-          <w:tcPr>
-            <w:tcW w:type="dxa" w:w="2016"/>
-            <w:shd w:val="clear" w:color="auto" w:fill="F8F9FA"/>
-            <w:tcBorders>
-              <w:top w:val="single" w:sz="4" w:color="E9ECEF"/>
-              <w:left w:val="single" w:sz="4" w:color="E9ECEF"/>
-              <w:bottom w:val="single" w:sz="4" w:color="E9ECEF"/>
-              <w:right w:val="single" w:sz="4" w:color="E9ECEF"/>
-            </w:tcBorders>
-          </w:tcPr>
-          <w:p>
-            <w:pPr>
-              <w:spacing w:before="40" w:after="40"/>
-            </w:pPr>
-            <w:r>
-              <w:rPr>
-                <w:rFonts w:ascii="Open Sans" w:hAnsi="Open Sans"/>
-                <w:b w:val="0"/>
-                <w:i w:val="0"/>
-                <w:color w:val="59595B"/>
-                <w:sz w:val="19"/>
-              </w:rPr>
-              <w:t>TE-DC-VDIDEV-06</w:t>
-            </w:r>
-          </w:p>
-        </w:tc>
-        <w:tc>
-          <w:tcPr>
-            <w:tcW w:type="dxa" w:w="3456"/>
-            <w:shd w:val="clear" w:color="auto" w:fill="F8F9FA"/>
-            <w:tcBorders>
-              <w:top w:val="single" w:sz="4" w:color="E9ECEF"/>
-              <w:left w:val="single" w:sz="4" w:color="E9ECEF"/>
-              <w:bottom w:val="single" w:sz="4" w:color="E9ECEF"/>
-              <w:right w:val="single" w:sz="4" w:color="E9ECEF"/>
-            </w:tcBorders>
-          </w:tcPr>
-          <w:p>
-            <w:pPr>
-              <w:spacing w:before="40" w:after="40"/>
-            </w:pPr>
-            <w:r>
-              <w:rPr>
-                <w:rFonts w:ascii="Open Sans" w:hAnsi="Open Sans"/>
-                <w:b w:val="0"/>
-                <w:i w:val="0"/>
-                <w:color w:val="59595B"/>
-                <w:sz w:val="19"/>
-              </w:rPr>
-              <w:t>VSCodeSetup-x64-1.117.0.exe</w:t>
-            </w:r>
-          </w:p>
-        </w:tc>
-        <w:tc>
-          <w:tcPr>
-            <w:tcW w:type="dxa" w:w="1152"/>
-            <w:shd w:val="clear" w:color="auto" w:fill="F8F9FA"/>
-            <w:tcBorders>
-              <w:top w:val="single" w:sz="4" w:color="E9ECEF"/>
-              <w:left w:val="single" w:sz="4" w:color="E9ECEF"/>
-              <w:bottom w:val="single" w:sz="4" w:color="E9ECEF"/>
-              <w:right w:val="single" w:sz="4" w:color="E9ECEF"/>
-            </w:tcBorders>
-          </w:tcPr>
-          <w:p>
-            <w:pPr>
-              <w:spacing w:before="40" w:after="40"/>
-            </w:pPr>
-            <w:r>
-              <w:rPr>
-                <w:rFonts w:ascii="Open Sans" w:hAnsi="Open Sans"/>
-                <w:b w:val="0"/>
-                <w:i w:val="0"/>
-                <w:color w:val="59595B"/>
-                <w:sz w:val="19"/>
-              </w:rPr>
-              <w:t>Important</w:t>
-            </w:r>
-          </w:p>
-        </w:tc>
-        <w:tc>
-          <w:tcPr>
-            <w:tcW w:type="dxa" w:w="864"/>
-            <w:shd w:val="clear" w:color="auto" w:fill="F8F9FA"/>
-            <w:tcBorders>
-              <w:top w:val="single" w:sz="4" w:color="E9ECEF"/>
-              <w:left w:val="single" w:sz="4" w:color="E9ECEF"/>
-              <w:bottom w:val="single" w:sz="4" w:color="E9ECEF"/>
-              <w:right w:val="single" w:sz="4" w:color="E9ECEF"/>
-            </w:tcBorders>
-          </w:tcPr>
-          <w:p>
-            <w:pPr>
-              <w:spacing w:before="40" w:after="40"/>
-            </w:pPr>
-            <w:r>
-              <w:rPr>
-                <w:rFonts w:ascii="Open Sans" w:hAnsi="Open Sans"/>
-                <w:b w:val="0"/>
-                <w:i w:val="0"/>
-                <w:color w:val="59595B"/>
-                <w:sz w:val="19"/>
-              </w:rPr>
-              <w:t>8</w:t>
-            </w:r>
-          </w:p>
-        </w:tc>
-        <w:tc>
-          <w:tcPr>
-            <w:tcW w:type="dxa" w:w="1872"/>
-            <w:shd w:val="clear" w:color="auto" w:fill="F8F9FA"/>
-            <w:tcBorders>
-              <w:top w:val="single" w:sz="4" w:color="E9ECEF"/>
-              <w:left w:val="single" w:sz="4" w:color="E9ECEF"/>
-              <w:bottom w:val="single" w:sz="4" w:color="E9ECEF"/>
-              <w:right w:val="single" w:sz="4" w:color="E9ECEF"/>
-            </w:tcBorders>
-          </w:tcPr>
-          <w:p>
-            <w:pPr>
-              <w:spacing w:before="40" w:after="40"/>
-            </w:pPr>
-            <w:r>
-              <w:rPr>
-                <w:rFonts w:ascii="Open Sans" w:hAnsi="Open Sans"/>
-                <w:b w:val="0"/>
-                <w:i w:val="0"/>
-                <w:color w:val="59595B"/>
-                <w:sz w:val="19"/>
-              </w:rPr>
-              <w:t>2026-04-26 04:08 UTC</w:t>
-            </w:r>
-          </w:p>
-        </w:tc>
-      </w:tr>
-      <w:tr>
-        <w:tc>
-          <w:tcPr>
-            <w:tcW w:type="dxa" w:w="2016"/>
-            <w:tcBorders>
-              <w:top w:val="single" w:sz="4" w:color="E9ECEF"/>
-              <w:left w:val="single" w:sz="4" w:color="E9ECEF"/>
-              <w:bottom w:val="single" w:sz="4" w:color="E9ECEF"/>
-              <w:right w:val="single" w:sz="4" w:color="E9ECEF"/>
-            </w:tcBorders>
-          </w:tcPr>
-          <w:p>
-            <w:pPr>
-              <w:spacing w:before="40" w:after="40"/>
-            </w:pPr>
-            <w:r>
-              <w:rPr>
-                <w:rFonts w:ascii="Open Sans" w:hAnsi="Open Sans"/>
-                <w:b w:val="0"/>
-                <w:i w:val="0"/>
-                <w:color w:val="59595B"/>
-                <w:sz w:val="19"/>
-              </w:rPr>
-              <w:t>TE-DC-SFOSBKP</w:t>
-            </w:r>
-          </w:p>
-        </w:tc>
-        <w:tc>
-          <w:tcPr>
-            <w:tcW w:type="dxa" w:w="3456"/>
-            <w:tcBorders>
-              <w:top w:val="single" w:sz="4" w:color="E9ECEF"/>
-              <w:left w:val="single" w:sz="4" w:color="E9ECEF"/>
-              <w:bottom w:val="single" w:sz="4" w:color="E9ECEF"/>
-              <w:right w:val="single" w:sz="4" w:color="E9ECEF"/>
-            </w:tcBorders>
-          </w:tcPr>
-          <w:p>
-            <w:pPr>
-              <w:spacing w:before="40" w:after="40"/>
-            </w:pPr>
-            <w:r>
-              <w:rPr>
-                <w:rFonts w:ascii="Open Sans" w:hAnsi="Open Sans"/>
-                <w:b w:val="0"/>
-                <w:i w:val="0"/>
-                <w:color w:val="59595B"/>
-                <w:sz w:val="19"/>
-              </w:rPr>
-              <w:t>FileZilla_Server_1.12.5_win64-setup.exe</w:t>
-            </w:r>
-          </w:p>
-        </w:tc>
-        <w:tc>
-          <w:tcPr>
-            <w:tcW w:type="dxa" w:w="1152"/>
-            <w:tcBorders>
-              <w:top w:val="single" w:sz="4" w:color="E9ECEF"/>
-              <w:left w:val="single" w:sz="4" w:color="E9ECEF"/>
-              <w:bottom w:val="single" w:sz="4" w:color="E9ECEF"/>
-              <w:right w:val="single" w:sz="4" w:color="E9ECEF"/>
-            </w:tcBorders>
-          </w:tcPr>
-          <w:p>
-            <w:pPr>
-              <w:spacing w:before="40" w:after="40"/>
-            </w:pPr>
-            <w:r>
-              <w:rPr>
-                <w:rFonts w:ascii="Open Sans" w:hAnsi="Open Sans"/>
-                <w:b w:val="0"/>
-                <w:i w:val="0"/>
-                <w:color w:val="59595B"/>
-                <w:sz w:val="19"/>
-              </w:rPr>
-              <w:t>Important</w:t>
-            </w:r>
-          </w:p>
-        </w:tc>
-        <w:tc>
-          <w:tcPr>
-            <w:tcW w:type="dxa" w:w="864"/>
-            <w:tcBorders>
-              <w:top w:val="single" w:sz="4" w:color="E9ECEF"/>
-              <w:left w:val="single" w:sz="4" w:color="E9ECEF"/>
-              <w:bottom w:val="single" w:sz="4" w:color="E9ECEF"/>
-              <w:right w:val="single" w:sz="4" w:color="E9ECEF"/>
-            </w:tcBorders>
-          </w:tcPr>
-          <w:p>
-            <w:pPr>
-              <w:spacing w:before="40" w:after="40"/>
-            </w:pPr>
-            <w:r>
-              <w:rPr>
-                <w:rFonts w:ascii="Open Sans" w:hAnsi="Open Sans"/>
-                <w:b w:val="0"/>
-                <w:i w:val="0"/>
-                <w:color w:val="59595B"/>
-                <w:sz w:val="19"/>
-              </w:rPr>
-              <w:t>8</w:t>
-            </w:r>
-          </w:p>
-        </w:tc>
-        <w:tc>
-          <w:tcPr>
-            <w:tcW w:type="dxa" w:w="1872"/>
-            <w:tcBorders>
-              <w:top w:val="single" w:sz="4" w:color="E9ECEF"/>
-              <w:left w:val="single" w:sz="4" w:color="E9ECEF"/>
-              <w:bottom w:val="single" w:sz="4" w:color="E9ECEF"/>
-              <w:right w:val="single" w:sz="4" w:color="E9ECEF"/>
-            </w:tcBorders>
-          </w:tcPr>
-          <w:p>
-            <w:pPr>
-              <w:spacing w:before="40" w:after="40"/>
-            </w:pPr>
-            <w:r>
-              <w:rPr>
-                <w:rFonts w:ascii="Open Sans" w:hAnsi="Open Sans"/>
-                <w:b w:val="0"/>
-                <w:i w:val="0"/>
-                <w:color w:val="59595B"/>
-                <w:sz w:val="19"/>
-              </w:rPr>
-              <w:t>2026-04-26 04:08 UTC</w:t>
-            </w:r>
-          </w:p>
-        </w:tc>
-      </w:tr>
-      <w:tr>
-        <w:tc>
-          <w:tcPr>
-            <w:tcW w:type="dxa" w:w="2016"/>
-            <w:shd w:val="clear" w:color="auto" w:fill="F8F9FA"/>
-            <w:tcBorders>
-              <w:top w:val="single" w:sz="4" w:color="E9ECEF"/>
-              <w:left w:val="single" w:sz="4" w:color="E9ECEF"/>
-              <w:bottom w:val="single" w:sz="4" w:color="E9ECEF"/>
-              <w:right w:val="single" w:sz="4" w:color="E9ECEF"/>
-            </w:tcBorders>
-          </w:tcPr>
-          <w:p>
-            <w:pPr>
-              <w:spacing w:before="40" w:after="40"/>
-            </w:pPr>
-            <w:r>
-              <w:rPr>
-                <w:rFonts w:ascii="Open Sans" w:hAnsi="Open Sans"/>
-                <w:b w:val="0"/>
-                <w:i w:val="0"/>
-                <w:color w:val="59595B"/>
-                <w:sz w:val="19"/>
-              </w:rPr>
-              <w:t>TE-DC-MD-FC-01</w:t>
-            </w:r>
-          </w:p>
-        </w:tc>
-        <w:tc>
-          <w:tcPr>
-            <w:tcW w:type="dxa" w:w="3456"/>
-            <w:shd w:val="clear" w:color="auto" w:fill="F8F9FA"/>
-            <w:tcBorders>
-              <w:top w:val="single" w:sz="4" w:color="E9ECEF"/>
-              <w:left w:val="single" w:sz="4" w:color="E9ECEF"/>
-              <w:bottom w:val="single" w:sz="4" w:color="E9ECEF"/>
-              <w:right w:val="single" w:sz="4" w:color="E9ECEF"/>
-            </w:tcBorders>
-          </w:tcPr>
-          <w:p>
-            <w:pPr>
-              <w:spacing w:before="40" w:after="40"/>
-            </w:pPr>
-            <w:r>
-              <w:rPr>
-                <w:rFonts w:ascii="Open Sans" w:hAnsi="Open Sans"/>
-                <w:b w:val="0"/>
-                <w:i w:val="0"/>
-                <w:color w:val="59595B"/>
-                <w:sz w:val="19"/>
-              </w:rPr>
-              <w:t>VMware-tools-12.5.4-24964629-x64.exe</w:t>
-            </w:r>
-          </w:p>
-        </w:tc>
-        <w:tc>
-          <w:tcPr>
-            <w:tcW w:type="dxa" w:w="1152"/>
-            <w:shd w:val="clear" w:color="auto" w:fill="F8F9FA"/>
-            <w:tcBorders>
-              <w:top w:val="single" w:sz="4" w:color="E9ECEF"/>
-              <w:left w:val="single" w:sz="4" w:color="E9ECEF"/>
-              <w:bottom w:val="single" w:sz="4" w:color="E9ECEF"/>
-              <w:right w:val="single" w:sz="4" w:color="E9ECEF"/>
-            </w:tcBorders>
-          </w:tcPr>
-          <w:p>
-            <w:pPr>
-              <w:spacing w:before="40" w:after="40"/>
-            </w:pPr>
-            <w:r>
-              <w:rPr>
-                <w:rFonts w:ascii="Open Sans" w:hAnsi="Open Sans"/>
-                <w:b w:val="0"/>
-                <w:i w:val="0"/>
-                <w:color w:val="59595B"/>
-                <w:sz w:val="19"/>
-              </w:rPr>
-              <w:t>Important</w:t>
-            </w:r>
-          </w:p>
-        </w:tc>
-        <w:tc>
-          <w:tcPr>
-            <w:tcW w:type="dxa" w:w="864"/>
-            <w:shd w:val="clear" w:color="auto" w:fill="F8F9FA"/>
-            <w:tcBorders>
-              <w:top w:val="single" w:sz="4" w:color="E9ECEF"/>
-              <w:left w:val="single" w:sz="4" w:color="E9ECEF"/>
-              <w:bottom w:val="single" w:sz="4" w:color="E9ECEF"/>
-              <w:right w:val="single" w:sz="4" w:color="E9ECEF"/>
-            </w:tcBorders>
-          </w:tcPr>
-          <w:p>
-            <w:pPr>
-              <w:spacing w:before="40" w:after="40"/>
-            </w:pPr>
-            <w:r>
-              <w:rPr>
-                <w:rFonts w:ascii="Open Sans" w:hAnsi="Open Sans"/>
-                <w:b w:val="0"/>
-                <w:i w:val="0"/>
-                <w:color w:val="59595B"/>
-                <w:sz w:val="19"/>
-              </w:rPr>
-              <w:t>8</w:t>
-            </w:r>
-          </w:p>
-        </w:tc>
-        <w:tc>
-          <w:tcPr>
-            <w:tcW w:type="dxa" w:w="1872"/>
-            <w:shd w:val="clear" w:color="auto" w:fill="F8F9FA"/>
-            <w:tcBorders>
-              <w:top w:val="single" w:sz="4" w:color="E9ECEF"/>
-              <w:left w:val="single" w:sz="4" w:color="E9ECEF"/>
-              <w:bottom w:val="single" w:sz="4" w:color="E9ECEF"/>
-              <w:right w:val="single" w:sz="4" w:color="E9ECEF"/>
-            </w:tcBorders>
-          </w:tcPr>
-          <w:p>
-            <w:pPr>
-              <w:spacing w:before="40" w:after="40"/>
-            </w:pPr>
-            <w:r>
-              <w:rPr>
-                <w:rFonts w:ascii="Open Sans" w:hAnsi="Open Sans"/>
-                <w:b w:val="0"/>
-                <w:i w:val="0"/>
-                <w:color w:val="59595B"/>
-                <w:sz w:val="19"/>
-              </w:rPr>
-              <w:t>2026-04-26 04:04 UTC</w:t>
-            </w:r>
-          </w:p>
-        </w:tc>
-      </w:tr>
-      <w:tr>
-        <w:tc>
-          <w:tcPr>
-            <w:tcW w:type="dxa" w:w="2016"/>
-            <w:tcBorders>
-              <w:top w:val="single" w:sz="4" w:color="E9ECEF"/>
-              <w:left w:val="single" w:sz="4" w:color="E9ECEF"/>
-              <w:bottom w:val="single" w:sz="4" w:color="E9ECEF"/>
-              <w:right w:val="single" w:sz="4" w:color="E9ECEF"/>
-            </w:tcBorders>
-          </w:tcPr>
-          <w:p>
-            <w:pPr>
-              <w:spacing w:before="40" w:after="40"/>
-            </w:pPr>
-            <w:r>
-              <w:rPr>
-                <w:rFonts w:ascii="Open Sans" w:hAnsi="Open Sans"/>
-                <w:b w:val="0"/>
-                <w:i w:val="0"/>
-                <w:color w:val="59595B"/>
-                <w:sz w:val="19"/>
-              </w:rPr>
-              <w:t>TE-DC-VDITEC-03</w:t>
-            </w:r>
-          </w:p>
-        </w:tc>
-        <w:tc>
-          <w:tcPr>
-            <w:tcW w:type="dxa" w:w="3456"/>
-            <w:tcBorders>
-              <w:top w:val="single" w:sz="4" w:color="E9ECEF"/>
-              <w:left w:val="single" w:sz="4" w:color="E9ECEF"/>
-              <w:bottom w:val="single" w:sz="4" w:color="E9ECEF"/>
-              <w:right w:val="single" w:sz="4" w:color="E9ECEF"/>
-            </w:tcBorders>
-          </w:tcPr>
-          <w:p>
-            <w:pPr>
-              <w:spacing w:before="40" w:after="40"/>
-            </w:pPr>
-            <w:r>
-              <w:rPr>
-                <w:rFonts w:ascii="Open Sans" w:hAnsi="Open Sans"/>
-                <w:b w:val="0"/>
-                <w:i w:val="0"/>
-                <w:color w:val="59595B"/>
-                <w:sz w:val="19"/>
-              </w:rPr>
-              <w:t>VMware-tools-12.5.4-24964629-x64.exe</w:t>
-            </w:r>
-          </w:p>
-        </w:tc>
-        <w:tc>
-          <w:tcPr>
-            <w:tcW w:type="dxa" w:w="1152"/>
-            <w:tcBorders>
-              <w:top w:val="single" w:sz="4" w:color="E9ECEF"/>
-              <w:left w:val="single" w:sz="4" w:color="E9ECEF"/>
-              <w:bottom w:val="single" w:sz="4" w:color="E9ECEF"/>
-              <w:right w:val="single" w:sz="4" w:color="E9ECEF"/>
-            </w:tcBorders>
-          </w:tcPr>
-          <w:p>
-            <w:pPr>
-              <w:spacing w:before="40" w:after="40"/>
-            </w:pPr>
-            <w:r>
-              <w:rPr>
-                <w:rFonts w:ascii="Open Sans" w:hAnsi="Open Sans"/>
-                <w:b w:val="0"/>
-                <w:i w:val="0"/>
-                <w:color w:val="59595B"/>
-                <w:sz w:val="19"/>
-              </w:rPr>
-              <w:t>Important</w:t>
-            </w:r>
-          </w:p>
-        </w:tc>
-        <w:tc>
-          <w:tcPr>
-            <w:tcW w:type="dxa" w:w="864"/>
-            <w:tcBorders>
-              <w:top w:val="single" w:sz="4" w:color="E9ECEF"/>
-              <w:left w:val="single" w:sz="4" w:color="E9ECEF"/>
-              <w:bottom w:val="single" w:sz="4" w:color="E9ECEF"/>
-              <w:right w:val="single" w:sz="4" w:color="E9ECEF"/>
-            </w:tcBorders>
-          </w:tcPr>
-          <w:p>
-            <w:pPr>
-              <w:spacing w:before="40" w:after="40"/>
-            </w:pPr>
-            <w:r>
-              <w:rPr>
-                <w:rFonts w:ascii="Open Sans" w:hAnsi="Open Sans"/>
-                <w:b w:val="0"/>
-                <w:i w:val="0"/>
-                <w:color w:val="59595B"/>
-                <w:sz w:val="19"/>
-              </w:rPr>
-              <w:t>8</w:t>
-            </w:r>
-          </w:p>
-        </w:tc>
-        <w:tc>
-          <w:tcPr>
-            <w:tcW w:type="dxa" w:w="1872"/>
-            <w:tcBorders>
-              <w:top w:val="single" w:sz="4" w:color="E9ECEF"/>
-              <w:left w:val="single" w:sz="4" w:color="E9ECEF"/>
-              <w:bottom w:val="single" w:sz="4" w:color="E9ECEF"/>
-              <w:right w:val="single" w:sz="4" w:color="E9ECEF"/>
-            </w:tcBorders>
-          </w:tcPr>
-          <w:p>
-            <w:pPr>
-              <w:spacing w:before="40" w:after="40"/>
-            </w:pPr>
-            <w:r>
-              <w:rPr>
-                <w:rFonts w:ascii="Open Sans" w:hAnsi="Open Sans"/>
-                <w:b w:val="0"/>
-                <w:i w:val="0"/>
-                <w:color w:val="59595B"/>
-                <w:sz w:val="19"/>
-              </w:rPr>
-              <w:t>2026-04-26 04:01 UTC</w:t>
-            </w:r>
-          </w:p>
-        </w:tc>
-      </w:tr>
-      <w:tr>
-        <w:tc>
-          <w:tcPr>
-            <w:tcW w:type="dxa" w:w="2016"/>
-            <w:shd w:val="clear" w:color="auto" w:fill="F8F9FA"/>
-            <w:tcBorders>
-              <w:top w:val="single" w:sz="4" w:color="E9ECEF"/>
-              <w:left w:val="single" w:sz="4" w:color="E9ECEF"/>
-              <w:bottom w:val="single" w:sz="4" w:color="E9ECEF"/>
-              <w:right w:val="single" w:sz="4" w:color="E9ECEF"/>
-            </w:tcBorders>
-          </w:tcPr>
-          <w:p>
-            <w:pPr>
-              <w:spacing w:before="40" w:after="40"/>
-            </w:pPr>
-            <w:r>
-              <w:rPr>
-                <w:rFonts w:ascii="Open Sans" w:hAnsi="Open Sans"/>
-                <w:b w:val="0"/>
-                <w:i w:val="0"/>
-                <w:color w:val="59595B"/>
-                <w:sz w:val="19"/>
-              </w:rPr>
-              <w:t>TE-DC-BKP-VSPC-01</w:t>
-            </w:r>
-          </w:p>
-        </w:tc>
-        <w:tc>
-          <w:tcPr>
-            <w:tcW w:type="dxa" w:w="3456"/>
-            <w:shd w:val="clear" w:color="auto" w:fill="F8F9FA"/>
-            <w:tcBorders>
-              <w:top w:val="single" w:sz="4" w:color="E9ECEF"/>
-              <w:left w:val="single" w:sz="4" w:color="E9ECEF"/>
-              <w:bottom w:val="single" w:sz="4" w:color="E9ECEF"/>
-              <w:right w:val="single" w:sz="4" w:color="E9ECEF"/>
-            </w:tcBorders>
-          </w:tcPr>
-          <w:p>
-            <w:pPr>
-              <w:spacing w:before="40" w:after="40"/>
-            </w:pPr>
-            <w:r>
-              <w:rPr>
-                <w:rFonts w:ascii="Open Sans" w:hAnsi="Open Sans"/>
-                <w:b w:val="0"/>
-                <w:i w:val="0"/>
-                <w:color w:val="59595B"/>
-                <w:sz w:val="19"/>
-              </w:rPr>
-              <w:t>windows10.0-kb5091575-x64-2022.msu</w:t>
-            </w:r>
-          </w:p>
-        </w:tc>
-        <w:tc>
-          <w:tcPr>
-            <w:tcW w:type="dxa" w:w="1152"/>
-            <w:shd w:val="clear" w:color="auto" w:fill="F8F9FA"/>
-            <w:tcBorders>
-              <w:top w:val="single" w:sz="4" w:color="E9ECEF"/>
-              <w:left w:val="single" w:sz="4" w:color="E9ECEF"/>
-              <w:bottom w:val="single" w:sz="4" w:color="E9ECEF"/>
-              <w:right w:val="single" w:sz="4" w:color="E9ECEF"/>
-            </w:tcBorders>
-          </w:tcPr>
-          <w:p>
-            <w:pPr>
-              <w:spacing w:before="40" w:after="40"/>
-            </w:pPr>
-            <w:r>
-              <w:rPr>
-                <w:rFonts w:ascii="Open Sans" w:hAnsi="Open Sans"/>
-                <w:b w:val="0"/>
-                <w:i w:val="0"/>
-                <w:color w:val="59595B"/>
-                <w:sz w:val="19"/>
-              </w:rPr>
-              <w:t>Unspecified</w:t>
-            </w:r>
-          </w:p>
-        </w:tc>
-        <w:tc>
-          <w:tcPr>
-            <w:tcW w:type="dxa" w:w="864"/>
-            <w:shd w:val="clear" w:color="auto" w:fill="F8F9FA"/>
-            <w:tcBorders>
-              <w:top w:val="single" w:sz="4" w:color="E9ECEF"/>
-              <w:left w:val="single" w:sz="4" w:color="E9ECEF"/>
-              <w:bottom w:val="single" w:sz="4" w:color="E9ECEF"/>
-              <w:right w:val="single" w:sz="4" w:color="E9ECEF"/>
-            </w:tcBorders>
-          </w:tcPr>
-          <w:p>
-            <w:pPr>
-              <w:spacing w:before="40" w:after="40"/>
-            </w:pPr>
-            <w:r>
-              <w:rPr>
-                <w:rFonts w:ascii="Open Sans" w:hAnsi="Open Sans"/>
-                <w:b w:val="0"/>
-                <w:i w:val="0"/>
-                <w:color w:val="59595B"/>
-                <w:sz w:val="19"/>
-              </w:rPr>
-              <w:t>342</w:t>
-            </w:r>
-          </w:p>
-        </w:tc>
-        <w:tc>
-          <w:tcPr>
-            <w:tcW w:type="dxa" w:w="1872"/>
-            <w:shd w:val="clear" w:color="auto" w:fill="F8F9FA"/>
-            <w:tcBorders>
-              <w:top w:val="single" w:sz="4" w:color="E9ECEF"/>
-              <w:left w:val="single" w:sz="4" w:color="E9ECEF"/>
-              <w:bottom w:val="single" w:sz="4" w:color="E9ECEF"/>
-              <w:right w:val="single" w:sz="4" w:color="E9ECEF"/>
-            </w:tcBorders>
-          </w:tcPr>
-          <w:p>
-            <w:pPr>
-              <w:spacing w:before="40" w:after="40"/>
-            </w:pPr>
-            <w:r>
-              <w:rPr>
-                <w:rFonts w:ascii="Open Sans" w:hAnsi="Open Sans"/>
-                <w:b w:val="0"/>
-                <w:i w:val="0"/>
-                <w:color w:val="59595B"/>
-                <w:sz w:val="19"/>
-              </w:rPr>
-              <w:t>2026-04-25 04:41 UTC</w:t>
-            </w:r>
-          </w:p>
-        </w:tc>
-      </w:tr>
-      <w:tr>
-        <w:tc>
-          <w:tcPr>
-            <w:tcW w:type="dxa" w:w="2016"/>
-            <w:tcBorders>
-              <w:top w:val="single" w:sz="4" w:color="E9ECEF"/>
-              <w:left w:val="single" w:sz="4" w:color="E9ECEF"/>
-              <w:bottom w:val="single" w:sz="4" w:color="E9ECEF"/>
-              <w:right w:val="single" w:sz="4" w:color="E9ECEF"/>
-            </w:tcBorders>
-          </w:tcPr>
-          <w:p>
-            <w:pPr>
-              <w:spacing w:before="40" w:after="40"/>
-            </w:pPr>
-            <w:r>
-              <w:rPr>
-                <w:rFonts w:ascii="Open Sans" w:hAnsi="Open Sans"/>
-                <w:b w:val="0"/>
-                <w:i w:val="0"/>
-                <w:color w:val="59595B"/>
-                <w:sz w:val="19"/>
-              </w:rPr>
-              <w:t>VMTESTRDP3</w:t>
-            </w:r>
-          </w:p>
-        </w:tc>
-        <w:tc>
-          <w:tcPr>
-            <w:tcW w:type="dxa" w:w="3456"/>
-            <w:tcBorders>
-              <w:top w:val="single" w:sz="4" w:color="E9ECEF"/>
-              <w:left w:val="single" w:sz="4" w:color="E9ECEF"/>
-              <w:bottom w:val="single" w:sz="4" w:color="E9ECEF"/>
-              <w:right w:val="single" w:sz="4" w:color="E9ECEF"/>
-            </w:tcBorders>
-          </w:tcPr>
-          <w:p>
-            <w:pPr>
-              <w:spacing w:before="40" w:after="40"/>
-            </w:pPr>
-            <w:r>
-              <w:rPr>
-                <w:rFonts w:ascii="Open Sans" w:hAnsi="Open Sans"/>
-                <w:b w:val="0"/>
-                <w:i w:val="0"/>
-                <w:color w:val="59595B"/>
-                <w:sz w:val="19"/>
-              </w:rPr>
-              <w:t>windows10.0-kb5091573-x64-2019.msu</w:t>
-            </w:r>
-          </w:p>
-        </w:tc>
-        <w:tc>
-          <w:tcPr>
-            <w:tcW w:type="dxa" w:w="1152"/>
-            <w:tcBorders>
-              <w:top w:val="single" w:sz="4" w:color="E9ECEF"/>
-              <w:left w:val="single" w:sz="4" w:color="E9ECEF"/>
-              <w:bottom w:val="single" w:sz="4" w:color="E9ECEF"/>
-              <w:right w:val="single" w:sz="4" w:color="E9ECEF"/>
-            </w:tcBorders>
-          </w:tcPr>
-          <w:p>
-            <w:pPr>
-              <w:spacing w:before="40" w:after="40"/>
-            </w:pPr>
-            <w:r>
-              <w:rPr>
-                <w:rFonts w:ascii="Open Sans" w:hAnsi="Open Sans"/>
-                <w:b w:val="0"/>
-                <w:i w:val="0"/>
-                <w:color w:val="59595B"/>
-                <w:sz w:val="19"/>
-              </w:rPr>
-              <w:t>Unspecified</w:t>
-            </w:r>
-          </w:p>
-        </w:tc>
-        <w:tc>
-          <w:tcPr>
-            <w:tcW w:type="dxa" w:w="864"/>
-            <w:tcBorders>
-              <w:top w:val="single" w:sz="4" w:color="E9ECEF"/>
-              <w:left w:val="single" w:sz="4" w:color="E9ECEF"/>
-              <w:bottom w:val="single" w:sz="4" w:color="E9ECEF"/>
-              <w:right w:val="single" w:sz="4" w:color="E9ECEF"/>
-            </w:tcBorders>
-          </w:tcPr>
-          <w:p>
-            <w:pPr>
-              <w:spacing w:before="40" w:after="40"/>
-            </w:pPr>
-            <w:r>
-              <w:rPr>
-                <w:rFonts w:ascii="Open Sans" w:hAnsi="Open Sans"/>
-                <w:b w:val="0"/>
-                <w:i w:val="0"/>
-                <w:color w:val="59595B"/>
-                <w:sz w:val="19"/>
-              </w:rPr>
-              <w:t>328</w:t>
-            </w:r>
-          </w:p>
-        </w:tc>
-        <w:tc>
-          <w:tcPr>
-            <w:tcW w:type="dxa" w:w="1872"/>
-            <w:tcBorders>
-              <w:top w:val="single" w:sz="4" w:color="E9ECEF"/>
-              <w:left w:val="single" w:sz="4" w:color="E9ECEF"/>
-              <w:bottom w:val="single" w:sz="4" w:color="E9ECEF"/>
-              <w:right w:val="single" w:sz="4" w:color="E9ECEF"/>
-            </w:tcBorders>
-          </w:tcPr>
-          <w:p>
-            <w:pPr>
-              <w:spacing w:before="40" w:after="40"/>
-            </w:pPr>
-            <w:r>
-              <w:rPr>
-                <w:rFonts w:ascii="Open Sans" w:hAnsi="Open Sans"/>
-                <w:b w:val="0"/>
-                <w:i w:val="0"/>
-                <w:color w:val="59595B"/>
-                <w:sz w:val="19"/>
-              </w:rPr>
-              <w:t>2026-04-25 04:21 UTC</w:t>
-            </w:r>
-          </w:p>
-        </w:tc>
-      </w:tr>
-      <w:tr>
-        <w:tc>
-          <w:tcPr>
-            <w:tcW w:type="dxa" w:w="2016"/>
-            <w:shd w:val="clear" w:color="auto" w:fill="F8F9FA"/>
-            <w:tcBorders>
-              <w:top w:val="single" w:sz="4" w:color="E9ECEF"/>
-              <w:left w:val="single" w:sz="4" w:color="E9ECEF"/>
-              <w:bottom w:val="single" w:sz="4" w:color="E9ECEF"/>
-              <w:right w:val="single" w:sz="4" w:color="E9ECEF"/>
-            </w:tcBorders>
-          </w:tcPr>
-          <w:p>
-            <w:pPr>
-              <w:spacing w:before="40" w:after="40"/>
-            </w:pPr>
-            <w:r>
-              <w:rPr>
-                <w:rFonts w:ascii="Open Sans" w:hAnsi="Open Sans"/>
-                <w:b w:val="0"/>
-                <w:i w:val="0"/>
-                <w:color w:val="59595B"/>
-                <w:sz w:val="19"/>
-              </w:rPr>
-              <w:t>TE-DC-TL-IIS-01</w:t>
-            </w:r>
-          </w:p>
-        </w:tc>
-        <w:tc>
-          <w:tcPr>
-            <w:tcW w:type="dxa" w:w="3456"/>
-            <w:shd w:val="clear" w:color="auto" w:fill="F8F9FA"/>
-            <w:tcBorders>
-              <w:top w:val="single" w:sz="4" w:color="E9ECEF"/>
-              <w:left w:val="single" w:sz="4" w:color="E9ECEF"/>
-              <w:bottom w:val="single" w:sz="4" w:color="E9ECEF"/>
-              <w:right w:val="single" w:sz="4" w:color="E9ECEF"/>
-            </w:tcBorders>
-          </w:tcPr>
-          <w:p>
-            <w:pPr>
-              <w:spacing w:before="40" w:after="40"/>
-            </w:pPr>
-            <w:r>
-              <w:rPr>
-                <w:rFonts w:ascii="Open Sans" w:hAnsi="Open Sans"/>
-                <w:b w:val="0"/>
-                <w:i w:val="0"/>
-                <w:color w:val="59595B"/>
-                <w:sz w:val="19"/>
-              </w:rPr>
-              <w:t>windows10.0-kb5091575-x64-2022.msu</w:t>
-            </w:r>
-          </w:p>
-        </w:tc>
-        <w:tc>
-          <w:tcPr>
-            <w:tcW w:type="dxa" w:w="1152"/>
-            <w:shd w:val="clear" w:color="auto" w:fill="F8F9FA"/>
-            <w:tcBorders>
-              <w:top w:val="single" w:sz="4" w:color="E9ECEF"/>
-              <w:left w:val="single" w:sz="4" w:color="E9ECEF"/>
-              <w:bottom w:val="single" w:sz="4" w:color="E9ECEF"/>
-              <w:right w:val="single" w:sz="4" w:color="E9ECEF"/>
-            </w:tcBorders>
-          </w:tcPr>
-          <w:p>
-            <w:pPr>
-              <w:spacing w:before="40" w:after="40"/>
-            </w:pPr>
-            <w:r>
-              <w:rPr>
-                <w:rFonts w:ascii="Open Sans" w:hAnsi="Open Sans"/>
-                <w:b w:val="0"/>
-                <w:i w:val="0"/>
-                <w:color w:val="59595B"/>
-                <w:sz w:val="19"/>
-              </w:rPr>
-              <w:t>Unspecified</w:t>
-            </w:r>
-          </w:p>
-        </w:tc>
-        <w:tc>
-          <w:tcPr>
-            <w:tcW w:type="dxa" w:w="864"/>
-            <w:shd w:val="clear" w:color="auto" w:fill="F8F9FA"/>
-            <w:tcBorders>
-              <w:top w:val="single" w:sz="4" w:color="E9ECEF"/>
-              <w:left w:val="single" w:sz="4" w:color="E9ECEF"/>
-              <w:bottom w:val="single" w:sz="4" w:color="E9ECEF"/>
-              <w:right w:val="single" w:sz="4" w:color="E9ECEF"/>
-            </w:tcBorders>
-          </w:tcPr>
-          <w:p>
-            <w:pPr>
-              <w:spacing w:before="40" w:after="40"/>
-            </w:pPr>
-            <w:r>
-              <w:rPr>
-                <w:rFonts w:ascii="Open Sans" w:hAnsi="Open Sans"/>
-                <w:b w:val="0"/>
-                <w:i w:val="0"/>
-                <w:color w:val="59595B"/>
-                <w:sz w:val="19"/>
-              </w:rPr>
-              <w:t>328</w:t>
-            </w:r>
-          </w:p>
-        </w:tc>
-        <w:tc>
-          <w:tcPr>
-            <w:tcW w:type="dxa" w:w="1872"/>
-            <w:shd w:val="clear" w:color="auto" w:fill="F8F9FA"/>
-            <w:tcBorders>
-              <w:top w:val="single" w:sz="4" w:color="E9ECEF"/>
-              <w:left w:val="single" w:sz="4" w:color="E9ECEF"/>
-              <w:bottom w:val="single" w:sz="4" w:color="E9ECEF"/>
-              <w:right w:val="single" w:sz="4" w:color="E9ECEF"/>
-            </w:tcBorders>
-          </w:tcPr>
-          <w:p>
-            <w:pPr>
-              <w:spacing w:before="40" w:after="40"/>
-            </w:pPr>
-            <w:r>
-              <w:rPr>
-                <w:rFonts w:ascii="Open Sans" w:hAnsi="Open Sans"/>
-                <w:b w:val="0"/>
-                <w:i w:val="0"/>
-                <w:color w:val="59595B"/>
-                <w:sz w:val="19"/>
-              </w:rPr>
-              <w:t>2026-04-25 04:13 UTC</w:t>
-            </w:r>
-          </w:p>
-        </w:tc>
-      </w:tr>
-      <w:tr>
-        <w:tc>
-          <w:tcPr>
-            <w:tcW w:type="dxa" w:w="2016"/>
-            <w:tcBorders>
-              <w:top w:val="single" w:sz="4" w:color="E9ECEF"/>
-              <w:left w:val="single" w:sz="4" w:color="E9ECEF"/>
-              <w:bottom w:val="single" w:sz="4" w:color="E9ECEF"/>
-              <w:right w:val="single" w:sz="4" w:color="E9ECEF"/>
-            </w:tcBorders>
-          </w:tcPr>
-          <w:p>
-            <w:pPr>
-              <w:spacing w:before="40" w:after="40"/>
-            </w:pPr>
-            <w:r>
-              <w:rPr>
-                <w:rFonts w:ascii="Open Sans" w:hAnsi="Open Sans"/>
-                <w:b w:val="0"/>
-                <w:i w:val="0"/>
-                <w:color w:val="59595B"/>
-                <w:sz w:val="19"/>
-              </w:rPr>
-              <w:t>TE-CL-SQL-01</w:t>
-            </w:r>
-          </w:p>
-        </w:tc>
-        <w:tc>
-          <w:tcPr>
-            <w:tcW w:type="dxa" w:w="3456"/>
-            <w:tcBorders>
-              <w:top w:val="single" w:sz="4" w:color="E9ECEF"/>
-              <w:left w:val="single" w:sz="4" w:color="E9ECEF"/>
-              <w:bottom w:val="single" w:sz="4" w:color="E9ECEF"/>
-              <w:right w:val="single" w:sz="4" w:color="E9ECEF"/>
-            </w:tcBorders>
-          </w:tcPr>
-          <w:p>
-            <w:pPr>
-              <w:spacing w:before="40" w:after="40"/>
-            </w:pPr>
-            <w:r>
-              <w:rPr>
-                <w:rFonts w:ascii="Open Sans" w:hAnsi="Open Sans"/>
-                <w:b w:val="0"/>
-                <w:i w:val="0"/>
-                <w:color w:val="59595B"/>
-                <w:sz w:val="19"/>
-              </w:rPr>
-              <w:t>windows10.0-kb5091573-x64-2019.msu</w:t>
-            </w:r>
-          </w:p>
-        </w:tc>
-        <w:tc>
-          <w:tcPr>
-            <w:tcW w:type="dxa" w:w="1152"/>
-            <w:tcBorders>
-              <w:top w:val="single" w:sz="4" w:color="E9ECEF"/>
-              <w:left w:val="single" w:sz="4" w:color="E9ECEF"/>
-              <w:bottom w:val="single" w:sz="4" w:color="E9ECEF"/>
-              <w:right w:val="single" w:sz="4" w:color="E9ECEF"/>
-            </w:tcBorders>
-          </w:tcPr>
-          <w:p>
-            <w:pPr>
-              <w:spacing w:before="40" w:after="40"/>
-            </w:pPr>
-            <w:r>
-              <w:rPr>
-                <w:rFonts w:ascii="Open Sans" w:hAnsi="Open Sans"/>
-                <w:b w:val="0"/>
-                <w:i w:val="0"/>
-                <w:color w:val="59595B"/>
-                <w:sz w:val="19"/>
-              </w:rPr>
-              <w:t>Unspecified</w:t>
-            </w:r>
-          </w:p>
-        </w:tc>
-        <w:tc>
-          <w:tcPr>
-            <w:tcW w:type="dxa" w:w="864"/>
-            <w:tcBorders>
-              <w:top w:val="single" w:sz="4" w:color="E9ECEF"/>
-              <w:left w:val="single" w:sz="4" w:color="E9ECEF"/>
-              <w:bottom w:val="single" w:sz="4" w:color="E9ECEF"/>
-              <w:right w:val="single" w:sz="4" w:color="E9ECEF"/>
-            </w:tcBorders>
-          </w:tcPr>
-          <w:p>
-            <w:pPr>
-              <w:spacing w:before="40" w:after="40"/>
-            </w:pPr>
-            <w:r>
-              <w:rPr>
-                <w:rFonts w:ascii="Open Sans" w:hAnsi="Open Sans"/>
-                <w:b w:val="0"/>
-                <w:i w:val="0"/>
-                <w:color w:val="59595B"/>
-                <w:sz w:val="19"/>
-              </w:rPr>
-              <w:t>328</w:t>
-            </w:r>
-          </w:p>
-        </w:tc>
-        <w:tc>
-          <w:tcPr>
-            <w:tcW w:type="dxa" w:w="1872"/>
-            <w:tcBorders>
-              <w:top w:val="single" w:sz="4" w:color="E9ECEF"/>
-              <w:left w:val="single" w:sz="4" w:color="E9ECEF"/>
-              <w:bottom w:val="single" w:sz="4" w:color="E9ECEF"/>
-              <w:right w:val="single" w:sz="4" w:color="E9ECEF"/>
-            </w:tcBorders>
-          </w:tcPr>
-          <w:p>
-            <w:pPr>
-              <w:spacing w:before="40" w:after="40"/>
-            </w:pPr>
-            <w:r>
-              <w:rPr>
-                <w:rFonts w:ascii="Open Sans" w:hAnsi="Open Sans"/>
-                <w:b w:val="0"/>
-                <w:i w:val="0"/>
-                <w:color w:val="59595B"/>
-                <w:sz w:val="19"/>
-              </w:rPr>
-              <w:t>2026-04-25 04:09 UTC</w:t>
-            </w:r>
-          </w:p>
-        </w:tc>
-      </w:tr>
-      <w:tr>
-        <w:tc>
-          <w:tcPr>
-            <w:tcW w:type="dxa" w:w="2016"/>
-            <w:shd w:val="clear" w:color="auto" w:fill="F8F9FA"/>
-            <w:tcBorders>
-              <w:top w:val="single" w:sz="4" w:color="E9ECEF"/>
-              <w:left w:val="single" w:sz="4" w:color="E9ECEF"/>
-              <w:bottom w:val="single" w:sz="4" w:color="E9ECEF"/>
-              <w:right w:val="single" w:sz="4" w:color="E9ECEF"/>
-            </w:tcBorders>
-          </w:tcPr>
-          <w:p>
-            <w:pPr>
-              <w:spacing w:before="40" w:after="40"/>
-            </w:pPr>
-            <w:r>
-              <w:rPr>
-                <w:rFonts w:ascii="Open Sans" w:hAnsi="Open Sans"/>
-                <w:b w:val="0"/>
-                <w:i w:val="0"/>
-                <w:color w:val="59595B"/>
-                <w:sz w:val="19"/>
-              </w:rPr>
-              <w:t>TE-DC-TL-SQL-01</w:t>
-            </w:r>
-          </w:p>
-        </w:tc>
-        <w:tc>
-          <w:tcPr>
-            <w:tcW w:type="dxa" w:w="3456"/>
-            <w:shd w:val="clear" w:color="auto" w:fill="F8F9FA"/>
-            <w:tcBorders>
-              <w:top w:val="single" w:sz="4" w:color="E9ECEF"/>
-              <w:left w:val="single" w:sz="4" w:color="E9ECEF"/>
-              <w:bottom w:val="single" w:sz="4" w:color="E9ECEF"/>
-              <w:right w:val="single" w:sz="4" w:color="E9ECEF"/>
-            </w:tcBorders>
-          </w:tcPr>
-          <w:p>
-            <w:pPr>
-              <w:spacing w:before="40" w:after="40"/>
-            </w:pPr>
-            <w:r>
-              <w:rPr>
-                <w:rFonts w:ascii="Open Sans" w:hAnsi="Open Sans"/>
-                <w:b w:val="0"/>
-                <w:i w:val="0"/>
-                <w:color w:val="59595B"/>
-                <w:sz w:val="19"/>
-              </w:rPr>
-              <w:t>windows10.0-kb5091575-x64-2022.msu</w:t>
-            </w:r>
-          </w:p>
-        </w:tc>
-        <w:tc>
-          <w:tcPr>
-            <w:tcW w:type="dxa" w:w="1152"/>
-            <w:shd w:val="clear" w:color="auto" w:fill="F8F9FA"/>
-            <w:tcBorders>
-              <w:top w:val="single" w:sz="4" w:color="E9ECEF"/>
-              <w:left w:val="single" w:sz="4" w:color="E9ECEF"/>
-              <w:bottom w:val="single" w:sz="4" w:color="E9ECEF"/>
-              <w:right w:val="single" w:sz="4" w:color="E9ECEF"/>
-            </w:tcBorders>
-          </w:tcPr>
-          <w:p>
-            <w:pPr>
-              <w:spacing w:before="40" w:after="40"/>
-            </w:pPr>
-            <w:r>
-              <w:rPr>
-                <w:rFonts w:ascii="Open Sans" w:hAnsi="Open Sans"/>
-                <w:b w:val="0"/>
-                <w:i w:val="0"/>
-                <w:color w:val="59595B"/>
-                <w:sz w:val="19"/>
-              </w:rPr>
-              <w:t>Unspecified</w:t>
-            </w:r>
-          </w:p>
-        </w:tc>
-        <w:tc>
-          <w:tcPr>
-            <w:tcW w:type="dxa" w:w="864"/>
-            <w:shd w:val="clear" w:color="auto" w:fill="F8F9FA"/>
-            <w:tcBorders>
-              <w:top w:val="single" w:sz="4" w:color="E9ECEF"/>
-              <w:left w:val="single" w:sz="4" w:color="E9ECEF"/>
-              <w:bottom w:val="single" w:sz="4" w:color="E9ECEF"/>
-              <w:right w:val="single" w:sz="4" w:color="E9ECEF"/>
-            </w:tcBorders>
-          </w:tcPr>
-          <w:p>
-            <w:pPr>
-              <w:spacing w:before="40" w:after="40"/>
-            </w:pPr>
-            <w:r>
-              <w:rPr>
-                <w:rFonts w:ascii="Open Sans" w:hAnsi="Open Sans"/>
-                <w:b w:val="0"/>
-                <w:i w:val="0"/>
-                <w:color w:val="59595B"/>
-                <w:sz w:val="19"/>
-              </w:rPr>
-              <w:t>328</w:t>
-            </w:r>
-          </w:p>
-        </w:tc>
-        <w:tc>
-          <w:tcPr>
-            <w:tcW w:type="dxa" w:w="1872"/>
-            <w:shd w:val="clear" w:color="auto" w:fill="F8F9FA"/>
-            <w:tcBorders>
-              <w:top w:val="single" w:sz="4" w:color="E9ECEF"/>
-              <w:left w:val="single" w:sz="4" w:color="E9ECEF"/>
-              <w:bottom w:val="single" w:sz="4" w:color="E9ECEF"/>
-              <w:right w:val="single" w:sz="4" w:color="E9ECEF"/>
-            </w:tcBorders>
-          </w:tcPr>
-          <w:p>
-            <w:pPr>
-              <w:spacing w:before="40" w:after="40"/>
-            </w:pPr>
-            <w:r>
-              <w:rPr>
-                <w:rFonts w:ascii="Open Sans" w:hAnsi="Open Sans"/>
-                <w:b w:val="0"/>
-                <w:i w:val="0"/>
-                <w:color w:val="59595B"/>
-                <w:sz w:val="19"/>
-              </w:rPr>
-              <w:t>2026-04-25 04:08 UTC</w:t>
-            </w:r>
-          </w:p>
-        </w:tc>
-      </w:tr>
-      <w:tr>
-        <w:tc>
-          <w:tcPr>
-            <w:tcW w:type="dxa" w:w="2016"/>
-            <w:tcBorders>
-              <w:top w:val="single" w:sz="4" w:color="E9ECEF"/>
-              <w:left w:val="single" w:sz="4" w:color="E9ECEF"/>
-              <w:bottom w:val="single" w:sz="4" w:color="E9ECEF"/>
-              <w:right w:val="single" w:sz="4" w:color="E9ECEF"/>
-            </w:tcBorders>
-          </w:tcPr>
-          <w:p>
-            <w:pPr>
-              <w:spacing w:before="40" w:after="40"/>
-            </w:pPr>
-            <w:r>
-              <w:rPr>
-                <w:rFonts w:ascii="Open Sans" w:hAnsi="Open Sans"/>
-                <w:b w:val="0"/>
-                <w:i w:val="0"/>
-                <w:color w:val="59595B"/>
-                <w:sz w:val="19"/>
-              </w:rPr>
-              <w:t>TE-TEST-DC-01</w:t>
-            </w:r>
-          </w:p>
-        </w:tc>
-        <w:tc>
-          <w:tcPr>
-            <w:tcW w:type="dxa" w:w="3456"/>
-            <w:tcBorders>
-              <w:top w:val="single" w:sz="4" w:color="E9ECEF"/>
-              <w:left w:val="single" w:sz="4" w:color="E9ECEF"/>
-              <w:bottom w:val="single" w:sz="4" w:color="E9ECEF"/>
-              <w:right w:val="single" w:sz="4" w:color="E9ECEF"/>
-            </w:tcBorders>
-          </w:tcPr>
-          <w:p>
-            <w:pPr>
-              <w:spacing w:before="40" w:after="40"/>
-            </w:pPr>
-            <w:r>
-              <w:rPr>
-                <w:rFonts w:ascii="Open Sans" w:hAnsi="Open Sans"/>
-                <w:b w:val="0"/>
-                <w:i w:val="0"/>
-                <w:color w:val="59595B"/>
-                <w:sz w:val="19"/>
-              </w:rPr>
-              <w:t>windows10.0-kb5091575-x64-2022.msu</w:t>
-            </w:r>
-          </w:p>
-        </w:tc>
-        <w:tc>
-          <w:tcPr>
-            <w:tcW w:type="dxa" w:w="1152"/>
-            <w:tcBorders>
-              <w:top w:val="single" w:sz="4" w:color="E9ECEF"/>
-              <w:left w:val="single" w:sz="4" w:color="E9ECEF"/>
-              <w:bottom w:val="single" w:sz="4" w:color="E9ECEF"/>
-              <w:right w:val="single" w:sz="4" w:color="E9ECEF"/>
-            </w:tcBorders>
-          </w:tcPr>
-          <w:p>
-            <w:pPr>
-              <w:spacing w:before="40" w:after="40"/>
-            </w:pPr>
-            <w:r>
-              <w:rPr>
-                <w:rFonts w:ascii="Open Sans" w:hAnsi="Open Sans"/>
-                <w:b w:val="0"/>
-                <w:i w:val="0"/>
-                <w:color w:val="59595B"/>
-                <w:sz w:val="19"/>
-              </w:rPr>
-              <w:t>Unspecified</w:t>
-            </w:r>
-          </w:p>
-        </w:tc>
-        <w:tc>
-          <w:tcPr>
-            <w:tcW w:type="dxa" w:w="864"/>
-            <w:tcBorders>
-              <w:top w:val="single" w:sz="4" w:color="E9ECEF"/>
-              <w:left w:val="single" w:sz="4" w:color="E9ECEF"/>
-              <w:bottom w:val="single" w:sz="4" w:color="E9ECEF"/>
-              <w:right w:val="single" w:sz="4" w:color="E9ECEF"/>
-            </w:tcBorders>
-          </w:tcPr>
-          <w:p>
-            <w:pPr>
-              <w:spacing w:before="40" w:after="40"/>
-            </w:pPr>
-            <w:r>
-              <w:rPr>
-                <w:rFonts w:ascii="Open Sans" w:hAnsi="Open Sans"/>
-                <w:b w:val="0"/>
-                <w:i w:val="0"/>
-                <w:color w:val="59595B"/>
-                <w:sz w:val="19"/>
-              </w:rPr>
-              <w:t>328</w:t>
-            </w:r>
-          </w:p>
-        </w:tc>
-        <w:tc>
-          <w:tcPr>
-            <w:tcW w:type="dxa" w:w="1872"/>
-            <w:tcBorders>
-              <w:top w:val="single" w:sz="4" w:color="E9ECEF"/>
-              <w:left w:val="single" w:sz="4" w:color="E9ECEF"/>
-              <w:bottom w:val="single" w:sz="4" w:color="E9ECEF"/>
-              <w:right w:val="single" w:sz="4" w:color="E9ECEF"/>
-            </w:tcBorders>
-          </w:tcPr>
-          <w:p>
-            <w:pPr>
-              <w:spacing w:before="40" w:after="40"/>
-            </w:pPr>
-            <w:r>
-              <w:rPr>
-                <w:rFonts w:ascii="Open Sans" w:hAnsi="Open Sans"/>
-                <w:b w:val="0"/>
-                <w:i w:val="0"/>
-                <w:color w:val="59595B"/>
-                <w:sz w:val="19"/>
-              </w:rPr>
-              <w:t>2026-04-25 04:08 UTC</w:t>
-            </w:r>
-          </w:p>
-        </w:tc>
-      </w:tr>
-      <w:tr>
-        <w:tc>
-          <w:tcPr>
-            <w:tcW w:type="dxa" w:w="2016"/>
-            <w:shd w:val="clear" w:color="auto" w:fill="F8F9FA"/>
-            <w:tcBorders>
-              <w:top w:val="single" w:sz="4" w:color="E9ECEF"/>
-              <w:left w:val="single" w:sz="4" w:color="E9ECEF"/>
-              <w:bottom w:val="single" w:sz="4" w:color="E9ECEF"/>
-              <w:right w:val="single" w:sz="4" w:color="E9ECEF"/>
-            </w:tcBorders>
-          </w:tcPr>
-          <w:p>
-            <w:pPr>
-              <w:spacing w:before="40" w:after="40"/>
-            </w:pPr>
-            <w:r>
-              <w:rPr>
-                <w:rFonts w:ascii="Open Sans" w:hAnsi="Open Sans"/>
-                <w:b w:val="0"/>
-                <w:i w:val="0"/>
-                <w:color w:val="59595B"/>
-                <w:sz w:val="19"/>
-              </w:rPr>
-              <w:t>TE-DC-MYRMM-SQL</w:t>
-            </w:r>
-          </w:p>
-        </w:tc>
-        <w:tc>
-          <w:tcPr>
-            <w:tcW w:type="dxa" w:w="3456"/>
-            <w:shd w:val="clear" w:color="auto" w:fill="F8F9FA"/>
-            <w:tcBorders>
-              <w:top w:val="single" w:sz="4" w:color="E9ECEF"/>
-              <w:left w:val="single" w:sz="4" w:color="E9ECEF"/>
-              <w:bottom w:val="single" w:sz="4" w:color="E9ECEF"/>
-              <w:right w:val="single" w:sz="4" w:color="E9ECEF"/>
-            </w:tcBorders>
-          </w:tcPr>
-          <w:p>
-            <w:pPr>
-              <w:spacing w:before="40" w:after="40"/>
-            </w:pPr>
-            <w:r>
-              <w:rPr>
-                <w:rFonts w:ascii="Open Sans" w:hAnsi="Open Sans"/>
-                <w:b w:val="0"/>
-                <w:i w:val="0"/>
-                <w:color w:val="59595B"/>
-                <w:sz w:val="19"/>
-              </w:rPr>
-              <w:t>windows10.0-kb5091575-x64-2022.msu</w:t>
-            </w:r>
-          </w:p>
-        </w:tc>
-        <w:tc>
-          <w:tcPr>
-            <w:tcW w:type="dxa" w:w="1152"/>
-            <w:shd w:val="clear" w:color="auto" w:fill="F8F9FA"/>
-            <w:tcBorders>
-              <w:top w:val="single" w:sz="4" w:color="E9ECEF"/>
-              <w:left w:val="single" w:sz="4" w:color="E9ECEF"/>
-              <w:bottom w:val="single" w:sz="4" w:color="E9ECEF"/>
-              <w:right w:val="single" w:sz="4" w:color="E9ECEF"/>
-            </w:tcBorders>
-          </w:tcPr>
-          <w:p>
-            <w:pPr>
-              <w:spacing w:before="40" w:after="40"/>
-            </w:pPr>
-            <w:r>
-              <w:rPr>
-                <w:rFonts w:ascii="Open Sans" w:hAnsi="Open Sans"/>
-                <w:b w:val="0"/>
-                <w:i w:val="0"/>
-                <w:color w:val="59595B"/>
-                <w:sz w:val="19"/>
-              </w:rPr>
-              <w:t>Unspecified</w:t>
-            </w:r>
-          </w:p>
-        </w:tc>
-        <w:tc>
-          <w:tcPr>
-            <w:tcW w:type="dxa" w:w="864"/>
-            <w:shd w:val="clear" w:color="auto" w:fill="F8F9FA"/>
-            <w:tcBorders>
-              <w:top w:val="single" w:sz="4" w:color="E9ECEF"/>
-              <w:left w:val="single" w:sz="4" w:color="E9ECEF"/>
-              <w:bottom w:val="single" w:sz="4" w:color="E9ECEF"/>
-              <w:right w:val="single" w:sz="4" w:color="E9ECEF"/>
-            </w:tcBorders>
-          </w:tcPr>
-          <w:p>
-            <w:pPr>
-              <w:spacing w:before="40" w:after="40"/>
-            </w:pPr>
-            <w:r>
-              <w:rPr>
-                <w:rFonts w:ascii="Open Sans" w:hAnsi="Open Sans"/>
-                <w:b w:val="0"/>
-                <w:i w:val="0"/>
-                <w:color w:val="59595B"/>
-                <w:sz w:val="19"/>
-              </w:rPr>
-              <w:t>328</w:t>
-            </w:r>
-          </w:p>
-        </w:tc>
-        <w:tc>
-          <w:tcPr>
-            <w:tcW w:type="dxa" w:w="1872"/>
-            <w:shd w:val="clear" w:color="auto" w:fill="F8F9FA"/>
-            <w:tcBorders>
-              <w:top w:val="single" w:sz="4" w:color="E9ECEF"/>
-              <w:left w:val="single" w:sz="4" w:color="E9ECEF"/>
-              <w:bottom w:val="single" w:sz="4" w:color="E9ECEF"/>
-              <w:right w:val="single" w:sz="4" w:color="E9ECEF"/>
-            </w:tcBorders>
-          </w:tcPr>
-          <w:p>
-            <w:pPr>
-              <w:spacing w:before="40" w:after="40"/>
-            </w:pPr>
-            <w:r>
-              <w:rPr>
-                <w:rFonts w:ascii="Open Sans" w:hAnsi="Open Sans"/>
-                <w:b w:val="0"/>
-                <w:i w:val="0"/>
-                <w:color w:val="59595B"/>
-                <w:sz w:val="19"/>
-              </w:rPr>
-              <w:t>2026-04-25 04:07 UTC</w:t>
-            </w:r>
-          </w:p>
-        </w:tc>
-      </w:tr>
-      <w:tr>
-        <w:tc>
-          <w:tcPr>
-            <w:tcW w:type="dxa" w:w="2016"/>
-            <w:tcBorders>
-              <w:top w:val="single" w:sz="4" w:color="E9ECEF"/>
-              <w:left w:val="single" w:sz="4" w:color="E9ECEF"/>
-              <w:bottom w:val="single" w:sz="4" w:color="E9ECEF"/>
-              <w:right w:val="single" w:sz="4" w:color="E9ECEF"/>
-            </w:tcBorders>
-          </w:tcPr>
-          <w:p>
-            <w:pPr>
-              <w:spacing w:before="40" w:after="40"/>
-            </w:pPr>
-            <w:r>
-              <w:rPr>
-                <w:rFonts w:ascii="Open Sans" w:hAnsi="Open Sans"/>
-                <w:b w:val="0"/>
-                <w:i w:val="0"/>
-                <w:color w:val="59595B"/>
-                <w:sz w:val="19"/>
-              </w:rPr>
-              <w:t>TE-DC-CP-SQL</w:t>
-            </w:r>
-          </w:p>
-        </w:tc>
-        <w:tc>
-          <w:tcPr>
-            <w:tcW w:type="dxa" w:w="3456"/>
-            <w:tcBorders>
-              <w:top w:val="single" w:sz="4" w:color="E9ECEF"/>
-              <w:left w:val="single" w:sz="4" w:color="E9ECEF"/>
-              <w:bottom w:val="single" w:sz="4" w:color="E9ECEF"/>
-              <w:right w:val="single" w:sz="4" w:color="E9ECEF"/>
-            </w:tcBorders>
-          </w:tcPr>
-          <w:p>
-            <w:pPr>
-              <w:spacing w:before="40" w:after="40"/>
-            </w:pPr>
-            <w:r>
-              <w:rPr>
-                <w:rFonts w:ascii="Open Sans" w:hAnsi="Open Sans"/>
-                <w:b w:val="0"/>
-                <w:i w:val="0"/>
-                <w:color w:val="59595B"/>
-                <w:sz w:val="19"/>
-              </w:rPr>
-              <w:t>windows10.0-kb5091575-x64-2022.msu</w:t>
-            </w:r>
-          </w:p>
-        </w:tc>
-        <w:tc>
-          <w:tcPr>
-            <w:tcW w:type="dxa" w:w="1152"/>
-            <w:tcBorders>
-              <w:top w:val="single" w:sz="4" w:color="E9ECEF"/>
-              <w:left w:val="single" w:sz="4" w:color="E9ECEF"/>
-              <w:bottom w:val="single" w:sz="4" w:color="E9ECEF"/>
-              <w:right w:val="single" w:sz="4" w:color="E9ECEF"/>
-            </w:tcBorders>
-          </w:tcPr>
-          <w:p>
-            <w:pPr>
-              <w:spacing w:before="40" w:after="40"/>
-            </w:pPr>
-            <w:r>
-              <w:rPr>
-                <w:rFonts w:ascii="Open Sans" w:hAnsi="Open Sans"/>
-                <w:b w:val="0"/>
-                <w:i w:val="0"/>
-                <w:color w:val="59595B"/>
-                <w:sz w:val="19"/>
-              </w:rPr>
-              <w:t>Unspecified</w:t>
-            </w:r>
-          </w:p>
-        </w:tc>
-        <w:tc>
-          <w:tcPr>
-            <w:tcW w:type="dxa" w:w="864"/>
-            <w:tcBorders>
-              <w:top w:val="single" w:sz="4" w:color="E9ECEF"/>
-              <w:left w:val="single" w:sz="4" w:color="E9ECEF"/>
-              <w:bottom w:val="single" w:sz="4" w:color="E9ECEF"/>
-              <w:right w:val="single" w:sz="4" w:color="E9ECEF"/>
-            </w:tcBorders>
-          </w:tcPr>
-          <w:p>
-            <w:pPr>
-              <w:spacing w:before="40" w:after="40"/>
-            </w:pPr>
-            <w:r>
-              <w:rPr>
-                <w:rFonts w:ascii="Open Sans" w:hAnsi="Open Sans"/>
-                <w:b w:val="0"/>
-                <w:i w:val="0"/>
-                <w:color w:val="59595B"/>
-                <w:sz w:val="19"/>
-              </w:rPr>
-              <w:t>328</w:t>
-            </w:r>
-          </w:p>
-        </w:tc>
-        <w:tc>
-          <w:tcPr>
-            <w:tcW w:type="dxa" w:w="1872"/>
-            <w:tcBorders>
-              <w:top w:val="single" w:sz="4" w:color="E9ECEF"/>
-              <w:left w:val="single" w:sz="4" w:color="E9ECEF"/>
-              <w:bottom w:val="single" w:sz="4" w:color="E9ECEF"/>
-              <w:right w:val="single" w:sz="4" w:color="E9ECEF"/>
-            </w:tcBorders>
-          </w:tcPr>
-          <w:p>
-            <w:pPr>
-              <w:spacing w:before="40" w:after="40"/>
-            </w:pPr>
-            <w:r>
-              <w:rPr>
-                <w:rFonts w:ascii="Open Sans" w:hAnsi="Open Sans"/>
-                <w:b w:val="0"/>
-                <w:i w:val="0"/>
-                <w:color w:val="59595B"/>
-                <w:sz w:val="19"/>
-              </w:rPr>
-              <w:t>2026-04-25 04:06 UTC</w:t>
-            </w:r>
-          </w:p>
-        </w:tc>
-      </w:tr>
-      <w:tr>
-        <w:tc>
-          <w:tcPr>
-            <w:tcW w:type="dxa" w:w="2016"/>
-            <w:shd w:val="clear" w:color="auto" w:fill="F8F9FA"/>
-            <w:tcBorders>
-              <w:top w:val="single" w:sz="4" w:color="E9ECEF"/>
-              <w:left w:val="single" w:sz="4" w:color="E9ECEF"/>
-              <w:bottom w:val="single" w:sz="4" w:color="E9ECEF"/>
-              <w:right w:val="single" w:sz="4" w:color="E9ECEF"/>
-            </w:tcBorders>
-          </w:tcPr>
-          <w:p>
-            <w:pPr>
-              <w:spacing w:before="40" w:after="40"/>
-            </w:pPr>
-            <w:r>
-              <w:rPr>
-                <w:rFonts w:ascii="Open Sans" w:hAnsi="Open Sans"/>
-                <w:b w:val="0"/>
-                <w:i w:val="0"/>
-                <w:color w:val="59595B"/>
-                <w:sz w:val="19"/>
-              </w:rPr>
-              <w:t>TE-DC-CP-SQL-03</w:t>
-            </w:r>
-          </w:p>
-        </w:tc>
-        <w:tc>
-          <w:tcPr>
-            <w:tcW w:type="dxa" w:w="3456"/>
-            <w:shd w:val="clear" w:color="auto" w:fill="F8F9FA"/>
-            <w:tcBorders>
-              <w:top w:val="single" w:sz="4" w:color="E9ECEF"/>
-              <w:left w:val="single" w:sz="4" w:color="E9ECEF"/>
-              <w:bottom w:val="single" w:sz="4" w:color="E9ECEF"/>
-              <w:right w:val="single" w:sz="4" w:color="E9ECEF"/>
-            </w:tcBorders>
-          </w:tcPr>
-          <w:p>
-            <w:pPr>
-              <w:spacing w:before="40" w:after="40"/>
-            </w:pPr>
-            <w:r>
-              <w:rPr>
-                <w:rFonts w:ascii="Open Sans" w:hAnsi="Open Sans"/>
-                <w:b w:val="0"/>
-                <w:i w:val="0"/>
-                <w:color w:val="59595B"/>
-                <w:sz w:val="19"/>
-              </w:rPr>
-              <w:t>windows10.0-kb5091575-x64-2022.msu</w:t>
-            </w:r>
-          </w:p>
-        </w:tc>
-        <w:tc>
-          <w:tcPr>
-            <w:tcW w:type="dxa" w:w="1152"/>
-            <w:shd w:val="clear" w:color="auto" w:fill="F8F9FA"/>
-            <w:tcBorders>
-              <w:top w:val="single" w:sz="4" w:color="E9ECEF"/>
-              <w:left w:val="single" w:sz="4" w:color="E9ECEF"/>
-              <w:bottom w:val="single" w:sz="4" w:color="E9ECEF"/>
-              <w:right w:val="single" w:sz="4" w:color="E9ECEF"/>
-            </w:tcBorders>
-          </w:tcPr>
-          <w:p>
-            <w:pPr>
-              <w:spacing w:before="40" w:after="40"/>
-            </w:pPr>
-            <w:r>
-              <w:rPr>
-                <w:rFonts w:ascii="Open Sans" w:hAnsi="Open Sans"/>
-                <w:b w:val="0"/>
-                <w:i w:val="0"/>
-                <w:color w:val="59595B"/>
-                <w:sz w:val="19"/>
-              </w:rPr>
-              <w:t>Unspecified</w:t>
-            </w:r>
-          </w:p>
-        </w:tc>
-        <w:tc>
-          <w:tcPr>
-            <w:tcW w:type="dxa" w:w="864"/>
-            <w:shd w:val="clear" w:color="auto" w:fill="F8F9FA"/>
-            <w:tcBorders>
-              <w:top w:val="single" w:sz="4" w:color="E9ECEF"/>
-              <w:left w:val="single" w:sz="4" w:color="E9ECEF"/>
-              <w:bottom w:val="single" w:sz="4" w:color="E9ECEF"/>
-              <w:right w:val="single" w:sz="4" w:color="E9ECEF"/>
-            </w:tcBorders>
-          </w:tcPr>
-          <w:p>
-            <w:pPr>
-              <w:spacing w:before="40" w:after="40"/>
-            </w:pPr>
-            <w:r>
-              <w:rPr>
-                <w:rFonts w:ascii="Open Sans" w:hAnsi="Open Sans"/>
-                <w:b w:val="0"/>
-                <w:i w:val="0"/>
-                <w:color w:val="59595B"/>
-                <w:sz w:val="19"/>
-              </w:rPr>
-              <w:t>328</w:t>
-            </w:r>
-          </w:p>
-        </w:tc>
-        <w:tc>
-          <w:tcPr>
-            <w:tcW w:type="dxa" w:w="1872"/>
-            <w:shd w:val="clear" w:color="auto" w:fill="F8F9FA"/>
-            <w:tcBorders>
-              <w:top w:val="single" w:sz="4" w:color="E9ECEF"/>
-              <w:left w:val="single" w:sz="4" w:color="E9ECEF"/>
-              <w:bottom w:val="single" w:sz="4" w:color="E9ECEF"/>
-              <w:right w:val="single" w:sz="4" w:color="E9ECEF"/>
-            </w:tcBorders>
-          </w:tcPr>
-          <w:p>
-            <w:pPr>
-              <w:spacing w:before="40" w:after="40"/>
-            </w:pPr>
-            <w:r>
-              <w:rPr>
-                <w:rFonts w:ascii="Open Sans" w:hAnsi="Open Sans"/>
-                <w:b w:val="0"/>
-                <w:i w:val="0"/>
-                <w:color w:val="59595B"/>
-                <w:sz w:val="19"/>
-              </w:rPr>
-              <w:t>2026-04-25 04:05 UTC</w:t>
-            </w:r>
-          </w:p>
-        </w:tc>
-      </w:tr>
-      <w:tr>
-        <w:tc>
-          <w:tcPr>
-            <w:tcW w:type="dxa" w:w="2016"/>
-            <w:tcBorders>
-              <w:top w:val="single" w:sz="4" w:color="E9ECEF"/>
-              <w:left w:val="single" w:sz="4" w:color="E9ECEF"/>
-              <w:bottom w:val="single" w:sz="4" w:color="E9ECEF"/>
-              <w:right w:val="single" w:sz="4" w:color="E9ECEF"/>
-            </w:tcBorders>
-          </w:tcPr>
-          <w:p>
-            <w:pPr>
-              <w:spacing w:before="40" w:after="40"/>
-            </w:pPr>
-            <w:r>
-              <w:rPr>
-                <w:rFonts w:ascii="Open Sans" w:hAnsi="Open Sans"/>
-                <w:b w:val="0"/>
-                <w:i w:val="0"/>
-                <w:color w:val="59595B"/>
-                <w:sz w:val="19"/>
-              </w:rPr>
-              <w:t>TE-DC-TL-IIS</w:t>
-            </w:r>
-          </w:p>
-        </w:tc>
-        <w:tc>
-          <w:tcPr>
-            <w:tcW w:type="dxa" w:w="3456"/>
-            <w:tcBorders>
-              <w:top w:val="single" w:sz="4" w:color="E9ECEF"/>
-              <w:left w:val="single" w:sz="4" w:color="E9ECEF"/>
-              <w:bottom w:val="single" w:sz="4" w:color="E9ECEF"/>
-              <w:right w:val="single" w:sz="4" w:color="E9ECEF"/>
-            </w:tcBorders>
-          </w:tcPr>
-          <w:p>
-            <w:pPr>
-              <w:spacing w:before="40" w:after="40"/>
-            </w:pPr>
-            <w:r>
-              <w:rPr>
-                <w:rFonts w:ascii="Open Sans" w:hAnsi="Open Sans"/>
-                <w:b w:val="0"/>
-                <w:i w:val="0"/>
-                <w:color w:val="59595B"/>
-                <w:sz w:val="19"/>
-              </w:rPr>
-              <w:t>windows10.0-kb5091575-x64-2022.msu</w:t>
-            </w:r>
-          </w:p>
-        </w:tc>
-        <w:tc>
-          <w:tcPr>
-            <w:tcW w:type="dxa" w:w="1152"/>
-            <w:tcBorders>
-              <w:top w:val="single" w:sz="4" w:color="E9ECEF"/>
-              <w:left w:val="single" w:sz="4" w:color="E9ECEF"/>
-              <w:bottom w:val="single" w:sz="4" w:color="E9ECEF"/>
-              <w:right w:val="single" w:sz="4" w:color="E9ECEF"/>
-            </w:tcBorders>
-          </w:tcPr>
-          <w:p>
-            <w:pPr>
-              <w:spacing w:before="40" w:after="40"/>
-            </w:pPr>
-            <w:r>
-              <w:rPr>
-                <w:rFonts w:ascii="Open Sans" w:hAnsi="Open Sans"/>
-                <w:b w:val="0"/>
-                <w:i w:val="0"/>
-                <w:color w:val="59595B"/>
-                <w:sz w:val="19"/>
-              </w:rPr>
-              <w:t>Unspecified</w:t>
-            </w:r>
-          </w:p>
-        </w:tc>
-        <w:tc>
-          <w:tcPr>
-            <w:tcW w:type="dxa" w:w="864"/>
-            <w:tcBorders>
-              <w:top w:val="single" w:sz="4" w:color="E9ECEF"/>
-              <w:left w:val="single" w:sz="4" w:color="E9ECEF"/>
-              <w:bottom w:val="single" w:sz="4" w:color="E9ECEF"/>
-              <w:right w:val="single" w:sz="4" w:color="E9ECEF"/>
-            </w:tcBorders>
-          </w:tcPr>
-          <w:p>
-            <w:pPr>
-              <w:spacing w:before="40" w:after="40"/>
-            </w:pPr>
-            <w:r>
-              <w:rPr>
-                <w:rFonts w:ascii="Open Sans" w:hAnsi="Open Sans"/>
-                <w:b w:val="0"/>
-                <w:i w:val="0"/>
-                <w:color w:val="59595B"/>
-                <w:sz w:val="19"/>
-              </w:rPr>
-              <w:t>328</w:t>
-            </w:r>
-          </w:p>
-        </w:tc>
-        <w:tc>
-          <w:tcPr>
-            <w:tcW w:type="dxa" w:w="1872"/>
-            <w:tcBorders>
-              <w:top w:val="single" w:sz="4" w:color="E9ECEF"/>
-              <w:left w:val="single" w:sz="4" w:color="E9ECEF"/>
-              <w:bottom w:val="single" w:sz="4" w:color="E9ECEF"/>
-              <w:right w:val="single" w:sz="4" w:color="E9ECEF"/>
-            </w:tcBorders>
-          </w:tcPr>
-          <w:p>
-            <w:pPr>
-              <w:spacing w:before="40" w:after="40"/>
-            </w:pPr>
-            <w:r>
-              <w:rPr>
-                <w:rFonts w:ascii="Open Sans" w:hAnsi="Open Sans"/>
-                <w:b w:val="0"/>
-                <w:i w:val="0"/>
-                <w:color w:val="59595B"/>
-                <w:sz w:val="19"/>
-              </w:rPr>
-              <w:t>2026-04-25 04:05 UTC</w:t>
-            </w:r>
-          </w:p>
-        </w:tc>
-      </w:tr>
-      <w:tr>
-        <w:tc>
-          <w:tcPr>
-            <w:tcW w:type="dxa" w:w="2016"/>
-            <w:shd w:val="clear" w:color="auto" w:fill="F8F9FA"/>
-            <w:tcBorders>
-              <w:top w:val="single" w:sz="4" w:color="E9ECEF"/>
-              <w:left w:val="single" w:sz="4" w:color="E9ECEF"/>
-              <w:bottom w:val="single" w:sz="4" w:color="E9ECEF"/>
-              <w:right w:val="single" w:sz="4" w:color="E9ECEF"/>
-            </w:tcBorders>
-          </w:tcPr>
-          <w:p>
-            <w:pPr>
-              <w:spacing w:before="40" w:after="40"/>
-            </w:pPr>
-            <w:r>
-              <w:rPr>
-                <w:rFonts w:ascii="Open Sans" w:hAnsi="Open Sans"/>
-                <w:b w:val="0"/>
-                <w:i w:val="0"/>
-                <w:color w:val="59595B"/>
-                <w:sz w:val="19"/>
-              </w:rPr>
-              <w:t>TE-DC-MD-FC-01</w:t>
-            </w:r>
-          </w:p>
-        </w:tc>
-        <w:tc>
-          <w:tcPr>
-            <w:tcW w:type="dxa" w:w="3456"/>
-            <w:shd w:val="clear" w:color="auto" w:fill="F8F9FA"/>
-            <w:tcBorders>
-              <w:top w:val="single" w:sz="4" w:color="E9ECEF"/>
-              <w:left w:val="single" w:sz="4" w:color="E9ECEF"/>
-              <w:bottom w:val="single" w:sz="4" w:color="E9ECEF"/>
-              <w:right w:val="single" w:sz="4" w:color="E9ECEF"/>
-            </w:tcBorders>
-          </w:tcPr>
-          <w:p>
-            <w:pPr>
-              <w:spacing w:before="40" w:after="40"/>
-            </w:pPr>
-            <w:r>
-              <w:rPr>
-                <w:rFonts w:ascii="Open Sans" w:hAnsi="Open Sans"/>
-                <w:b w:val="0"/>
-                <w:i w:val="0"/>
-                <w:color w:val="59595B"/>
-                <w:sz w:val="19"/>
-              </w:rPr>
-              <w:t>windows10.0-kb5091575-x64-2022.msu</w:t>
-            </w:r>
-          </w:p>
-        </w:tc>
-        <w:tc>
-          <w:tcPr>
-            <w:tcW w:type="dxa" w:w="1152"/>
-            <w:shd w:val="clear" w:color="auto" w:fill="F8F9FA"/>
-            <w:tcBorders>
-              <w:top w:val="single" w:sz="4" w:color="E9ECEF"/>
-              <w:left w:val="single" w:sz="4" w:color="E9ECEF"/>
-              <w:bottom w:val="single" w:sz="4" w:color="E9ECEF"/>
-              <w:right w:val="single" w:sz="4" w:color="E9ECEF"/>
-            </w:tcBorders>
-          </w:tcPr>
-          <w:p>
-            <w:pPr>
-              <w:spacing w:before="40" w:after="40"/>
-            </w:pPr>
-            <w:r>
-              <w:rPr>
-                <w:rFonts w:ascii="Open Sans" w:hAnsi="Open Sans"/>
-                <w:b w:val="0"/>
-                <w:i w:val="0"/>
-                <w:color w:val="59595B"/>
-                <w:sz w:val="19"/>
-              </w:rPr>
-              <w:t>Unspecified</w:t>
-            </w:r>
-          </w:p>
-        </w:tc>
-        <w:tc>
-          <w:tcPr>
-            <w:tcW w:type="dxa" w:w="864"/>
-            <w:shd w:val="clear" w:color="auto" w:fill="F8F9FA"/>
-            <w:tcBorders>
-              <w:top w:val="single" w:sz="4" w:color="E9ECEF"/>
-              <w:left w:val="single" w:sz="4" w:color="E9ECEF"/>
-              <w:bottom w:val="single" w:sz="4" w:color="E9ECEF"/>
-              <w:right w:val="single" w:sz="4" w:color="E9ECEF"/>
-            </w:tcBorders>
-          </w:tcPr>
-          <w:p>
-            <w:pPr>
-              <w:spacing w:before="40" w:after="40"/>
-            </w:pPr>
-            <w:r>
-              <w:rPr>
-                <w:rFonts w:ascii="Open Sans" w:hAnsi="Open Sans"/>
-                <w:b w:val="0"/>
-                <w:i w:val="0"/>
-                <w:color w:val="59595B"/>
-                <w:sz w:val="19"/>
-              </w:rPr>
-              <w:t>328</w:t>
-            </w:r>
-          </w:p>
-        </w:tc>
-        <w:tc>
-          <w:tcPr>
-            <w:tcW w:type="dxa" w:w="1872"/>
-            <w:shd w:val="clear" w:color="auto" w:fill="F8F9FA"/>
-            <w:tcBorders>
-              <w:top w:val="single" w:sz="4" w:color="E9ECEF"/>
-              <w:left w:val="single" w:sz="4" w:color="E9ECEF"/>
-              <w:bottom w:val="single" w:sz="4" w:color="E9ECEF"/>
-              <w:right w:val="single" w:sz="4" w:color="E9ECEF"/>
-            </w:tcBorders>
-          </w:tcPr>
-          <w:p>
-            <w:pPr>
-              <w:spacing w:before="40" w:after="40"/>
-            </w:pPr>
-            <w:r>
-              <w:rPr>
-                <w:rFonts w:ascii="Open Sans" w:hAnsi="Open Sans"/>
-                <w:b w:val="0"/>
-                <w:i w:val="0"/>
-                <w:color w:val="59595B"/>
-                <w:sz w:val="19"/>
-              </w:rPr>
-              <w:t>2026-04-25 04:04 UTC</w:t>
-            </w:r>
-          </w:p>
-        </w:tc>
-      </w:tr>
-      <w:tr>
-        <w:tc>
-          <w:tcPr>
-            <w:tcW w:type="dxa" w:w="2016"/>
-            <w:tcBorders>
-              <w:top w:val="single" w:sz="4" w:color="E9ECEF"/>
-              <w:left w:val="single" w:sz="4" w:color="E9ECEF"/>
-              <w:bottom w:val="single" w:sz="4" w:color="E9ECEF"/>
-              <w:right w:val="single" w:sz="4" w:color="E9ECEF"/>
-            </w:tcBorders>
-          </w:tcPr>
-          <w:p>
-            <w:pPr>
-              <w:spacing w:before="40" w:after="40"/>
-            </w:pPr>
-            <w:r>
-              <w:rPr>
-                <w:rFonts w:ascii="Open Sans" w:hAnsi="Open Sans"/>
-                <w:b w:val="0"/>
-                <w:i w:val="0"/>
-                <w:color w:val="59595B"/>
-                <w:sz w:val="19"/>
-              </w:rPr>
-              <w:t>TE-DC-TL-TFS</w:t>
-            </w:r>
-          </w:p>
-        </w:tc>
-        <w:tc>
-          <w:tcPr>
-            <w:tcW w:type="dxa" w:w="3456"/>
-            <w:tcBorders>
-              <w:top w:val="single" w:sz="4" w:color="E9ECEF"/>
-              <w:left w:val="single" w:sz="4" w:color="E9ECEF"/>
-              <w:bottom w:val="single" w:sz="4" w:color="E9ECEF"/>
-              <w:right w:val="single" w:sz="4" w:color="E9ECEF"/>
-            </w:tcBorders>
-          </w:tcPr>
-          <w:p>
-            <w:pPr>
-              <w:spacing w:before="40" w:after="40"/>
-            </w:pPr>
-            <w:r>
-              <w:rPr>
-                <w:rFonts w:ascii="Open Sans" w:hAnsi="Open Sans"/>
-                <w:b w:val="0"/>
-                <w:i w:val="0"/>
-                <w:color w:val="59595B"/>
-                <w:sz w:val="19"/>
-              </w:rPr>
-              <w:t>windows10.0-kb5091575-x64-2022.msu</w:t>
-            </w:r>
-          </w:p>
-        </w:tc>
-        <w:tc>
-          <w:tcPr>
-            <w:tcW w:type="dxa" w:w="1152"/>
-            <w:tcBorders>
-              <w:top w:val="single" w:sz="4" w:color="E9ECEF"/>
-              <w:left w:val="single" w:sz="4" w:color="E9ECEF"/>
-              <w:bottom w:val="single" w:sz="4" w:color="E9ECEF"/>
-              <w:right w:val="single" w:sz="4" w:color="E9ECEF"/>
-            </w:tcBorders>
-          </w:tcPr>
-          <w:p>
-            <w:pPr>
-              <w:spacing w:before="40" w:after="40"/>
-            </w:pPr>
-            <w:r>
-              <w:rPr>
-                <w:rFonts w:ascii="Open Sans" w:hAnsi="Open Sans"/>
-                <w:b w:val="0"/>
-                <w:i w:val="0"/>
-                <w:color w:val="59595B"/>
-                <w:sz w:val="19"/>
-              </w:rPr>
-              <w:t>Unspecified</w:t>
-            </w:r>
-          </w:p>
-        </w:tc>
-        <w:tc>
-          <w:tcPr>
-            <w:tcW w:type="dxa" w:w="864"/>
-            <w:tcBorders>
-              <w:top w:val="single" w:sz="4" w:color="E9ECEF"/>
-              <w:left w:val="single" w:sz="4" w:color="E9ECEF"/>
-              <w:bottom w:val="single" w:sz="4" w:color="E9ECEF"/>
-              <w:right w:val="single" w:sz="4" w:color="E9ECEF"/>
-            </w:tcBorders>
-          </w:tcPr>
-          <w:p>
-            <w:pPr>
-              <w:spacing w:before="40" w:after="40"/>
-            </w:pPr>
-            <w:r>
-              <w:rPr>
-                <w:rFonts w:ascii="Open Sans" w:hAnsi="Open Sans"/>
-                <w:b w:val="0"/>
-                <w:i w:val="0"/>
-                <w:color w:val="59595B"/>
-                <w:sz w:val="19"/>
-              </w:rPr>
-              <w:t>328</w:t>
-            </w:r>
-          </w:p>
-        </w:tc>
-        <w:tc>
-          <w:tcPr>
-            <w:tcW w:type="dxa" w:w="1872"/>
-            <w:tcBorders>
-              <w:top w:val="single" w:sz="4" w:color="E9ECEF"/>
-              <w:left w:val="single" w:sz="4" w:color="E9ECEF"/>
-              <w:bottom w:val="single" w:sz="4" w:color="E9ECEF"/>
-              <w:right w:val="single" w:sz="4" w:color="E9ECEF"/>
-            </w:tcBorders>
-          </w:tcPr>
-          <w:p>
-            <w:pPr>
-              <w:spacing w:before="40" w:after="40"/>
-            </w:pPr>
-            <w:r>
-              <w:rPr>
-                <w:rFonts w:ascii="Open Sans" w:hAnsi="Open Sans"/>
-                <w:b w:val="0"/>
-                <w:i w:val="0"/>
-                <w:color w:val="59595B"/>
-                <w:sz w:val="19"/>
-              </w:rPr>
-              <w:t>2026-04-25 04:04 UTC</w:t>
-            </w:r>
-          </w:p>
-        </w:tc>
-      </w:tr>
-      <w:tr>
-        <w:tc>
-          <w:tcPr>
-            <w:tcW w:type="dxa" w:w="2016"/>
-            <w:shd w:val="clear" w:color="auto" w:fill="F8F9FA"/>
-            <w:tcBorders>
-              <w:top w:val="single" w:sz="4" w:color="E9ECEF"/>
-              <w:left w:val="single" w:sz="4" w:color="E9ECEF"/>
-              <w:bottom w:val="single" w:sz="4" w:color="E9ECEF"/>
-              <w:right w:val="single" w:sz="4" w:color="E9ECEF"/>
-            </w:tcBorders>
-          </w:tcPr>
-          <w:p>
-            <w:pPr>
-              <w:spacing w:before="40" w:after="40"/>
-            </w:pPr>
-            <w:r>
-              <w:rPr>
-                <w:rFonts w:ascii="Open Sans" w:hAnsi="Open Sans"/>
-                <w:b w:val="0"/>
-                <w:i w:val="0"/>
-                <w:color w:val="59595B"/>
-                <w:sz w:val="19"/>
-              </w:rPr>
-              <w:t>TE-DC-CHTAI-SQL</w:t>
-            </w:r>
-          </w:p>
-        </w:tc>
-        <w:tc>
-          <w:tcPr>
-            <w:tcW w:type="dxa" w:w="3456"/>
-            <w:shd w:val="clear" w:color="auto" w:fill="F8F9FA"/>
-            <w:tcBorders>
-              <w:top w:val="single" w:sz="4" w:color="E9ECEF"/>
-              <w:left w:val="single" w:sz="4" w:color="E9ECEF"/>
-              <w:bottom w:val="single" w:sz="4" w:color="E9ECEF"/>
-              <w:right w:val="single" w:sz="4" w:color="E9ECEF"/>
-            </w:tcBorders>
-          </w:tcPr>
-          <w:p>
-            <w:pPr>
-              <w:spacing w:before="40" w:after="40"/>
-            </w:pPr>
-            <w:r>
-              <w:rPr>
-                <w:rFonts w:ascii="Open Sans" w:hAnsi="Open Sans"/>
-                <w:b w:val="0"/>
-                <w:i w:val="0"/>
-                <w:color w:val="59595B"/>
-                <w:sz w:val="19"/>
-              </w:rPr>
-              <w:t>windows10.0-kb5091575-x64-2022.msu</w:t>
-            </w:r>
-          </w:p>
-        </w:tc>
-        <w:tc>
-          <w:tcPr>
-            <w:tcW w:type="dxa" w:w="1152"/>
-            <w:shd w:val="clear" w:color="auto" w:fill="F8F9FA"/>
-            <w:tcBorders>
-              <w:top w:val="single" w:sz="4" w:color="E9ECEF"/>
-              <w:left w:val="single" w:sz="4" w:color="E9ECEF"/>
-              <w:bottom w:val="single" w:sz="4" w:color="E9ECEF"/>
-              <w:right w:val="single" w:sz="4" w:color="E9ECEF"/>
-            </w:tcBorders>
-          </w:tcPr>
-          <w:p>
-            <w:pPr>
-              <w:spacing w:before="40" w:after="40"/>
-            </w:pPr>
-            <w:r>
-              <w:rPr>
-                <w:rFonts w:ascii="Open Sans" w:hAnsi="Open Sans"/>
-                <w:b w:val="0"/>
-                <w:i w:val="0"/>
-                <w:color w:val="59595B"/>
-                <w:sz w:val="19"/>
-              </w:rPr>
-              <w:t>Unspecified</w:t>
-            </w:r>
-          </w:p>
-        </w:tc>
-        <w:tc>
-          <w:tcPr>
-            <w:tcW w:type="dxa" w:w="864"/>
-            <w:shd w:val="clear" w:color="auto" w:fill="F8F9FA"/>
-            <w:tcBorders>
-              <w:top w:val="single" w:sz="4" w:color="E9ECEF"/>
-              <w:left w:val="single" w:sz="4" w:color="E9ECEF"/>
-              <w:bottom w:val="single" w:sz="4" w:color="E9ECEF"/>
-              <w:right w:val="single" w:sz="4" w:color="E9ECEF"/>
-            </w:tcBorders>
-          </w:tcPr>
-          <w:p>
-            <w:pPr>
-              <w:spacing w:before="40" w:after="40"/>
-            </w:pPr>
-            <w:r>
-              <w:rPr>
-                <w:rFonts w:ascii="Open Sans" w:hAnsi="Open Sans"/>
-                <w:b w:val="0"/>
-                <w:i w:val="0"/>
-                <w:color w:val="59595B"/>
-                <w:sz w:val="19"/>
-              </w:rPr>
-              <w:t>328</w:t>
-            </w:r>
-          </w:p>
-        </w:tc>
-        <w:tc>
-          <w:tcPr>
-            <w:tcW w:type="dxa" w:w="1872"/>
-            <w:shd w:val="clear" w:color="auto" w:fill="F8F9FA"/>
-            <w:tcBorders>
-              <w:top w:val="single" w:sz="4" w:color="E9ECEF"/>
-              <w:left w:val="single" w:sz="4" w:color="E9ECEF"/>
-              <w:bottom w:val="single" w:sz="4" w:color="E9ECEF"/>
-              <w:right w:val="single" w:sz="4" w:color="E9ECEF"/>
-            </w:tcBorders>
-          </w:tcPr>
-          <w:p>
-            <w:pPr>
-              <w:spacing w:before="40" w:after="40"/>
-            </w:pPr>
-            <w:r>
-              <w:rPr>
-                <w:rFonts w:ascii="Open Sans" w:hAnsi="Open Sans"/>
-                <w:b w:val="0"/>
-                <w:i w:val="0"/>
-                <w:color w:val="59595B"/>
-                <w:sz w:val="19"/>
-              </w:rPr>
-              <w:t>2026-04-25 04:03 UTC</w:t>
-            </w:r>
-          </w:p>
-        </w:tc>
-      </w:tr>
-      <w:tr>
-        <w:tc>
-          <w:tcPr>
-            <w:tcW w:type="dxa" w:w="2016"/>
-            <w:tcBorders>
-              <w:top w:val="single" w:sz="4" w:color="E9ECEF"/>
-              <w:left w:val="single" w:sz="4" w:color="E9ECEF"/>
-              <w:bottom w:val="single" w:sz="4" w:color="E9ECEF"/>
-              <w:right w:val="single" w:sz="4" w:color="E9ECEF"/>
-            </w:tcBorders>
-          </w:tcPr>
-          <w:p>
-            <w:pPr>
-              <w:spacing w:before="40" w:after="40"/>
-            </w:pPr>
-            <w:r>
-              <w:rPr>
-                <w:rFonts w:ascii="Open Sans" w:hAnsi="Open Sans"/>
-                <w:b w:val="0"/>
-                <w:i w:val="0"/>
-                <w:color w:val="59595B"/>
-                <w:sz w:val="19"/>
-              </w:rPr>
-              <w:t>TE-DC-CAM-01</w:t>
-            </w:r>
-          </w:p>
-        </w:tc>
-        <w:tc>
-          <w:tcPr>
-            <w:tcW w:type="dxa" w:w="3456"/>
-            <w:tcBorders>
-              <w:top w:val="single" w:sz="4" w:color="E9ECEF"/>
-              <w:left w:val="single" w:sz="4" w:color="E9ECEF"/>
-              <w:bottom w:val="single" w:sz="4" w:color="E9ECEF"/>
-              <w:right w:val="single" w:sz="4" w:color="E9ECEF"/>
-            </w:tcBorders>
-          </w:tcPr>
-          <w:p>
-            <w:pPr>
-              <w:spacing w:before="40" w:after="40"/>
-            </w:pPr>
-            <w:r>
-              <w:rPr>
-                <w:rFonts w:ascii="Open Sans" w:hAnsi="Open Sans"/>
-                <w:b w:val="0"/>
-                <w:i w:val="0"/>
-                <w:color w:val="59595B"/>
-                <w:sz w:val="19"/>
-              </w:rPr>
-              <w:t>windows10.0-kb5091575-x64-2022.msu</w:t>
-            </w:r>
-          </w:p>
-        </w:tc>
-        <w:tc>
-          <w:tcPr>
-            <w:tcW w:type="dxa" w:w="1152"/>
-            <w:tcBorders>
-              <w:top w:val="single" w:sz="4" w:color="E9ECEF"/>
-              <w:left w:val="single" w:sz="4" w:color="E9ECEF"/>
-              <w:bottom w:val="single" w:sz="4" w:color="E9ECEF"/>
-              <w:right w:val="single" w:sz="4" w:color="E9ECEF"/>
-            </w:tcBorders>
-          </w:tcPr>
-          <w:p>
-            <w:pPr>
-              <w:spacing w:before="40" w:after="40"/>
-            </w:pPr>
-            <w:r>
-              <w:rPr>
-                <w:rFonts w:ascii="Open Sans" w:hAnsi="Open Sans"/>
-                <w:b w:val="0"/>
-                <w:i w:val="0"/>
-                <w:color w:val="59595B"/>
-                <w:sz w:val="19"/>
-              </w:rPr>
-              <w:t>Unspecified</w:t>
-            </w:r>
-          </w:p>
-        </w:tc>
-        <w:tc>
-          <w:tcPr>
-            <w:tcW w:type="dxa" w:w="864"/>
-            <w:tcBorders>
-              <w:top w:val="single" w:sz="4" w:color="E9ECEF"/>
-              <w:left w:val="single" w:sz="4" w:color="E9ECEF"/>
-              <w:bottom w:val="single" w:sz="4" w:color="E9ECEF"/>
-              <w:right w:val="single" w:sz="4" w:color="E9ECEF"/>
-            </w:tcBorders>
-          </w:tcPr>
-          <w:p>
-            <w:pPr>
-              <w:spacing w:before="40" w:after="40"/>
-            </w:pPr>
-            <w:r>
-              <w:rPr>
-                <w:rFonts w:ascii="Open Sans" w:hAnsi="Open Sans"/>
-                <w:b w:val="0"/>
-                <w:i w:val="0"/>
-                <w:color w:val="59595B"/>
-                <w:sz w:val="19"/>
-              </w:rPr>
-              <w:t>328</w:t>
-            </w:r>
-          </w:p>
-        </w:tc>
-        <w:tc>
-          <w:tcPr>
-            <w:tcW w:type="dxa" w:w="1872"/>
-            <w:tcBorders>
-              <w:top w:val="single" w:sz="4" w:color="E9ECEF"/>
-              <w:left w:val="single" w:sz="4" w:color="E9ECEF"/>
-              <w:bottom w:val="single" w:sz="4" w:color="E9ECEF"/>
-              <w:right w:val="single" w:sz="4" w:color="E9ECEF"/>
-            </w:tcBorders>
-          </w:tcPr>
-          <w:p>
-            <w:pPr>
-              <w:spacing w:before="40" w:after="40"/>
-            </w:pPr>
-            <w:r>
-              <w:rPr>
-                <w:rFonts w:ascii="Open Sans" w:hAnsi="Open Sans"/>
-                <w:b w:val="0"/>
-                <w:i w:val="0"/>
-                <w:color w:val="59595B"/>
-                <w:sz w:val="19"/>
-              </w:rPr>
-              <w:t>2026-04-25 04:02 UTC</w:t>
-            </w:r>
-          </w:p>
-        </w:tc>
-      </w:tr>
-      <w:tr>
-        <w:tc>
-          <w:tcPr>
-            <w:tcW w:type="dxa" w:w="2016"/>
-            <w:shd w:val="clear" w:color="auto" w:fill="F8F9FA"/>
-            <w:tcBorders>
-              <w:top w:val="single" w:sz="4" w:color="E9ECEF"/>
-              <w:left w:val="single" w:sz="4" w:color="E9ECEF"/>
-              <w:bottom w:val="single" w:sz="4" w:color="E9ECEF"/>
-              <w:right w:val="single" w:sz="4" w:color="E9ECEF"/>
-            </w:tcBorders>
-          </w:tcPr>
-          <w:p>
-            <w:pPr>
-              <w:spacing w:before="40" w:after="40"/>
-            </w:pPr>
-            <w:r>
-              <w:rPr>
-                <w:rFonts w:ascii="Open Sans" w:hAnsi="Open Sans"/>
-                <w:b w:val="0"/>
-                <w:i w:val="0"/>
-                <w:color w:val="59595B"/>
-                <w:sz w:val="19"/>
-              </w:rPr>
-              <w:t>TE-DC-TL-SQL-02</w:t>
-            </w:r>
-          </w:p>
-        </w:tc>
-        <w:tc>
-          <w:tcPr>
-            <w:tcW w:type="dxa" w:w="3456"/>
-            <w:shd w:val="clear" w:color="auto" w:fill="F8F9FA"/>
-            <w:tcBorders>
-              <w:top w:val="single" w:sz="4" w:color="E9ECEF"/>
-              <w:left w:val="single" w:sz="4" w:color="E9ECEF"/>
-              <w:bottom w:val="single" w:sz="4" w:color="E9ECEF"/>
-              <w:right w:val="single" w:sz="4" w:color="E9ECEF"/>
-            </w:tcBorders>
-          </w:tcPr>
-          <w:p>
-            <w:pPr>
-              <w:spacing w:before="40" w:after="40"/>
-            </w:pPr>
-            <w:r>
-              <w:rPr>
-                <w:rFonts w:ascii="Open Sans" w:hAnsi="Open Sans"/>
-                <w:b w:val="0"/>
-                <w:i w:val="0"/>
-                <w:color w:val="59595B"/>
-                <w:sz w:val="19"/>
-              </w:rPr>
-              <w:t>windows10.0-kb5091575-x64-2022.msu</w:t>
-            </w:r>
-          </w:p>
-        </w:tc>
-        <w:tc>
-          <w:tcPr>
-            <w:tcW w:type="dxa" w:w="1152"/>
-            <w:shd w:val="clear" w:color="auto" w:fill="F8F9FA"/>
-            <w:tcBorders>
-              <w:top w:val="single" w:sz="4" w:color="E9ECEF"/>
-              <w:left w:val="single" w:sz="4" w:color="E9ECEF"/>
-              <w:bottom w:val="single" w:sz="4" w:color="E9ECEF"/>
-              <w:right w:val="single" w:sz="4" w:color="E9ECEF"/>
-            </w:tcBorders>
-          </w:tcPr>
-          <w:p>
-            <w:pPr>
-              <w:spacing w:before="40" w:after="40"/>
-            </w:pPr>
-            <w:r>
-              <w:rPr>
-                <w:rFonts w:ascii="Open Sans" w:hAnsi="Open Sans"/>
-                <w:b w:val="0"/>
-                <w:i w:val="0"/>
-                <w:color w:val="59595B"/>
-                <w:sz w:val="19"/>
-              </w:rPr>
-              <w:t>Unspecified</w:t>
-            </w:r>
-          </w:p>
-        </w:tc>
-        <w:tc>
-          <w:tcPr>
-            <w:tcW w:type="dxa" w:w="864"/>
-            <w:shd w:val="clear" w:color="auto" w:fill="F8F9FA"/>
-            <w:tcBorders>
-              <w:top w:val="single" w:sz="4" w:color="E9ECEF"/>
-              <w:left w:val="single" w:sz="4" w:color="E9ECEF"/>
-              <w:bottom w:val="single" w:sz="4" w:color="E9ECEF"/>
-              <w:right w:val="single" w:sz="4" w:color="E9ECEF"/>
-            </w:tcBorders>
-          </w:tcPr>
-          <w:p>
-            <w:pPr>
-              <w:spacing w:before="40" w:after="40"/>
-            </w:pPr>
-            <w:r>
-              <w:rPr>
-                <w:rFonts w:ascii="Open Sans" w:hAnsi="Open Sans"/>
-                <w:b w:val="0"/>
-                <w:i w:val="0"/>
-                <w:color w:val="59595B"/>
-                <w:sz w:val="19"/>
-              </w:rPr>
-              <w:t>328</w:t>
-            </w:r>
-          </w:p>
-        </w:tc>
-        <w:tc>
-          <w:tcPr>
-            <w:tcW w:type="dxa" w:w="1872"/>
-            <w:shd w:val="clear" w:color="auto" w:fill="F8F9FA"/>
-            <w:tcBorders>
-              <w:top w:val="single" w:sz="4" w:color="E9ECEF"/>
-              <w:left w:val="single" w:sz="4" w:color="E9ECEF"/>
-              <w:bottom w:val="single" w:sz="4" w:color="E9ECEF"/>
-              <w:right w:val="single" w:sz="4" w:color="E9ECEF"/>
-            </w:tcBorders>
-          </w:tcPr>
-          <w:p>
-            <w:pPr>
-              <w:spacing w:before="40" w:after="40"/>
-            </w:pPr>
-            <w:r>
-              <w:rPr>
-                <w:rFonts w:ascii="Open Sans" w:hAnsi="Open Sans"/>
-                <w:b w:val="0"/>
-                <w:i w:val="0"/>
-                <w:color w:val="59595B"/>
-                <w:sz w:val="19"/>
-              </w:rPr>
-              <w:t>2026-04-25 04:01 UTC</w:t>
-            </w:r>
-          </w:p>
-        </w:tc>
-      </w:tr>
-      <w:tr>
-        <w:tc>
-          <w:tcPr>
-            <w:tcW w:type="dxa" w:w="2016"/>
-            <w:tcBorders>
-              <w:top w:val="single" w:sz="4" w:color="E9ECEF"/>
-              <w:left w:val="single" w:sz="4" w:color="E9ECEF"/>
-              <w:bottom w:val="single" w:sz="4" w:color="E9ECEF"/>
-              <w:right w:val="single" w:sz="4" w:color="E9ECEF"/>
-            </w:tcBorders>
-          </w:tcPr>
-          <w:p>
-            <w:pPr>
-              <w:spacing w:before="40" w:after="40"/>
-            </w:pPr>
-            <w:r>
-              <w:rPr>
-                <w:rFonts w:ascii="Open Sans" w:hAnsi="Open Sans"/>
-                <w:b w:val="0"/>
-                <w:i w:val="0"/>
-                <w:color w:val="59595B"/>
-                <w:sz w:val="19"/>
-              </w:rPr>
-              <w:t>TE-DC-CHTAI-IIS</w:t>
-            </w:r>
-          </w:p>
-        </w:tc>
-        <w:tc>
-          <w:tcPr>
-            <w:tcW w:type="dxa" w:w="3456"/>
-            <w:tcBorders>
-              <w:top w:val="single" w:sz="4" w:color="E9ECEF"/>
-              <w:left w:val="single" w:sz="4" w:color="E9ECEF"/>
-              <w:bottom w:val="single" w:sz="4" w:color="E9ECEF"/>
-              <w:right w:val="single" w:sz="4" w:color="E9ECEF"/>
-            </w:tcBorders>
-          </w:tcPr>
-          <w:p>
-            <w:pPr>
-              <w:spacing w:before="40" w:after="40"/>
-            </w:pPr>
-            <w:r>
-              <w:rPr>
-                <w:rFonts w:ascii="Open Sans" w:hAnsi="Open Sans"/>
-                <w:b w:val="0"/>
-                <w:i w:val="0"/>
-                <w:color w:val="59595B"/>
-                <w:sz w:val="19"/>
-              </w:rPr>
-              <w:t>windows10.0-kb5091575-x64-2022.msu</w:t>
-            </w:r>
-          </w:p>
-        </w:tc>
-        <w:tc>
-          <w:tcPr>
-            <w:tcW w:type="dxa" w:w="1152"/>
-            <w:tcBorders>
-              <w:top w:val="single" w:sz="4" w:color="E9ECEF"/>
-              <w:left w:val="single" w:sz="4" w:color="E9ECEF"/>
-              <w:bottom w:val="single" w:sz="4" w:color="E9ECEF"/>
-              <w:right w:val="single" w:sz="4" w:color="E9ECEF"/>
-            </w:tcBorders>
-          </w:tcPr>
-          <w:p>
-            <w:pPr>
-              <w:spacing w:before="40" w:after="40"/>
-            </w:pPr>
-            <w:r>
-              <w:rPr>
-                <w:rFonts w:ascii="Open Sans" w:hAnsi="Open Sans"/>
-                <w:b w:val="0"/>
-                <w:i w:val="0"/>
-                <w:color w:val="59595B"/>
-                <w:sz w:val="19"/>
-              </w:rPr>
-              <w:t>Unspecified</w:t>
-            </w:r>
-          </w:p>
-        </w:tc>
-        <w:tc>
-          <w:tcPr>
-            <w:tcW w:type="dxa" w:w="864"/>
-            <w:tcBorders>
-              <w:top w:val="single" w:sz="4" w:color="E9ECEF"/>
-              <w:left w:val="single" w:sz="4" w:color="E9ECEF"/>
-              <w:bottom w:val="single" w:sz="4" w:color="E9ECEF"/>
-              <w:right w:val="single" w:sz="4" w:color="E9ECEF"/>
-            </w:tcBorders>
-          </w:tcPr>
-          <w:p>
-            <w:pPr>
-              <w:spacing w:before="40" w:after="40"/>
-            </w:pPr>
-            <w:r>
-              <w:rPr>
-                <w:rFonts w:ascii="Open Sans" w:hAnsi="Open Sans"/>
-                <w:b w:val="0"/>
-                <w:i w:val="0"/>
-                <w:color w:val="59595B"/>
-                <w:sz w:val="19"/>
-              </w:rPr>
-              <w:t>328</w:t>
-            </w:r>
-          </w:p>
-        </w:tc>
-        <w:tc>
-          <w:tcPr>
-            <w:tcW w:type="dxa" w:w="1872"/>
-            <w:tcBorders>
-              <w:top w:val="single" w:sz="4" w:color="E9ECEF"/>
-              <w:left w:val="single" w:sz="4" w:color="E9ECEF"/>
-              <w:bottom w:val="single" w:sz="4" w:color="E9ECEF"/>
-              <w:right w:val="single" w:sz="4" w:color="E9ECEF"/>
-            </w:tcBorders>
-          </w:tcPr>
-          <w:p>
-            <w:pPr>
-              <w:spacing w:before="40" w:after="40"/>
-            </w:pPr>
-            <w:r>
-              <w:rPr>
-                <w:rFonts w:ascii="Open Sans" w:hAnsi="Open Sans"/>
-                <w:b w:val="0"/>
-                <w:i w:val="0"/>
-                <w:color w:val="59595B"/>
-                <w:sz w:val="19"/>
-              </w:rPr>
-              <w:t>2026-04-25 04:01 UTC</w:t>
-            </w:r>
-          </w:p>
-        </w:tc>
-      </w:tr>
-      <w:tr>
-        <w:tc>
-          <w:tcPr>
-            <w:tcW w:type="dxa" w:w="2016"/>
-            <w:shd w:val="clear" w:color="auto" w:fill="F8F9FA"/>
-            <w:tcBorders>
-              <w:top w:val="single" w:sz="4" w:color="E9ECEF"/>
-              <w:left w:val="single" w:sz="4" w:color="E9ECEF"/>
-              <w:bottom w:val="single" w:sz="4" w:color="E9ECEF"/>
-              <w:right w:val="single" w:sz="4" w:color="E9ECEF"/>
-            </w:tcBorders>
-          </w:tcPr>
-          <w:p>
-            <w:pPr>
-              <w:spacing w:before="40" w:after="40"/>
-            </w:pPr>
-            <w:r>
-              <w:rPr>
-                <w:rFonts w:ascii="Open Sans" w:hAnsi="Open Sans"/>
-                <w:b w:val="0"/>
-                <w:i w:val="0"/>
-                <w:color w:val="59595B"/>
-                <w:sz w:val="19"/>
-              </w:rPr>
-              <w:t>TE-DC-CP-SQL-02</w:t>
-            </w:r>
-          </w:p>
-        </w:tc>
-        <w:tc>
-          <w:tcPr>
-            <w:tcW w:type="dxa" w:w="3456"/>
-            <w:shd w:val="clear" w:color="auto" w:fill="F8F9FA"/>
-            <w:tcBorders>
-              <w:top w:val="single" w:sz="4" w:color="E9ECEF"/>
-              <w:left w:val="single" w:sz="4" w:color="E9ECEF"/>
-              <w:bottom w:val="single" w:sz="4" w:color="E9ECEF"/>
-              <w:right w:val="single" w:sz="4" w:color="E9ECEF"/>
-            </w:tcBorders>
-          </w:tcPr>
-          <w:p>
-            <w:pPr>
-              <w:spacing w:before="40" w:after="40"/>
-            </w:pPr>
-            <w:r>
-              <w:rPr>
-                <w:rFonts w:ascii="Open Sans" w:hAnsi="Open Sans"/>
-                <w:b w:val="0"/>
-                <w:i w:val="0"/>
-                <w:color w:val="59595B"/>
-                <w:sz w:val="19"/>
-              </w:rPr>
-              <w:t>windows10.0-kb5091575-x64-2022.msu</w:t>
-            </w:r>
-          </w:p>
-        </w:tc>
-        <w:tc>
-          <w:tcPr>
-            <w:tcW w:type="dxa" w:w="1152"/>
-            <w:shd w:val="clear" w:color="auto" w:fill="F8F9FA"/>
-            <w:tcBorders>
-              <w:top w:val="single" w:sz="4" w:color="E9ECEF"/>
-              <w:left w:val="single" w:sz="4" w:color="E9ECEF"/>
-              <w:bottom w:val="single" w:sz="4" w:color="E9ECEF"/>
-              <w:right w:val="single" w:sz="4" w:color="E9ECEF"/>
-            </w:tcBorders>
-          </w:tcPr>
-          <w:p>
-            <w:pPr>
-              <w:spacing w:before="40" w:after="40"/>
-            </w:pPr>
-            <w:r>
-              <w:rPr>
-                <w:rFonts w:ascii="Open Sans" w:hAnsi="Open Sans"/>
-                <w:b w:val="0"/>
-                <w:i w:val="0"/>
-                <w:color w:val="59595B"/>
-                <w:sz w:val="19"/>
-              </w:rPr>
-              <w:t>Unspecified</w:t>
-            </w:r>
-          </w:p>
-        </w:tc>
-        <w:tc>
-          <w:tcPr>
-            <w:tcW w:type="dxa" w:w="864"/>
-            <w:shd w:val="clear" w:color="auto" w:fill="F8F9FA"/>
-            <w:tcBorders>
-              <w:top w:val="single" w:sz="4" w:color="E9ECEF"/>
-              <w:left w:val="single" w:sz="4" w:color="E9ECEF"/>
-              <w:bottom w:val="single" w:sz="4" w:color="E9ECEF"/>
-              <w:right w:val="single" w:sz="4" w:color="E9ECEF"/>
-            </w:tcBorders>
-          </w:tcPr>
-          <w:p>
-            <w:pPr>
-              <w:spacing w:before="40" w:after="40"/>
-            </w:pPr>
-            <w:r>
-              <w:rPr>
-                <w:rFonts w:ascii="Open Sans" w:hAnsi="Open Sans"/>
-                <w:b w:val="0"/>
-                <w:i w:val="0"/>
-                <w:color w:val="59595B"/>
-                <w:sz w:val="19"/>
-              </w:rPr>
-              <w:t>328</w:t>
-            </w:r>
-          </w:p>
-        </w:tc>
-        <w:tc>
-          <w:tcPr>
-            <w:tcW w:type="dxa" w:w="1872"/>
-            <w:shd w:val="clear" w:color="auto" w:fill="F8F9FA"/>
-            <w:tcBorders>
-              <w:top w:val="single" w:sz="4" w:color="E9ECEF"/>
-              <w:left w:val="single" w:sz="4" w:color="E9ECEF"/>
-              <w:bottom w:val="single" w:sz="4" w:color="E9ECEF"/>
-              <w:right w:val="single" w:sz="4" w:color="E9ECEF"/>
-            </w:tcBorders>
-          </w:tcPr>
-          <w:p>
-            <w:pPr>
-              <w:spacing w:before="40" w:after="40"/>
-            </w:pPr>
-            <w:r>
-              <w:rPr>
-                <w:rFonts w:ascii="Open Sans" w:hAnsi="Open Sans"/>
-                <w:b w:val="0"/>
-                <w:i w:val="0"/>
-                <w:color w:val="59595B"/>
-                <w:sz w:val="19"/>
-              </w:rPr>
-              <w:t>2026-04-25 04:01 UTC</w:t>
-            </w:r>
-          </w:p>
-        </w:tc>
-      </w:tr>
-      <w:tr>
-        <w:tc>
-          <w:tcPr>
-            <w:tcW w:type="dxa" w:w="2016"/>
-            <w:tcBorders>
-              <w:top w:val="single" w:sz="4" w:color="E9ECEF"/>
-              <w:left w:val="single" w:sz="4" w:color="E9ECEF"/>
-              <w:bottom w:val="single" w:sz="4" w:color="E9ECEF"/>
-              <w:right w:val="single" w:sz="4" w:color="E9ECEF"/>
-            </w:tcBorders>
-          </w:tcPr>
-          <w:p>
-            <w:pPr>
-              <w:spacing w:before="40" w:after="40"/>
-            </w:pPr>
-            <w:r>
-              <w:rPr>
-                <w:rFonts w:ascii="Open Sans" w:hAnsi="Open Sans"/>
-                <w:b w:val="0"/>
-                <w:i w:val="0"/>
-                <w:color w:val="59595B"/>
-                <w:sz w:val="19"/>
-              </w:rPr>
-              <w:t>TE-DC-MYRMM</w:t>
-            </w:r>
-          </w:p>
-        </w:tc>
-        <w:tc>
-          <w:tcPr>
-            <w:tcW w:type="dxa" w:w="3456"/>
-            <w:tcBorders>
-              <w:top w:val="single" w:sz="4" w:color="E9ECEF"/>
-              <w:left w:val="single" w:sz="4" w:color="E9ECEF"/>
-              <w:bottom w:val="single" w:sz="4" w:color="E9ECEF"/>
-              <w:right w:val="single" w:sz="4" w:color="E9ECEF"/>
-            </w:tcBorders>
-          </w:tcPr>
-          <w:p>
-            <w:pPr>
-              <w:spacing w:before="40" w:after="40"/>
-            </w:pPr>
-            <w:r>
-              <w:rPr>
-                <w:rFonts w:ascii="Open Sans" w:hAnsi="Open Sans"/>
-                <w:b w:val="0"/>
-                <w:i w:val="0"/>
-                <w:color w:val="59595B"/>
-                <w:sz w:val="19"/>
-              </w:rPr>
-              <w:t>windows10.0-kb5091575-x64-2022.msu</w:t>
-            </w:r>
-          </w:p>
-        </w:tc>
-        <w:tc>
-          <w:tcPr>
-            <w:tcW w:type="dxa" w:w="1152"/>
-            <w:tcBorders>
-              <w:top w:val="single" w:sz="4" w:color="E9ECEF"/>
-              <w:left w:val="single" w:sz="4" w:color="E9ECEF"/>
-              <w:bottom w:val="single" w:sz="4" w:color="E9ECEF"/>
-              <w:right w:val="single" w:sz="4" w:color="E9ECEF"/>
-            </w:tcBorders>
-          </w:tcPr>
-          <w:p>
-            <w:pPr>
-              <w:spacing w:before="40" w:after="40"/>
-            </w:pPr>
-            <w:r>
-              <w:rPr>
-                <w:rFonts w:ascii="Open Sans" w:hAnsi="Open Sans"/>
-                <w:b w:val="0"/>
-                <w:i w:val="0"/>
-                <w:color w:val="59595B"/>
-                <w:sz w:val="19"/>
-              </w:rPr>
-              <w:t>Unspecified</w:t>
-            </w:r>
-          </w:p>
-        </w:tc>
-        <w:tc>
-          <w:tcPr>
-            <w:tcW w:type="dxa" w:w="864"/>
-            <w:tcBorders>
-              <w:top w:val="single" w:sz="4" w:color="E9ECEF"/>
-              <w:left w:val="single" w:sz="4" w:color="E9ECEF"/>
-              <w:bottom w:val="single" w:sz="4" w:color="E9ECEF"/>
-              <w:right w:val="single" w:sz="4" w:color="E9ECEF"/>
-            </w:tcBorders>
-          </w:tcPr>
-          <w:p>
-            <w:pPr>
-              <w:spacing w:before="40" w:after="40"/>
-            </w:pPr>
-            <w:r>
-              <w:rPr>
-                <w:rFonts w:ascii="Open Sans" w:hAnsi="Open Sans"/>
-                <w:b w:val="0"/>
-                <w:i w:val="0"/>
-                <w:color w:val="59595B"/>
-                <w:sz w:val="19"/>
-              </w:rPr>
-              <w:t>328</w:t>
-            </w:r>
-          </w:p>
-        </w:tc>
-        <w:tc>
-          <w:tcPr>
-            <w:tcW w:type="dxa" w:w="1872"/>
-            <w:tcBorders>
-              <w:top w:val="single" w:sz="4" w:color="E9ECEF"/>
-              <w:left w:val="single" w:sz="4" w:color="E9ECEF"/>
-              <w:bottom w:val="single" w:sz="4" w:color="E9ECEF"/>
-              <w:right w:val="single" w:sz="4" w:color="E9ECEF"/>
-            </w:tcBorders>
-          </w:tcPr>
-          <w:p>
-            <w:pPr>
-              <w:spacing w:before="40" w:after="40"/>
-            </w:pPr>
-            <w:r>
-              <w:rPr>
-                <w:rFonts w:ascii="Open Sans" w:hAnsi="Open Sans"/>
-                <w:b w:val="0"/>
-                <w:i w:val="0"/>
-                <w:color w:val="59595B"/>
-                <w:sz w:val="19"/>
-              </w:rPr>
-              <w:t>2026-04-25 04:00 UTC</w:t>
-            </w:r>
-          </w:p>
-        </w:tc>
-      </w:tr>
-      <w:tr>
-        <w:tc>
-          <w:tcPr>
-            <w:tcW w:type="dxa" w:w="2016"/>
-            <w:shd w:val="clear" w:color="auto" w:fill="F8F9FA"/>
-            <w:tcBorders>
-              <w:top w:val="single" w:sz="4" w:color="E9ECEF"/>
-              <w:left w:val="single" w:sz="4" w:color="E9ECEF"/>
-              <w:bottom w:val="single" w:sz="4" w:color="E9ECEF"/>
-              <w:right w:val="single" w:sz="4" w:color="E9ECEF"/>
-            </w:tcBorders>
-          </w:tcPr>
-          <w:p>
-            <w:pPr>
-              <w:spacing w:before="40" w:after="40"/>
-            </w:pPr>
-            <w:r>
-              <w:rPr>
-                <w:rFonts w:ascii="Open Sans" w:hAnsi="Open Sans"/>
-                <w:b w:val="0"/>
-                <w:i w:val="0"/>
-                <w:color w:val="59595B"/>
-                <w:sz w:val="19"/>
-              </w:rPr>
-              <w:t>TE-DC-TL-DC</w:t>
-            </w:r>
-          </w:p>
-        </w:tc>
-        <w:tc>
-          <w:tcPr>
-            <w:tcW w:type="dxa" w:w="3456"/>
-            <w:shd w:val="clear" w:color="auto" w:fill="F8F9FA"/>
-            <w:tcBorders>
-              <w:top w:val="single" w:sz="4" w:color="E9ECEF"/>
-              <w:left w:val="single" w:sz="4" w:color="E9ECEF"/>
-              <w:bottom w:val="single" w:sz="4" w:color="E9ECEF"/>
-              <w:right w:val="single" w:sz="4" w:color="E9ECEF"/>
-            </w:tcBorders>
-          </w:tcPr>
-          <w:p>
-            <w:pPr>
-              <w:spacing w:before="40" w:after="40"/>
-            </w:pPr>
-            <w:r>
-              <w:rPr>
-                <w:rFonts w:ascii="Open Sans" w:hAnsi="Open Sans"/>
-                <w:b w:val="0"/>
-                <w:i w:val="0"/>
-                <w:color w:val="59595B"/>
-                <w:sz w:val="19"/>
-              </w:rPr>
-              <w:t>windows10.0-kb5091575-x64-2022.msu</w:t>
-            </w:r>
-          </w:p>
-        </w:tc>
-        <w:tc>
-          <w:tcPr>
-            <w:tcW w:type="dxa" w:w="1152"/>
-            <w:shd w:val="clear" w:color="auto" w:fill="F8F9FA"/>
-            <w:tcBorders>
-              <w:top w:val="single" w:sz="4" w:color="E9ECEF"/>
-              <w:left w:val="single" w:sz="4" w:color="E9ECEF"/>
-              <w:bottom w:val="single" w:sz="4" w:color="E9ECEF"/>
-              <w:right w:val="single" w:sz="4" w:color="E9ECEF"/>
-            </w:tcBorders>
-          </w:tcPr>
-          <w:p>
-            <w:pPr>
-              <w:spacing w:before="40" w:after="40"/>
-            </w:pPr>
-            <w:r>
-              <w:rPr>
-                <w:rFonts w:ascii="Open Sans" w:hAnsi="Open Sans"/>
-                <w:b w:val="0"/>
-                <w:i w:val="0"/>
-                <w:color w:val="59595B"/>
-                <w:sz w:val="19"/>
-              </w:rPr>
-              <w:t>Unspecified</w:t>
-            </w:r>
-          </w:p>
-        </w:tc>
-        <w:tc>
-          <w:tcPr>
-            <w:tcW w:type="dxa" w:w="864"/>
-            <w:shd w:val="clear" w:color="auto" w:fill="F8F9FA"/>
-            <w:tcBorders>
-              <w:top w:val="single" w:sz="4" w:color="E9ECEF"/>
-              <w:left w:val="single" w:sz="4" w:color="E9ECEF"/>
-              <w:bottom w:val="single" w:sz="4" w:color="E9ECEF"/>
-              <w:right w:val="single" w:sz="4" w:color="E9ECEF"/>
-            </w:tcBorders>
-          </w:tcPr>
-          <w:p>
-            <w:pPr>
-              <w:spacing w:before="40" w:after="40"/>
-            </w:pPr>
-            <w:r>
-              <w:rPr>
-                <w:rFonts w:ascii="Open Sans" w:hAnsi="Open Sans"/>
-                <w:b w:val="0"/>
-                <w:i w:val="0"/>
-                <w:color w:val="59595B"/>
-                <w:sz w:val="19"/>
-              </w:rPr>
-              <w:t>328</w:t>
-            </w:r>
-          </w:p>
-        </w:tc>
-        <w:tc>
-          <w:tcPr>
-            <w:tcW w:type="dxa" w:w="1872"/>
-            <w:shd w:val="clear" w:color="auto" w:fill="F8F9FA"/>
-            <w:tcBorders>
-              <w:top w:val="single" w:sz="4" w:color="E9ECEF"/>
-              <w:left w:val="single" w:sz="4" w:color="E9ECEF"/>
-              <w:bottom w:val="single" w:sz="4" w:color="E9ECEF"/>
-              <w:right w:val="single" w:sz="4" w:color="E9ECEF"/>
-            </w:tcBorders>
-          </w:tcPr>
-          <w:p>
-            <w:pPr>
-              <w:spacing w:before="40" w:after="40"/>
-            </w:pPr>
-            <w:r>
-              <w:rPr>
-                <w:rFonts w:ascii="Open Sans" w:hAnsi="Open Sans"/>
-                <w:b w:val="0"/>
-                <w:i w:val="0"/>
-                <w:color w:val="59595B"/>
-                <w:sz w:val="19"/>
-              </w:rPr>
-              <w:t>2026-04-25 04:00 UTC</w:t>
-            </w:r>
-          </w:p>
-        </w:tc>
-      </w:tr>
-      <w:tr>
-        <w:tc>
-          <w:tcPr>
-            <w:tcW w:type="dxa" w:w="2016"/>
-            <w:tcBorders>
-              <w:top w:val="single" w:sz="4" w:color="E9ECEF"/>
-              <w:left w:val="single" w:sz="4" w:color="E9ECEF"/>
-              <w:bottom w:val="single" w:sz="4" w:color="E9ECEF"/>
-              <w:right w:val="single" w:sz="4" w:color="E9ECEF"/>
-            </w:tcBorders>
-          </w:tcPr>
-          <w:p>
-            <w:pPr>
-              <w:spacing w:before="40" w:after="40"/>
-            </w:pPr>
-            <w:r>
-              <w:rPr>
-                <w:rFonts w:ascii="Open Sans" w:hAnsi="Open Sans"/>
-                <w:b w:val="0"/>
-                <w:i w:val="0"/>
-                <w:color w:val="59595B"/>
-                <w:sz w:val="19"/>
-              </w:rPr>
-              <w:t>TE-DC-RADSRV-01</w:t>
-            </w:r>
-          </w:p>
-        </w:tc>
-        <w:tc>
-          <w:tcPr>
-            <w:tcW w:type="dxa" w:w="3456"/>
-            <w:tcBorders>
-              <w:top w:val="single" w:sz="4" w:color="E9ECEF"/>
-              <w:left w:val="single" w:sz="4" w:color="E9ECEF"/>
-              <w:bottom w:val="single" w:sz="4" w:color="E9ECEF"/>
-              <w:right w:val="single" w:sz="4" w:color="E9ECEF"/>
-            </w:tcBorders>
-          </w:tcPr>
-          <w:p>
-            <w:pPr>
-              <w:spacing w:before="40" w:after="40"/>
-            </w:pPr>
-            <w:r>
-              <w:rPr>
-                <w:rFonts w:ascii="Open Sans" w:hAnsi="Open Sans"/>
-                <w:b w:val="0"/>
-                <w:i w:val="0"/>
-                <w:color w:val="59595B"/>
-                <w:sz w:val="19"/>
-              </w:rPr>
-              <w:t>windows10.0-kb5091575-x64-2022.msu</w:t>
-            </w:r>
-          </w:p>
-        </w:tc>
-        <w:tc>
-          <w:tcPr>
-            <w:tcW w:type="dxa" w:w="1152"/>
-            <w:tcBorders>
-              <w:top w:val="single" w:sz="4" w:color="E9ECEF"/>
-              <w:left w:val="single" w:sz="4" w:color="E9ECEF"/>
-              <w:bottom w:val="single" w:sz="4" w:color="E9ECEF"/>
-              <w:right w:val="single" w:sz="4" w:color="E9ECEF"/>
-            </w:tcBorders>
-          </w:tcPr>
-          <w:p>
-            <w:pPr>
-              <w:spacing w:before="40" w:after="40"/>
-            </w:pPr>
-            <w:r>
-              <w:rPr>
-                <w:rFonts w:ascii="Open Sans" w:hAnsi="Open Sans"/>
-                <w:b w:val="0"/>
-                <w:i w:val="0"/>
-                <w:color w:val="59595B"/>
-                <w:sz w:val="19"/>
-              </w:rPr>
-              <w:t>Unspecified</w:t>
-            </w:r>
-          </w:p>
-        </w:tc>
-        <w:tc>
-          <w:tcPr>
-            <w:tcW w:type="dxa" w:w="864"/>
-            <w:tcBorders>
-              <w:top w:val="single" w:sz="4" w:color="E9ECEF"/>
-              <w:left w:val="single" w:sz="4" w:color="E9ECEF"/>
-              <w:bottom w:val="single" w:sz="4" w:color="E9ECEF"/>
-              <w:right w:val="single" w:sz="4" w:color="E9ECEF"/>
-            </w:tcBorders>
-          </w:tcPr>
-          <w:p>
-            <w:pPr>
-              <w:spacing w:before="40" w:after="40"/>
-            </w:pPr>
-            <w:r>
-              <w:rPr>
-                <w:rFonts w:ascii="Open Sans" w:hAnsi="Open Sans"/>
-                <w:b w:val="0"/>
-                <w:i w:val="0"/>
-                <w:color w:val="59595B"/>
-                <w:sz w:val="19"/>
-              </w:rPr>
-              <w:t>328</w:t>
-            </w:r>
-          </w:p>
-        </w:tc>
-        <w:tc>
-          <w:tcPr>
-            <w:tcW w:type="dxa" w:w="1872"/>
-            <w:tcBorders>
-              <w:top w:val="single" w:sz="4" w:color="E9ECEF"/>
-              <w:left w:val="single" w:sz="4" w:color="E9ECEF"/>
-              <w:bottom w:val="single" w:sz="4" w:color="E9ECEF"/>
-              <w:right w:val="single" w:sz="4" w:color="E9ECEF"/>
-            </w:tcBorders>
-          </w:tcPr>
-          <w:p>
-            <w:pPr>
-              <w:spacing w:before="40" w:after="40"/>
-            </w:pPr>
-            <w:r>
-              <w:rPr>
-                <w:rFonts w:ascii="Open Sans" w:hAnsi="Open Sans"/>
-                <w:b w:val="0"/>
-                <w:i w:val="0"/>
-                <w:color w:val="59595B"/>
-                <w:sz w:val="19"/>
-              </w:rPr>
-              <w:t>2026-04-25 04:00 UTC</w:t>
-            </w:r>
-          </w:p>
-        </w:tc>
-      </w:tr>
-      <w:tr>
-        <w:tc>
-          <w:tcPr>
-            <w:tcW w:type="dxa" w:w="2016"/>
-            <w:shd w:val="clear" w:color="auto" w:fill="F8F9FA"/>
-            <w:tcBorders>
-              <w:top w:val="single" w:sz="4" w:color="E9ECEF"/>
-              <w:left w:val="single" w:sz="4" w:color="E9ECEF"/>
-              <w:bottom w:val="single" w:sz="4" w:color="E9ECEF"/>
-              <w:right w:val="single" w:sz="4" w:color="E9ECEF"/>
-            </w:tcBorders>
-          </w:tcPr>
-          <w:p>
-            <w:pPr>
-              <w:spacing w:before="40" w:after="40"/>
-            </w:pPr>
-            <w:r>
-              <w:rPr>
-                <w:rFonts w:ascii="Open Sans" w:hAnsi="Open Sans"/>
-                <w:b w:val="0"/>
-                <w:i w:val="0"/>
-                <w:color w:val="59595B"/>
-                <w:sz w:val="19"/>
-              </w:rPr>
-              <w:t>TE-DC-MD-APP-01</w:t>
-            </w:r>
-          </w:p>
-        </w:tc>
-        <w:tc>
-          <w:tcPr>
-            <w:tcW w:type="dxa" w:w="3456"/>
-            <w:shd w:val="clear" w:color="auto" w:fill="F8F9FA"/>
-            <w:tcBorders>
-              <w:top w:val="single" w:sz="4" w:color="E9ECEF"/>
-              <w:left w:val="single" w:sz="4" w:color="E9ECEF"/>
-              <w:bottom w:val="single" w:sz="4" w:color="E9ECEF"/>
-              <w:right w:val="single" w:sz="4" w:color="E9ECEF"/>
-            </w:tcBorders>
-          </w:tcPr>
-          <w:p>
-            <w:pPr>
-              <w:spacing w:before="40" w:after="40"/>
-            </w:pPr>
-            <w:r>
-              <w:rPr>
-                <w:rFonts w:ascii="Open Sans" w:hAnsi="Open Sans"/>
-                <w:b w:val="0"/>
-                <w:i w:val="0"/>
-                <w:color w:val="59595B"/>
-                <w:sz w:val="19"/>
-              </w:rPr>
-              <w:t>Postman-win64-Setup-12.6.3.exe</w:t>
-            </w:r>
-          </w:p>
-        </w:tc>
-        <w:tc>
-          <w:tcPr>
-            <w:tcW w:type="dxa" w:w="1152"/>
-            <w:shd w:val="clear" w:color="auto" w:fill="F8F9FA"/>
-            <w:tcBorders>
-              <w:top w:val="single" w:sz="4" w:color="E9ECEF"/>
-              <w:left w:val="single" w:sz="4" w:color="E9ECEF"/>
-              <w:bottom w:val="single" w:sz="4" w:color="E9ECEF"/>
-              <w:right w:val="single" w:sz="4" w:color="E9ECEF"/>
-            </w:tcBorders>
-          </w:tcPr>
-          <w:p>
-            <w:pPr>
-              <w:spacing w:before="40" w:after="40"/>
-            </w:pPr>
-            <w:r>
-              <w:rPr>
-                <w:rFonts w:ascii="Open Sans" w:hAnsi="Open Sans"/>
-                <w:b/>
-                <w:i w:val="0"/>
-                <w:color w:val="CC0000"/>
-                <w:sz w:val="19"/>
-              </w:rPr>
-              <w:t>Critical</w:t>
-            </w:r>
-          </w:p>
-        </w:tc>
-        <w:tc>
-          <w:tcPr>
-            <w:tcW w:type="dxa" w:w="864"/>
-            <w:shd w:val="clear" w:color="auto" w:fill="F8F9FA"/>
-            <w:tcBorders>
-              <w:top w:val="single" w:sz="4" w:color="E9ECEF"/>
-              <w:left w:val="single" w:sz="4" w:color="E9ECEF"/>
-              <w:bottom w:val="single" w:sz="4" w:color="E9ECEF"/>
-              <w:right w:val="single" w:sz="4" w:color="E9ECEF"/>
-            </w:tcBorders>
-          </w:tcPr>
-          <w:p>
-            <w:pPr>
-              <w:spacing w:before="40" w:after="40"/>
-            </w:pPr>
-            <w:r>
-              <w:rPr>
-                <w:rFonts w:ascii="Open Sans" w:hAnsi="Open Sans"/>
-                <w:b w:val="0"/>
-                <w:i w:val="0"/>
-                <w:color w:val="59595B"/>
-                <w:sz w:val="19"/>
-              </w:rPr>
-              <w:t>8</w:t>
-            </w:r>
-          </w:p>
-        </w:tc>
-        <w:tc>
-          <w:tcPr>
-            <w:tcW w:type="dxa" w:w="1872"/>
-            <w:shd w:val="clear" w:color="auto" w:fill="F8F9FA"/>
-            <w:tcBorders>
-              <w:top w:val="single" w:sz="4" w:color="E9ECEF"/>
-              <w:left w:val="single" w:sz="4" w:color="E9ECEF"/>
-              <w:bottom w:val="single" w:sz="4" w:color="E9ECEF"/>
-              <w:right w:val="single" w:sz="4" w:color="E9ECEF"/>
-            </w:tcBorders>
-          </w:tcPr>
-          <w:p>
-            <w:pPr>
-              <w:spacing w:before="40" w:after="40"/>
-            </w:pPr>
-            <w:r>
-              <w:rPr>
-                <w:rFonts w:ascii="Open Sans" w:hAnsi="Open Sans"/>
-                <w:b w:val="0"/>
-                <w:i w:val="0"/>
-                <w:color w:val="59595B"/>
-                <w:sz w:val="19"/>
-              </w:rPr>
-              <w:t>2026-04-19 08:27 UTC</w:t>
-            </w:r>
-          </w:p>
-        </w:tc>
-      </w:tr>
-      <w:tr>
-        <w:tc>
-          <w:tcPr>
-            <w:tcW w:type="dxa" w:w="2016"/>
-            <w:tcBorders>
-              <w:top w:val="single" w:sz="4" w:color="E9ECEF"/>
-              <w:left w:val="single" w:sz="4" w:color="E9ECEF"/>
-              <w:bottom w:val="single" w:sz="4" w:color="E9ECEF"/>
-              <w:right w:val="single" w:sz="4" w:color="E9ECEF"/>
-            </w:tcBorders>
-          </w:tcPr>
-          <w:p>
-            <w:pPr>
-              <w:spacing w:before="40" w:after="40"/>
-            </w:pPr>
-            <w:r>
-              <w:rPr>
-                <w:rFonts w:ascii="Open Sans" w:hAnsi="Open Sans"/>
-                <w:b w:val="0"/>
-                <w:i w:val="0"/>
-                <w:color w:val="59595B"/>
-                <w:sz w:val="19"/>
-              </w:rPr>
-              <w:t>VMTESTRDP3</w:t>
-            </w:r>
-          </w:p>
-        </w:tc>
-        <w:tc>
-          <w:tcPr>
-            <w:tcW w:type="dxa" w:w="3456"/>
-            <w:tcBorders>
-              <w:top w:val="single" w:sz="4" w:color="E9ECEF"/>
-              <w:left w:val="single" w:sz="4" w:color="E9ECEF"/>
-              <w:bottom w:val="single" w:sz="4" w:color="E9ECEF"/>
-              <w:right w:val="single" w:sz="4" w:color="E9ECEF"/>
-            </w:tcBorders>
-          </w:tcPr>
-          <w:p>
-            <w:pPr>
-              <w:spacing w:before="40" w:after="40"/>
-            </w:pPr>
-            <w:r>
-              <w:rPr>
-                <w:rFonts w:ascii="Open Sans" w:hAnsi="Open Sans"/>
-                <w:b w:val="0"/>
-                <w:i w:val="0"/>
-                <w:color w:val="59595B"/>
-                <w:sz w:val="19"/>
-              </w:rPr>
-              <w:t>Postman-win64-Setup-12.6.3.exe</w:t>
-            </w:r>
-          </w:p>
-        </w:tc>
-        <w:tc>
-          <w:tcPr>
-            <w:tcW w:type="dxa" w:w="1152"/>
-            <w:tcBorders>
-              <w:top w:val="single" w:sz="4" w:color="E9ECEF"/>
-              <w:left w:val="single" w:sz="4" w:color="E9ECEF"/>
-              <w:bottom w:val="single" w:sz="4" w:color="E9ECEF"/>
-              <w:right w:val="single" w:sz="4" w:color="E9ECEF"/>
-            </w:tcBorders>
-          </w:tcPr>
-          <w:p>
-            <w:pPr>
-              <w:spacing w:before="40" w:after="40"/>
-            </w:pPr>
-            <w:r>
-              <w:rPr>
-                <w:rFonts w:ascii="Open Sans" w:hAnsi="Open Sans"/>
-                <w:b/>
-                <w:i w:val="0"/>
-                <w:color w:val="CC0000"/>
-                <w:sz w:val="19"/>
-              </w:rPr>
-              <w:t>Critical</w:t>
-            </w:r>
-          </w:p>
-        </w:tc>
-        <w:tc>
-          <w:tcPr>
-            <w:tcW w:type="dxa" w:w="864"/>
-            <w:tcBorders>
-              <w:top w:val="single" w:sz="4" w:color="E9ECEF"/>
-              <w:left w:val="single" w:sz="4" w:color="E9ECEF"/>
-              <w:bottom w:val="single" w:sz="4" w:color="E9ECEF"/>
-              <w:right w:val="single" w:sz="4" w:color="E9ECEF"/>
-            </w:tcBorders>
-          </w:tcPr>
-          <w:p>
-            <w:pPr>
-              <w:spacing w:before="40" w:after="40"/>
-            </w:pPr>
-            <w:r>
-              <w:rPr>
-                <w:rFonts w:ascii="Open Sans" w:hAnsi="Open Sans"/>
-                <w:b w:val="0"/>
-                <w:i w:val="0"/>
-                <w:color w:val="59595B"/>
-                <w:sz w:val="19"/>
-              </w:rPr>
-              <w:t>8</w:t>
-            </w:r>
-          </w:p>
-        </w:tc>
-        <w:tc>
-          <w:tcPr>
-            <w:tcW w:type="dxa" w:w="1872"/>
-            <w:tcBorders>
-              <w:top w:val="single" w:sz="4" w:color="E9ECEF"/>
-              <w:left w:val="single" w:sz="4" w:color="E9ECEF"/>
-              <w:bottom w:val="single" w:sz="4" w:color="E9ECEF"/>
-              <w:right w:val="single" w:sz="4" w:color="E9ECEF"/>
-            </w:tcBorders>
-          </w:tcPr>
-          <w:p>
-            <w:pPr>
-              <w:spacing w:before="40" w:after="40"/>
-            </w:pPr>
-            <w:r>
-              <w:rPr>
-                <w:rFonts w:ascii="Open Sans" w:hAnsi="Open Sans"/>
-                <w:b w:val="0"/>
-                <w:i w:val="0"/>
-                <w:color w:val="59595B"/>
-                <w:sz w:val="19"/>
-              </w:rPr>
-              <w:t>2026-04-19 07:30 UTC</w:t>
-            </w:r>
-          </w:p>
-        </w:tc>
-      </w:tr>
-      <w:tr>
-        <w:tc>
-          <w:tcPr>
-            <w:tcW w:type="dxa" w:w="2016"/>
-            <w:shd w:val="clear" w:color="auto" w:fill="F8F9FA"/>
-            <w:tcBorders>
-              <w:top w:val="single" w:sz="4" w:color="E9ECEF"/>
-              <w:left w:val="single" w:sz="4" w:color="E9ECEF"/>
-              <w:bottom w:val="single" w:sz="4" w:color="E9ECEF"/>
-              <w:right w:val="single" w:sz="4" w:color="E9ECEF"/>
-            </w:tcBorders>
-          </w:tcPr>
-          <w:p>
-            <w:pPr>
-              <w:spacing w:before="40" w:after="40"/>
-            </w:pPr>
-            <w:r>
-              <w:rPr>
-                <w:rFonts w:ascii="Open Sans" w:hAnsi="Open Sans"/>
-                <w:b w:val="0"/>
-                <w:i w:val="0"/>
-                <w:color w:val="59595B"/>
-                <w:sz w:val="19"/>
-              </w:rPr>
-              <w:t>TE-DC-TL-IIS</w:t>
-            </w:r>
-          </w:p>
-        </w:tc>
-        <w:tc>
-          <w:tcPr>
-            <w:tcW w:type="dxa" w:w="3456"/>
-            <w:shd w:val="clear" w:color="auto" w:fill="F8F9FA"/>
-            <w:tcBorders>
-              <w:top w:val="single" w:sz="4" w:color="E9ECEF"/>
-              <w:left w:val="single" w:sz="4" w:color="E9ECEF"/>
-              <w:bottom w:val="single" w:sz="4" w:color="E9ECEF"/>
-              <w:right w:val="single" w:sz="4" w:color="E9ECEF"/>
-            </w:tcBorders>
-          </w:tcPr>
-          <w:p>
-            <w:pPr>
-              <w:spacing w:before="40" w:after="40"/>
-            </w:pPr>
-            <w:r>
-              <w:rPr>
-                <w:rFonts w:ascii="Open Sans" w:hAnsi="Open Sans"/>
-                <w:b w:val="0"/>
-                <w:i w:val="0"/>
-                <w:color w:val="59595B"/>
-                <w:sz w:val="19"/>
-              </w:rPr>
-              <w:t>windows10.0-kb5082425-x64-ndp481-2022.msu</w:t>
-            </w:r>
-          </w:p>
-        </w:tc>
-        <w:tc>
-          <w:tcPr>
-            <w:tcW w:type="dxa" w:w="1152"/>
-            <w:shd w:val="clear" w:color="auto" w:fill="F8F9FA"/>
-            <w:tcBorders>
-              <w:top w:val="single" w:sz="4" w:color="E9ECEF"/>
-              <w:left w:val="single" w:sz="4" w:color="E9ECEF"/>
-              <w:bottom w:val="single" w:sz="4" w:color="E9ECEF"/>
-              <w:right w:val="single" w:sz="4" w:color="E9ECEF"/>
-            </w:tcBorders>
-          </w:tcPr>
-          <w:p>
-            <w:pPr>
-              <w:spacing w:before="40" w:after="40"/>
-            </w:pPr>
-            <w:r>
-              <w:rPr>
-                <w:rFonts w:ascii="Open Sans" w:hAnsi="Open Sans"/>
-                <w:b w:val="0"/>
-                <w:i w:val="0"/>
-                <w:color w:val="59595B"/>
-                <w:sz w:val="19"/>
-              </w:rPr>
-              <w:t>Low</w:t>
-            </w:r>
-          </w:p>
-        </w:tc>
-        <w:tc>
-          <w:tcPr>
-            <w:tcW w:type="dxa" w:w="864"/>
-            <w:shd w:val="clear" w:color="auto" w:fill="F8F9FA"/>
-            <w:tcBorders>
-              <w:top w:val="single" w:sz="4" w:color="E9ECEF"/>
-              <w:left w:val="single" w:sz="4" w:color="E9ECEF"/>
-              <w:bottom w:val="single" w:sz="4" w:color="E9ECEF"/>
-              <w:right w:val="single" w:sz="4" w:color="E9ECEF"/>
-            </w:tcBorders>
-          </w:tcPr>
-          <w:p>
-            <w:pPr>
-              <w:spacing w:before="40" w:after="40"/>
-            </w:pPr>
-            <w:r>
-              <w:rPr>
-                <w:rFonts w:ascii="Open Sans" w:hAnsi="Open Sans"/>
-                <w:b w:val="0"/>
-                <w:i w:val="0"/>
-                <w:color w:val="59595B"/>
-                <w:sz w:val="19"/>
-              </w:rPr>
-              <w:t>357</w:t>
-            </w:r>
-          </w:p>
-        </w:tc>
-        <w:tc>
-          <w:tcPr>
-            <w:tcW w:type="dxa" w:w="1872"/>
-            <w:shd w:val="clear" w:color="auto" w:fill="F8F9FA"/>
-            <w:tcBorders>
-              <w:top w:val="single" w:sz="4" w:color="E9ECEF"/>
-              <w:left w:val="single" w:sz="4" w:color="E9ECEF"/>
-              <w:bottom w:val="single" w:sz="4" w:color="E9ECEF"/>
-              <w:right w:val="single" w:sz="4" w:color="E9ECEF"/>
-            </w:tcBorders>
-          </w:tcPr>
-          <w:p>
-            <w:pPr>
-              <w:spacing w:before="40" w:after="40"/>
-            </w:pPr>
-            <w:r>
-              <w:rPr>
-                <w:rFonts w:ascii="Open Sans" w:hAnsi="Open Sans"/>
-                <w:b w:val="0"/>
-                <w:i w:val="0"/>
-                <w:color w:val="59595B"/>
-                <w:sz w:val="19"/>
-              </w:rPr>
-              <w:t>2026-04-18 06:26 UTC</w:t>
-            </w:r>
-          </w:p>
-        </w:tc>
-      </w:tr>
-      <w:tr>
-        <w:tc>
-          <w:tcPr>
-            <w:tcW w:type="dxa" w:w="2016"/>
-            <w:tcBorders>
-              <w:top w:val="single" w:sz="4" w:color="E9ECEF"/>
-              <w:left w:val="single" w:sz="4" w:color="E9ECEF"/>
-              <w:bottom w:val="single" w:sz="4" w:color="E9ECEF"/>
-              <w:right w:val="single" w:sz="4" w:color="E9ECEF"/>
-            </w:tcBorders>
-          </w:tcPr>
-          <w:p>
-            <w:pPr>
-              <w:spacing w:before="40" w:after="40"/>
-            </w:pPr>
-            <w:r>
-              <w:rPr>
-                <w:rFonts w:ascii="Open Sans" w:hAnsi="Open Sans"/>
-                <w:b w:val="0"/>
-                <w:i w:val="0"/>
-                <w:color w:val="59595B"/>
-                <w:sz w:val="19"/>
-              </w:rPr>
-              <w:t>TE-DC-BKP-VSPC-01</w:t>
-            </w:r>
-          </w:p>
-        </w:tc>
-        <w:tc>
-          <w:tcPr>
-            <w:tcW w:type="dxa" w:w="3456"/>
-            <w:tcBorders>
-              <w:top w:val="single" w:sz="4" w:color="E9ECEF"/>
-              <w:left w:val="single" w:sz="4" w:color="E9ECEF"/>
-              <w:bottom w:val="single" w:sz="4" w:color="E9ECEF"/>
-              <w:right w:val="single" w:sz="4" w:color="E9ECEF"/>
-            </w:tcBorders>
-          </w:tcPr>
-          <w:p>
-            <w:pPr>
-              <w:spacing w:before="40" w:after="40"/>
-            </w:pPr>
-            <w:r>
-              <w:rPr>
-                <w:rFonts w:ascii="Open Sans" w:hAnsi="Open Sans"/>
-                <w:b w:val="0"/>
-                <w:i w:val="0"/>
-                <w:color w:val="59595B"/>
-                <w:sz w:val="19"/>
-              </w:rPr>
-              <w:t>windows10.0-kb5082142-x64-2022.msu</w:t>
-            </w:r>
-          </w:p>
-        </w:tc>
-        <w:tc>
-          <w:tcPr>
-            <w:tcW w:type="dxa" w:w="1152"/>
-            <w:tcBorders>
-              <w:top w:val="single" w:sz="4" w:color="E9ECEF"/>
-              <w:left w:val="single" w:sz="4" w:color="E9ECEF"/>
-              <w:bottom w:val="single" w:sz="4" w:color="E9ECEF"/>
-              <w:right w:val="single" w:sz="4" w:color="E9ECEF"/>
-            </w:tcBorders>
-          </w:tcPr>
-          <w:p>
-            <w:pPr>
-              <w:spacing w:before="40" w:after="40"/>
-            </w:pPr>
-            <w:r>
-              <w:rPr>
-                <w:rFonts w:ascii="Open Sans" w:hAnsi="Open Sans"/>
-                <w:b w:val="0"/>
-                <w:i w:val="0"/>
-                <w:color w:val="59595B"/>
-                <w:sz w:val="19"/>
-              </w:rPr>
-              <w:t>Low</w:t>
-            </w:r>
-          </w:p>
-        </w:tc>
-        <w:tc>
-          <w:tcPr>
-            <w:tcW w:type="dxa" w:w="864"/>
-            <w:tcBorders>
-              <w:top w:val="single" w:sz="4" w:color="E9ECEF"/>
-              <w:left w:val="single" w:sz="4" w:color="E9ECEF"/>
-              <w:bottom w:val="single" w:sz="4" w:color="E9ECEF"/>
-              <w:right w:val="single" w:sz="4" w:color="E9ECEF"/>
-            </w:tcBorders>
-          </w:tcPr>
-          <w:p>
-            <w:pPr>
-              <w:spacing w:before="40" w:after="40"/>
-            </w:pPr>
-            <w:r>
-              <w:rPr>
-                <w:rFonts w:ascii="Open Sans" w:hAnsi="Open Sans"/>
-                <w:b w:val="0"/>
-                <w:i w:val="0"/>
-                <w:color w:val="59595B"/>
-                <w:sz w:val="19"/>
-              </w:rPr>
-              <w:t>342</w:t>
-            </w:r>
-          </w:p>
-        </w:tc>
-        <w:tc>
-          <w:tcPr>
-            <w:tcW w:type="dxa" w:w="1872"/>
-            <w:tcBorders>
-              <w:top w:val="single" w:sz="4" w:color="E9ECEF"/>
-              <w:left w:val="single" w:sz="4" w:color="E9ECEF"/>
-              <w:bottom w:val="single" w:sz="4" w:color="E9ECEF"/>
-              <w:right w:val="single" w:sz="4" w:color="E9ECEF"/>
-            </w:tcBorders>
-          </w:tcPr>
-          <w:p>
-            <w:pPr>
-              <w:spacing w:before="40" w:after="40"/>
-            </w:pPr>
-            <w:r>
-              <w:rPr>
-                <w:rFonts w:ascii="Open Sans" w:hAnsi="Open Sans"/>
-                <w:b w:val="0"/>
-                <w:i w:val="0"/>
-                <w:color w:val="59595B"/>
-                <w:sz w:val="19"/>
-              </w:rPr>
-              <w:t>2026-04-18 06:13 UTC</w:t>
-            </w:r>
-          </w:p>
-        </w:tc>
-      </w:tr>
-      <w:tr>
-        <w:tc>
-          <w:tcPr>
-            <w:tcW w:type="dxa" w:w="2016"/>
-            <w:shd w:val="clear" w:color="auto" w:fill="F8F9FA"/>
-            <w:tcBorders>
-              <w:top w:val="single" w:sz="4" w:color="E9ECEF"/>
-              <w:left w:val="single" w:sz="4" w:color="E9ECEF"/>
-              <w:bottom w:val="single" w:sz="4" w:color="E9ECEF"/>
-              <w:right w:val="single" w:sz="4" w:color="E9ECEF"/>
-            </w:tcBorders>
-          </w:tcPr>
-          <w:p>
-            <w:pPr>
-              <w:spacing w:before="40" w:after="40"/>
-            </w:pPr>
-            <w:r>
-              <w:rPr>
-                <w:rFonts w:ascii="Open Sans" w:hAnsi="Open Sans"/>
-                <w:b w:val="0"/>
-                <w:i w:val="0"/>
-                <w:color w:val="59595B"/>
-                <w:sz w:val="19"/>
-              </w:rPr>
-              <w:t>TE-DC-VDITEC-03</w:t>
-            </w:r>
-          </w:p>
-        </w:tc>
-        <w:tc>
-          <w:tcPr>
-            <w:tcW w:type="dxa" w:w="3456"/>
-            <w:shd w:val="clear" w:color="auto" w:fill="F8F9FA"/>
-            <w:tcBorders>
-              <w:top w:val="single" w:sz="4" w:color="E9ECEF"/>
-              <w:left w:val="single" w:sz="4" w:color="E9ECEF"/>
-              <w:bottom w:val="single" w:sz="4" w:color="E9ECEF"/>
-              <w:right w:val="single" w:sz="4" w:color="E9ECEF"/>
-            </w:tcBorders>
-          </w:tcPr>
-          <w:p>
-            <w:pPr>
-              <w:spacing w:before="40" w:after="40"/>
-            </w:pPr>
-            <w:r>
-              <w:rPr>
-                <w:rFonts w:ascii="Open Sans" w:hAnsi="Open Sans"/>
-                <w:b w:val="0"/>
-                <w:i w:val="0"/>
-                <w:color w:val="59595B"/>
-                <w:sz w:val="19"/>
-              </w:rPr>
-              <w:t>VSCodeSetup-x64-1.115.0.exe</w:t>
-            </w:r>
-          </w:p>
-        </w:tc>
-        <w:tc>
-          <w:tcPr>
-            <w:tcW w:type="dxa" w:w="1152"/>
-            <w:shd w:val="clear" w:color="auto" w:fill="F8F9FA"/>
-            <w:tcBorders>
-              <w:top w:val="single" w:sz="4" w:color="E9ECEF"/>
-              <w:left w:val="single" w:sz="4" w:color="E9ECEF"/>
-              <w:bottom w:val="single" w:sz="4" w:color="E9ECEF"/>
-              <w:right w:val="single" w:sz="4" w:color="E9ECEF"/>
-            </w:tcBorders>
-          </w:tcPr>
-          <w:p>
-            <w:pPr>
-              <w:spacing w:before="40" w:after="40"/>
-            </w:pPr>
-            <w:r>
-              <w:rPr>
-                <w:rFonts w:ascii="Open Sans" w:hAnsi="Open Sans"/>
-                <w:b w:val="0"/>
-                <w:i w:val="0"/>
-                <w:color w:val="59595B"/>
-                <w:sz w:val="19"/>
-              </w:rPr>
-              <w:t>Important</w:t>
-            </w:r>
-          </w:p>
-        </w:tc>
-        <w:tc>
-          <w:tcPr>
-            <w:tcW w:type="dxa" w:w="864"/>
-            <w:shd w:val="clear" w:color="auto" w:fill="F8F9FA"/>
-            <w:tcBorders>
-              <w:top w:val="single" w:sz="4" w:color="E9ECEF"/>
-              <w:left w:val="single" w:sz="4" w:color="E9ECEF"/>
-              <w:bottom w:val="single" w:sz="4" w:color="E9ECEF"/>
-              <w:right w:val="single" w:sz="4" w:color="E9ECEF"/>
-            </w:tcBorders>
-          </w:tcPr>
-          <w:p>
-            <w:pPr>
-              <w:spacing w:before="40" w:after="40"/>
-            </w:pPr>
-            <w:r>
-              <w:rPr>
-                <w:rFonts w:ascii="Open Sans" w:hAnsi="Open Sans"/>
-                <w:b w:val="0"/>
-                <w:i w:val="0"/>
-                <w:color w:val="59595B"/>
-                <w:sz w:val="19"/>
-              </w:rPr>
-              <w:t>8</w:t>
-            </w:r>
-          </w:p>
-        </w:tc>
-        <w:tc>
-          <w:tcPr>
-            <w:tcW w:type="dxa" w:w="1872"/>
-            <w:shd w:val="clear" w:color="auto" w:fill="F8F9FA"/>
-            <w:tcBorders>
-              <w:top w:val="single" w:sz="4" w:color="E9ECEF"/>
-              <w:left w:val="single" w:sz="4" w:color="E9ECEF"/>
-              <w:bottom w:val="single" w:sz="4" w:color="E9ECEF"/>
-              <w:right w:val="single" w:sz="4" w:color="E9ECEF"/>
-            </w:tcBorders>
-          </w:tcPr>
-          <w:p>
-            <w:pPr>
-              <w:spacing w:before="40" w:after="40"/>
-            </w:pPr>
-            <w:r>
-              <w:rPr>
-                <w:rFonts w:ascii="Open Sans" w:hAnsi="Open Sans"/>
-                <w:b w:val="0"/>
-                <w:i w:val="0"/>
-                <w:color w:val="59595B"/>
-                <w:sz w:val="19"/>
-              </w:rPr>
-              <w:t>2026-04-12 04:40 UTC</w:t>
-            </w:r>
-          </w:p>
-        </w:tc>
-      </w:tr>
-      <w:tr>
-        <w:tc>
-          <w:tcPr>
-            <w:tcW w:type="dxa" w:w="2016"/>
-            <w:tcBorders>
-              <w:top w:val="single" w:sz="4" w:color="E9ECEF"/>
-              <w:left w:val="single" w:sz="4" w:color="E9ECEF"/>
-              <w:bottom w:val="single" w:sz="4" w:color="E9ECEF"/>
-              <w:right w:val="single" w:sz="4" w:color="E9ECEF"/>
-            </w:tcBorders>
-          </w:tcPr>
-          <w:p>
-            <w:pPr>
-              <w:spacing w:before="40" w:after="40"/>
-            </w:pPr>
-            <w:r>
-              <w:rPr>
-                <w:rFonts w:ascii="Open Sans" w:hAnsi="Open Sans"/>
-                <w:b w:val="0"/>
-                <w:i w:val="0"/>
-                <w:color w:val="59595B"/>
-                <w:sz w:val="19"/>
-              </w:rPr>
-              <w:t>TE-DC-VDITEC-03</w:t>
-            </w:r>
-          </w:p>
-        </w:tc>
-        <w:tc>
-          <w:tcPr>
-            <w:tcW w:type="dxa" w:w="3456"/>
-            <w:tcBorders>
-              <w:top w:val="single" w:sz="4" w:color="E9ECEF"/>
-              <w:left w:val="single" w:sz="4" w:color="E9ECEF"/>
-              <w:bottom w:val="single" w:sz="4" w:color="E9ECEF"/>
-              <w:right w:val="single" w:sz="4" w:color="E9ECEF"/>
-            </w:tcBorders>
-          </w:tcPr>
-          <w:p>
-            <w:pPr>
-              <w:spacing w:before="40" w:after="40"/>
-            </w:pPr>
-            <w:r>
-              <w:rPr>
-                <w:rFonts w:ascii="Open Sans" w:hAnsi="Open Sans"/>
-                <w:b w:val="0"/>
-                <w:i w:val="0"/>
-                <w:color w:val="59595B"/>
-                <w:sz w:val="19"/>
-              </w:rPr>
-              <w:t>node-v24.14.1-x64.msi</w:t>
-            </w:r>
-          </w:p>
-        </w:tc>
-        <w:tc>
-          <w:tcPr>
-            <w:tcW w:type="dxa" w:w="1152"/>
-            <w:tcBorders>
-              <w:top w:val="single" w:sz="4" w:color="E9ECEF"/>
-              <w:left w:val="single" w:sz="4" w:color="E9ECEF"/>
-              <w:bottom w:val="single" w:sz="4" w:color="E9ECEF"/>
-              <w:right w:val="single" w:sz="4" w:color="E9ECEF"/>
-            </w:tcBorders>
-          </w:tcPr>
-          <w:p>
-            <w:pPr>
-              <w:spacing w:before="40" w:after="40"/>
-            </w:pPr>
-            <w:r>
-              <w:rPr>
-                <w:rFonts w:ascii="Open Sans" w:hAnsi="Open Sans"/>
-                <w:b w:val="0"/>
-                <w:i w:val="0"/>
-                <w:color w:val="59595B"/>
-                <w:sz w:val="19"/>
-              </w:rPr>
-              <w:t>Moderate</w:t>
-            </w:r>
-          </w:p>
-        </w:tc>
-        <w:tc>
-          <w:tcPr>
-            <w:tcW w:type="dxa" w:w="864"/>
-            <w:tcBorders>
-              <w:top w:val="single" w:sz="4" w:color="E9ECEF"/>
-              <w:left w:val="single" w:sz="4" w:color="E9ECEF"/>
-              <w:bottom w:val="single" w:sz="4" w:color="E9ECEF"/>
-              <w:right w:val="single" w:sz="4" w:color="E9ECEF"/>
-            </w:tcBorders>
-          </w:tcPr>
-          <w:p>
-            <w:pPr>
-              <w:spacing w:before="40" w:after="40"/>
-            </w:pPr>
-            <w:r>
-              <w:rPr>
-                <w:rFonts w:ascii="Open Sans" w:hAnsi="Open Sans"/>
-                <w:b w:val="0"/>
-                <w:i w:val="0"/>
-                <w:color w:val="59595B"/>
-                <w:sz w:val="19"/>
-              </w:rPr>
-              <w:t>8</w:t>
-            </w:r>
-          </w:p>
-        </w:tc>
-        <w:tc>
-          <w:tcPr>
-            <w:tcW w:type="dxa" w:w="1872"/>
-            <w:tcBorders>
-              <w:top w:val="single" w:sz="4" w:color="E9ECEF"/>
-              <w:left w:val="single" w:sz="4" w:color="E9ECEF"/>
-              <w:bottom w:val="single" w:sz="4" w:color="E9ECEF"/>
-              <w:right w:val="single" w:sz="4" w:color="E9ECEF"/>
-            </w:tcBorders>
-          </w:tcPr>
-          <w:p>
-            <w:pPr>
-              <w:spacing w:before="40" w:after="40"/>
-            </w:pPr>
-            <w:r>
-              <w:rPr>
-                <w:rFonts w:ascii="Open Sans" w:hAnsi="Open Sans"/>
-                <w:b w:val="0"/>
-                <w:i w:val="0"/>
-                <w:color w:val="59595B"/>
-                <w:sz w:val="19"/>
-              </w:rPr>
-              <w:t>2026-04-12 04:40 UTC</w:t>
-            </w:r>
-          </w:p>
-        </w:tc>
-      </w:tr>
-      <w:tr>
-        <w:tc>
-          <w:tcPr>
-            <w:tcW w:type="dxa" w:w="2016"/>
-            <w:shd w:val="clear" w:color="auto" w:fill="F8F9FA"/>
-            <w:tcBorders>
-              <w:top w:val="single" w:sz="4" w:color="E9ECEF"/>
-              <w:left w:val="single" w:sz="4" w:color="E9ECEF"/>
-              <w:bottom w:val="single" w:sz="4" w:color="E9ECEF"/>
-              <w:right w:val="single" w:sz="4" w:color="E9ECEF"/>
-            </w:tcBorders>
-          </w:tcPr>
-          <w:p>
-            <w:pPr>
-              <w:spacing w:before="40" w:after="40"/>
-            </w:pPr>
-            <w:r>
-              <w:rPr>
-                <w:rFonts w:ascii="Open Sans" w:hAnsi="Open Sans"/>
-                <w:b w:val="0"/>
-                <w:i w:val="0"/>
-                <w:color w:val="59595B"/>
-                <w:sz w:val="19"/>
-              </w:rPr>
-              <w:t>TE-DC-VDIDEV-06</w:t>
-            </w:r>
-          </w:p>
-        </w:tc>
-        <w:tc>
-          <w:tcPr>
-            <w:tcW w:type="dxa" w:w="3456"/>
-            <w:shd w:val="clear" w:color="auto" w:fill="F8F9FA"/>
-            <w:tcBorders>
-              <w:top w:val="single" w:sz="4" w:color="E9ECEF"/>
-              <w:left w:val="single" w:sz="4" w:color="E9ECEF"/>
-              <w:bottom w:val="single" w:sz="4" w:color="E9ECEF"/>
-              <w:right w:val="single" w:sz="4" w:color="E9ECEF"/>
-            </w:tcBorders>
-          </w:tcPr>
-          <w:p>
-            <w:pPr>
-              <w:spacing w:before="40" w:after="40"/>
-            </w:pPr>
-            <w:r>
-              <w:rPr>
-                <w:rFonts w:ascii="Open Sans" w:hAnsi="Open Sans"/>
-                <w:b w:val="0"/>
-                <w:i w:val="0"/>
-                <w:color w:val="59595B"/>
-                <w:sz w:val="19"/>
-              </w:rPr>
-              <w:t>VSCodeSetup-x64-1.115.0.exe</w:t>
-            </w:r>
-          </w:p>
-        </w:tc>
-        <w:tc>
-          <w:tcPr>
-            <w:tcW w:type="dxa" w:w="1152"/>
-            <w:shd w:val="clear" w:color="auto" w:fill="F8F9FA"/>
-            <w:tcBorders>
-              <w:top w:val="single" w:sz="4" w:color="E9ECEF"/>
-              <w:left w:val="single" w:sz="4" w:color="E9ECEF"/>
-              <w:bottom w:val="single" w:sz="4" w:color="E9ECEF"/>
-              <w:right w:val="single" w:sz="4" w:color="E9ECEF"/>
-            </w:tcBorders>
-          </w:tcPr>
-          <w:p>
-            <w:pPr>
-              <w:spacing w:before="40" w:after="40"/>
-            </w:pPr>
-            <w:r>
-              <w:rPr>
-                <w:rFonts w:ascii="Open Sans" w:hAnsi="Open Sans"/>
-                <w:b w:val="0"/>
-                <w:i w:val="0"/>
-                <w:color w:val="59595B"/>
-                <w:sz w:val="19"/>
-              </w:rPr>
-              <w:t>Important</w:t>
-            </w:r>
-          </w:p>
-        </w:tc>
-        <w:tc>
-          <w:tcPr>
-            <w:tcW w:type="dxa" w:w="864"/>
-            <w:shd w:val="clear" w:color="auto" w:fill="F8F9FA"/>
-            <w:tcBorders>
-              <w:top w:val="single" w:sz="4" w:color="E9ECEF"/>
-              <w:left w:val="single" w:sz="4" w:color="E9ECEF"/>
-              <w:bottom w:val="single" w:sz="4" w:color="E9ECEF"/>
-              <w:right w:val="single" w:sz="4" w:color="E9ECEF"/>
-            </w:tcBorders>
-          </w:tcPr>
-          <w:p>
-            <w:pPr>
-              <w:spacing w:before="40" w:after="40"/>
-            </w:pPr>
-            <w:r>
-              <w:rPr>
-                <w:rFonts w:ascii="Open Sans" w:hAnsi="Open Sans"/>
-                <w:b w:val="0"/>
-                <w:i w:val="0"/>
-                <w:color w:val="59595B"/>
-                <w:sz w:val="19"/>
-              </w:rPr>
-              <w:t>8</w:t>
-            </w:r>
-          </w:p>
-        </w:tc>
-        <w:tc>
-          <w:tcPr>
-            <w:tcW w:type="dxa" w:w="1872"/>
-            <w:shd w:val="clear" w:color="auto" w:fill="F8F9FA"/>
-            <w:tcBorders>
-              <w:top w:val="single" w:sz="4" w:color="E9ECEF"/>
-              <w:left w:val="single" w:sz="4" w:color="E9ECEF"/>
-              <w:bottom w:val="single" w:sz="4" w:color="E9ECEF"/>
-              <w:right w:val="single" w:sz="4" w:color="E9ECEF"/>
-            </w:tcBorders>
-          </w:tcPr>
-          <w:p>
-            <w:pPr>
-              <w:spacing w:before="40" w:after="40"/>
-            </w:pPr>
-            <w:r>
-              <w:rPr>
-                <w:rFonts w:ascii="Open Sans" w:hAnsi="Open Sans"/>
-                <w:b w:val="0"/>
-                <w:i w:val="0"/>
-                <w:color w:val="59595B"/>
-                <w:sz w:val="19"/>
-              </w:rPr>
-              <w:t>2026-04-12 04:13 UTC</w:t>
-            </w:r>
-          </w:p>
-        </w:tc>
-      </w:tr>
-      <w:tr>
-        <w:tc>
-          <w:tcPr>
-            <w:tcW w:type="dxa" w:w="2016"/>
-            <w:tcBorders>
-              <w:top w:val="single" w:sz="4" w:color="E9ECEF"/>
-              <w:left w:val="single" w:sz="4" w:color="E9ECEF"/>
-              <w:bottom w:val="single" w:sz="4" w:color="E9ECEF"/>
-              <w:right w:val="single" w:sz="4" w:color="E9ECEF"/>
-            </w:tcBorders>
-          </w:tcPr>
-          <w:p>
-            <w:pPr>
-              <w:spacing w:before="40" w:after="40"/>
-            </w:pPr>
-            <w:r>
-              <w:rPr>
-                <w:rFonts w:ascii="Open Sans" w:hAnsi="Open Sans"/>
-                <w:b w:val="0"/>
-                <w:i w:val="0"/>
-                <w:color w:val="59595B"/>
-                <w:sz w:val="19"/>
-              </w:rPr>
-              <w:t>TE-HQ-LPT-AA</w:t>
-            </w:r>
-          </w:p>
-        </w:tc>
-        <w:tc>
-          <w:tcPr>
-            <w:tcW w:type="dxa" w:w="3456"/>
-            <w:tcBorders>
-              <w:top w:val="single" w:sz="4" w:color="E9ECEF"/>
-              <w:left w:val="single" w:sz="4" w:color="E9ECEF"/>
-              <w:bottom w:val="single" w:sz="4" w:color="E9ECEF"/>
-              <w:right w:val="single" w:sz="4" w:color="E9ECEF"/>
-            </w:tcBorders>
-          </w:tcPr>
-          <w:p>
-            <w:pPr>
-              <w:spacing w:before="40" w:after="40"/>
-            </w:pPr>
-            <w:r>
-              <w:rPr>
-                <w:rFonts w:ascii="Open Sans" w:hAnsi="Open Sans"/>
-                <w:b w:val="0"/>
-                <w:i w:val="0"/>
-                <w:color w:val="59595B"/>
-                <w:sz w:val="19"/>
-              </w:rPr>
-              <w:t>ZoomInstallerFull_7.0.1.34140_64.exe</w:t>
-            </w:r>
-          </w:p>
-        </w:tc>
-        <w:tc>
-          <w:tcPr>
-            <w:tcW w:type="dxa" w:w="1152"/>
-            <w:tcBorders>
-              <w:top w:val="single" w:sz="4" w:color="E9ECEF"/>
-              <w:left w:val="single" w:sz="4" w:color="E9ECEF"/>
-              <w:bottom w:val="single" w:sz="4" w:color="E9ECEF"/>
-              <w:right w:val="single" w:sz="4" w:color="E9ECEF"/>
-            </w:tcBorders>
-          </w:tcPr>
-          <w:p>
-            <w:pPr>
-              <w:spacing w:before="40" w:after="40"/>
-            </w:pPr>
-            <w:r>
-              <w:rPr>
-                <w:rFonts w:ascii="Open Sans" w:hAnsi="Open Sans"/>
-                <w:b w:val="0"/>
-                <w:i w:val="0"/>
-                <w:color w:val="59595B"/>
-                <w:sz w:val="19"/>
-              </w:rPr>
-              <w:t>Moderate</w:t>
-            </w:r>
-          </w:p>
-        </w:tc>
-        <w:tc>
-          <w:tcPr>
-            <w:tcW w:type="dxa" w:w="864"/>
-            <w:tcBorders>
-              <w:top w:val="single" w:sz="4" w:color="E9ECEF"/>
-              <w:left w:val="single" w:sz="4" w:color="E9ECEF"/>
-              <w:bottom w:val="single" w:sz="4" w:color="E9ECEF"/>
-              <w:right w:val="single" w:sz="4" w:color="E9ECEF"/>
-            </w:tcBorders>
-          </w:tcPr>
-          <w:p>
-            <w:pPr>
-              <w:spacing w:before="40" w:after="40"/>
-            </w:pPr>
-            <w:r>
-              <w:rPr>
-                <w:rFonts w:ascii="Open Sans" w:hAnsi="Open Sans"/>
-                <w:b w:val="0"/>
-                <w:i w:val="0"/>
-                <w:color w:val="59595B"/>
-                <w:sz w:val="19"/>
-              </w:rPr>
-              <w:t>8</w:t>
-            </w:r>
-          </w:p>
-        </w:tc>
-        <w:tc>
-          <w:tcPr>
-            <w:tcW w:type="dxa" w:w="1872"/>
-            <w:tcBorders>
-              <w:top w:val="single" w:sz="4" w:color="E9ECEF"/>
-              <w:left w:val="single" w:sz="4" w:color="E9ECEF"/>
-              <w:bottom w:val="single" w:sz="4" w:color="E9ECEF"/>
-              <w:right w:val="single" w:sz="4" w:color="E9ECEF"/>
-            </w:tcBorders>
-          </w:tcPr>
-          <w:p>
-            <w:pPr>
-              <w:spacing w:before="40" w:after="40"/>
-            </w:pPr>
-            <w:r>
-              <w:rPr>
-                <w:rFonts w:ascii="Open Sans" w:hAnsi="Open Sans"/>
-                <w:b w:val="0"/>
-                <w:i w:val="0"/>
-                <w:color w:val="59595B"/>
-                <w:sz w:val="19"/>
-              </w:rPr>
-              <w:t>2026-04-05 08:35 UTC</w:t>
-            </w:r>
-          </w:p>
-        </w:tc>
-      </w:tr>
-      <w:tr>
-        <w:tc>
-          <w:tcPr>
-            <w:tcW w:type="dxa" w:w="2016"/>
-            <w:shd w:val="clear" w:color="auto" w:fill="F8F9FA"/>
-            <w:tcBorders>
-              <w:top w:val="single" w:sz="4" w:color="E9ECEF"/>
-              <w:left w:val="single" w:sz="4" w:color="E9ECEF"/>
-              <w:bottom w:val="single" w:sz="4" w:color="E9ECEF"/>
-              <w:right w:val="single" w:sz="4" w:color="E9ECEF"/>
-            </w:tcBorders>
-          </w:tcPr>
-          <w:p>
-            <w:pPr>
-              <w:spacing w:before="40" w:after="40"/>
-            </w:pPr>
-            <w:r>
-              <w:rPr>
-                <w:rFonts w:ascii="Open Sans" w:hAnsi="Open Sans"/>
-                <w:b w:val="0"/>
-                <w:i w:val="0"/>
-                <w:color w:val="59595B"/>
-                <w:sz w:val="19"/>
-              </w:rPr>
-              <w:t>VMTESTRDP3</w:t>
-            </w:r>
-          </w:p>
-        </w:tc>
-        <w:tc>
-          <w:tcPr>
-            <w:tcW w:type="dxa" w:w="3456"/>
-            <w:shd w:val="clear" w:color="auto" w:fill="F8F9FA"/>
-            <w:tcBorders>
-              <w:top w:val="single" w:sz="4" w:color="E9ECEF"/>
-              <w:left w:val="single" w:sz="4" w:color="E9ECEF"/>
-              <w:bottom w:val="single" w:sz="4" w:color="E9ECEF"/>
-              <w:right w:val="single" w:sz="4" w:color="E9ECEF"/>
-            </w:tcBorders>
-          </w:tcPr>
-          <w:p>
-            <w:pPr>
-              <w:spacing w:before="40" w:after="40"/>
-            </w:pPr>
-            <w:r>
-              <w:rPr>
-                <w:rFonts w:ascii="Open Sans" w:hAnsi="Open Sans"/>
-                <w:b w:val="0"/>
-                <w:i w:val="0"/>
-                <w:color w:val="59595B"/>
-                <w:sz w:val="19"/>
-              </w:rPr>
-              <w:t>ZoomInstallerFull_7.0.1.34140_64.exe</w:t>
-            </w:r>
-          </w:p>
-        </w:tc>
-        <w:tc>
-          <w:tcPr>
-            <w:tcW w:type="dxa" w:w="1152"/>
-            <w:shd w:val="clear" w:color="auto" w:fill="F8F9FA"/>
-            <w:tcBorders>
-              <w:top w:val="single" w:sz="4" w:color="E9ECEF"/>
-              <w:left w:val="single" w:sz="4" w:color="E9ECEF"/>
-              <w:bottom w:val="single" w:sz="4" w:color="E9ECEF"/>
-              <w:right w:val="single" w:sz="4" w:color="E9ECEF"/>
-            </w:tcBorders>
-          </w:tcPr>
-          <w:p>
-            <w:pPr>
-              <w:spacing w:before="40" w:after="40"/>
-            </w:pPr>
-            <w:r>
-              <w:rPr>
-                <w:rFonts w:ascii="Open Sans" w:hAnsi="Open Sans"/>
-                <w:b w:val="0"/>
-                <w:i w:val="0"/>
-                <w:color w:val="59595B"/>
-                <w:sz w:val="19"/>
-              </w:rPr>
-              <w:t>Moderate</w:t>
-            </w:r>
-          </w:p>
-        </w:tc>
-        <w:tc>
-          <w:tcPr>
-            <w:tcW w:type="dxa" w:w="864"/>
-            <w:shd w:val="clear" w:color="auto" w:fill="F8F9FA"/>
-            <w:tcBorders>
-              <w:top w:val="single" w:sz="4" w:color="E9ECEF"/>
-              <w:left w:val="single" w:sz="4" w:color="E9ECEF"/>
-              <w:bottom w:val="single" w:sz="4" w:color="E9ECEF"/>
-              <w:right w:val="single" w:sz="4" w:color="E9ECEF"/>
-            </w:tcBorders>
-          </w:tcPr>
-          <w:p>
-            <w:pPr>
-              <w:spacing w:before="40" w:after="40"/>
-            </w:pPr>
-            <w:r>
-              <w:rPr>
-                <w:rFonts w:ascii="Open Sans" w:hAnsi="Open Sans"/>
-                <w:b w:val="0"/>
-                <w:i w:val="0"/>
-                <w:color w:val="59595B"/>
-                <w:sz w:val="19"/>
-              </w:rPr>
-              <w:t>8</w:t>
-            </w:r>
-          </w:p>
-        </w:tc>
-        <w:tc>
-          <w:tcPr>
-            <w:tcW w:type="dxa" w:w="1872"/>
-            <w:shd w:val="clear" w:color="auto" w:fill="F8F9FA"/>
-            <w:tcBorders>
-              <w:top w:val="single" w:sz="4" w:color="E9ECEF"/>
-              <w:left w:val="single" w:sz="4" w:color="E9ECEF"/>
-              <w:bottom w:val="single" w:sz="4" w:color="E9ECEF"/>
-              <w:right w:val="single" w:sz="4" w:color="E9ECEF"/>
-            </w:tcBorders>
-          </w:tcPr>
-          <w:p>
-            <w:pPr>
-              <w:spacing w:before="40" w:after="40"/>
-            </w:pPr>
-            <w:r>
-              <w:rPr>
-                <w:rFonts w:ascii="Open Sans" w:hAnsi="Open Sans"/>
-                <w:b w:val="0"/>
-                <w:i w:val="0"/>
-                <w:color w:val="59595B"/>
-                <w:sz w:val="19"/>
-              </w:rPr>
-              <w:t>2026-04-05 07:30 UTC</w:t>
-            </w:r>
-          </w:p>
-        </w:tc>
-      </w:tr>
-      <w:tr>
-        <w:tc>
-          <w:tcPr>
-            <w:tcW w:type="dxa" w:w="2016"/>
-            <w:tcBorders>
-              <w:top w:val="single" w:sz="4" w:color="E9ECEF"/>
-              <w:left w:val="single" w:sz="4" w:color="E9ECEF"/>
-              <w:bottom w:val="single" w:sz="4" w:color="E9ECEF"/>
-              <w:right w:val="single" w:sz="4" w:color="E9ECEF"/>
-            </w:tcBorders>
-          </w:tcPr>
-          <w:p>
-            <w:pPr>
-              <w:spacing w:before="40" w:after="40"/>
-            </w:pPr>
-            <w:r>
-              <w:rPr>
-                <w:rFonts w:ascii="Open Sans" w:hAnsi="Open Sans"/>
-                <w:b w:val="0"/>
-                <w:i w:val="0"/>
-                <w:color w:val="59595B"/>
-                <w:sz w:val="19"/>
-              </w:rPr>
-              <w:t>TE-HQ-VBR-01</w:t>
-            </w:r>
-          </w:p>
-        </w:tc>
-        <w:tc>
-          <w:tcPr>
-            <w:tcW w:type="dxa" w:w="3456"/>
-            <w:tcBorders>
-              <w:top w:val="single" w:sz="4" w:color="E9ECEF"/>
-              <w:left w:val="single" w:sz="4" w:color="E9ECEF"/>
-              <w:bottom w:val="single" w:sz="4" w:color="E9ECEF"/>
-              <w:right w:val="single" w:sz="4" w:color="E9ECEF"/>
-            </w:tcBorders>
-          </w:tcPr>
-          <w:p>
-            <w:pPr>
-              <w:spacing w:before="40" w:after="40"/>
-            </w:pPr>
-            <w:r>
-              <w:rPr>
-                <w:rFonts w:ascii="Open Sans" w:hAnsi="Open Sans"/>
-                <w:b w:val="0"/>
-                <w:i w:val="0"/>
-                <w:color w:val="59595B"/>
-                <w:sz w:val="19"/>
-              </w:rPr>
-              <w:t>logmein_4.1.16162.msi</w:t>
-            </w:r>
-          </w:p>
-        </w:tc>
-        <w:tc>
-          <w:tcPr>
-            <w:tcW w:type="dxa" w:w="1152"/>
-            <w:tcBorders>
-              <w:top w:val="single" w:sz="4" w:color="E9ECEF"/>
-              <w:left w:val="single" w:sz="4" w:color="E9ECEF"/>
-              <w:bottom w:val="single" w:sz="4" w:color="E9ECEF"/>
-              <w:right w:val="single" w:sz="4" w:color="E9ECEF"/>
-            </w:tcBorders>
-          </w:tcPr>
-          <w:p>
-            <w:pPr>
-              <w:spacing w:before="40" w:after="40"/>
-            </w:pPr>
-            <w:r>
-              <w:rPr>
-                <w:rFonts w:ascii="Open Sans" w:hAnsi="Open Sans"/>
-                <w:b w:val="0"/>
-                <w:i w:val="0"/>
-                <w:color w:val="59595B"/>
-                <w:sz w:val="19"/>
-              </w:rPr>
-              <w:t>Important</w:t>
-            </w:r>
-          </w:p>
-        </w:tc>
-        <w:tc>
-          <w:tcPr>
-            <w:tcW w:type="dxa" w:w="864"/>
-            <w:tcBorders>
-              <w:top w:val="single" w:sz="4" w:color="E9ECEF"/>
-              <w:left w:val="single" w:sz="4" w:color="E9ECEF"/>
-              <w:bottom w:val="single" w:sz="4" w:color="E9ECEF"/>
-              <w:right w:val="single" w:sz="4" w:color="E9ECEF"/>
-            </w:tcBorders>
-          </w:tcPr>
-          <w:p>
-            <w:pPr>
-              <w:spacing w:before="40" w:after="40"/>
-            </w:pPr>
-            <w:r>
-              <w:rPr>
-                <w:rFonts w:ascii="Open Sans" w:hAnsi="Open Sans"/>
-                <w:b w:val="0"/>
-                <w:i w:val="0"/>
-                <w:color w:val="59595B"/>
-                <w:sz w:val="19"/>
-              </w:rPr>
-              <w:t>8</w:t>
-            </w:r>
-          </w:p>
-        </w:tc>
-        <w:tc>
-          <w:tcPr>
-            <w:tcW w:type="dxa" w:w="1872"/>
-            <w:tcBorders>
-              <w:top w:val="single" w:sz="4" w:color="E9ECEF"/>
-              <w:left w:val="single" w:sz="4" w:color="E9ECEF"/>
-              <w:bottom w:val="single" w:sz="4" w:color="E9ECEF"/>
-              <w:right w:val="single" w:sz="4" w:color="E9ECEF"/>
-            </w:tcBorders>
-          </w:tcPr>
-          <w:p>
-            <w:pPr>
-              <w:spacing w:before="40" w:after="40"/>
-            </w:pPr>
-            <w:r>
-              <w:rPr>
-                <w:rFonts w:ascii="Open Sans" w:hAnsi="Open Sans"/>
-                <w:b w:val="0"/>
-                <w:i w:val="0"/>
-                <w:color w:val="59595B"/>
-                <w:sz w:val="19"/>
-              </w:rPr>
-              <w:t>2026-04-05 05:55 UTC</w:t>
-            </w:r>
-          </w:p>
-        </w:tc>
-      </w:tr>
-      <w:tr>
-        <w:tc>
-          <w:tcPr>
-            <w:tcW w:type="dxa" w:w="2016"/>
-            <w:shd w:val="clear" w:color="auto" w:fill="F8F9FA"/>
-            <w:tcBorders>
-              <w:top w:val="single" w:sz="4" w:color="E9ECEF"/>
-              <w:left w:val="single" w:sz="4" w:color="E9ECEF"/>
-              <w:bottom w:val="single" w:sz="4" w:color="E9ECEF"/>
-              <w:right w:val="single" w:sz="4" w:color="E9ECEF"/>
-            </w:tcBorders>
-          </w:tcPr>
-          <w:p>
-            <w:pPr>
-              <w:spacing w:before="40" w:after="40"/>
-            </w:pPr>
-            <w:r>
-              <w:rPr>
-                <w:rFonts w:ascii="Open Sans" w:hAnsi="Open Sans"/>
-                <w:b w:val="0"/>
-                <w:i w:val="0"/>
-                <w:color w:val="59595B"/>
-                <w:sz w:val="19"/>
-              </w:rPr>
-              <w:t>TE-DC-VDIDEV-05</w:t>
-            </w:r>
-          </w:p>
-        </w:tc>
-        <w:tc>
-          <w:tcPr>
-            <w:tcW w:type="dxa" w:w="3456"/>
-            <w:shd w:val="clear" w:color="auto" w:fill="F8F9FA"/>
-            <w:tcBorders>
-              <w:top w:val="single" w:sz="4" w:color="E9ECEF"/>
-              <w:left w:val="single" w:sz="4" w:color="E9ECEF"/>
-              <w:bottom w:val="single" w:sz="4" w:color="E9ECEF"/>
-              <w:right w:val="single" w:sz="4" w:color="E9ECEF"/>
-            </w:tcBorders>
-          </w:tcPr>
-          <w:p>
-            <w:pPr>
-              <w:spacing w:before="40" w:after="40"/>
-            </w:pPr>
-            <w:r>
-              <w:rPr>
-                <w:rFonts w:ascii="Open Sans" w:hAnsi="Open Sans"/>
-                <w:b w:val="0"/>
-                <w:i w:val="0"/>
-                <w:color w:val="59595B"/>
-                <w:sz w:val="19"/>
-              </w:rPr>
-              <w:t>VSCodeSetup-x64-1.114.0.exe</w:t>
-            </w:r>
-          </w:p>
-        </w:tc>
-        <w:tc>
-          <w:tcPr>
-            <w:tcW w:type="dxa" w:w="1152"/>
-            <w:shd w:val="clear" w:color="auto" w:fill="F8F9FA"/>
-            <w:tcBorders>
-              <w:top w:val="single" w:sz="4" w:color="E9ECEF"/>
-              <w:left w:val="single" w:sz="4" w:color="E9ECEF"/>
-              <w:bottom w:val="single" w:sz="4" w:color="E9ECEF"/>
-              <w:right w:val="single" w:sz="4" w:color="E9ECEF"/>
-            </w:tcBorders>
-          </w:tcPr>
-          <w:p>
-            <w:pPr>
-              <w:spacing w:before="40" w:after="40"/>
-            </w:pPr>
-            <w:r>
-              <w:rPr>
-                <w:rFonts w:ascii="Open Sans" w:hAnsi="Open Sans"/>
-                <w:b w:val="0"/>
-                <w:i w:val="0"/>
-                <w:color w:val="59595B"/>
-                <w:sz w:val="19"/>
-              </w:rPr>
-              <w:t>Important</w:t>
-            </w:r>
-          </w:p>
-        </w:tc>
-        <w:tc>
-          <w:tcPr>
-            <w:tcW w:type="dxa" w:w="864"/>
-            <w:shd w:val="clear" w:color="auto" w:fill="F8F9FA"/>
-            <w:tcBorders>
-              <w:top w:val="single" w:sz="4" w:color="E9ECEF"/>
-              <w:left w:val="single" w:sz="4" w:color="E9ECEF"/>
-              <w:bottom w:val="single" w:sz="4" w:color="E9ECEF"/>
-              <w:right w:val="single" w:sz="4" w:color="E9ECEF"/>
-            </w:tcBorders>
-          </w:tcPr>
-          <w:p>
-            <w:pPr>
-              <w:spacing w:before="40" w:after="40"/>
-            </w:pPr>
-            <w:r>
-              <w:rPr>
-                <w:rFonts w:ascii="Open Sans" w:hAnsi="Open Sans"/>
-                <w:b w:val="0"/>
-                <w:i w:val="0"/>
-                <w:color w:val="59595B"/>
-                <w:sz w:val="19"/>
-              </w:rPr>
-              <w:t>8</w:t>
-            </w:r>
-          </w:p>
-        </w:tc>
-        <w:tc>
-          <w:tcPr>
-            <w:tcW w:type="dxa" w:w="1872"/>
-            <w:shd w:val="clear" w:color="auto" w:fill="F8F9FA"/>
-            <w:tcBorders>
-              <w:top w:val="single" w:sz="4" w:color="E9ECEF"/>
-              <w:left w:val="single" w:sz="4" w:color="E9ECEF"/>
-              <w:bottom w:val="single" w:sz="4" w:color="E9ECEF"/>
-              <w:right w:val="single" w:sz="4" w:color="E9ECEF"/>
-            </w:tcBorders>
-          </w:tcPr>
-          <w:p>
-            <w:pPr>
-              <w:spacing w:before="40" w:after="40"/>
-            </w:pPr>
-            <w:r>
-              <w:rPr>
-                <w:rFonts w:ascii="Open Sans" w:hAnsi="Open Sans"/>
-                <w:b w:val="0"/>
-                <w:i w:val="0"/>
-                <w:color w:val="59595B"/>
-                <w:sz w:val="19"/>
-              </w:rPr>
-              <w:t>2026-04-04 16:33 UTC</w:t>
+                <w:color w:val="006DB6"/>
+                <w:sz w:val="28"/>
+              </w:rPr>
+              <w:t xml:space="preserve">  Recommendations</w:t>
             </w:r>
           </w:p>
         </w:tc>
       </w:tr>
     </w:tbl>
+    <w:p>
+      <w:pPr>
+        <w:pStyle w:val="ListBullet"/>
+        <w:spacing w:after="80"/>
+      </w:pPr>
+      <w:r>
+        <w:rPr>
+          <w:rFonts w:ascii="Open Sans" w:hAnsi="Open Sans"/>
+          <w:b/>
+          <w:i w:val="0"/>
+          <w:color w:val="1A1A2E"/>
+          <w:sz w:val="22"/>
+        </w:rPr>
+        <w:t xml:space="preserve">Reboot at next convenience if prompted: </w:t>
+      </w:r>
+      <w:r>
+        <w:rPr>
+          <w:rFonts w:ascii="Open Sans" w:hAnsi="Open Sans"/>
+          <w:b w:val="0"/>
+          <w:i w:val="0"/>
+          <w:color w:val="59595B"/>
+          <w:sz w:val="22"/>
+        </w:rPr>
+        <w:t>4 Critical-severity patches were deployed this month. Some Microsoft and driver patches only finalize on the next reboot — letting users reboot at their convenience within 5 business days completes the security closure.</w:t>
+      </w:r>
+    </w:p>
     <w:tbl>
       <w:tblPr>
         <w:tblW w:type="auto" w:w="0"/>
@@ -18693,7 +13748,7 @@
           <w:color w:val="59595B"/>
           <w:sz w:val="22"/>
         </w:rPr>
-        <w:t>Report generated 2026-05-02 17:37 for client 'Technijian-MSP' covering April 2026 (installations between the 1st and last day of the month, UTC).</w:t>
+        <w:t>Report generated 2026-05-02 18:08 for client 'Technijian-MSP' covering April 2026 (installations between the 1st and last day of the month, UTC).</w:t>
       </w:r>
     </w:p>
     <w:p>
@@ -18708,7 +13763,7 @@
           <w:color w:val="59595B"/>
           <w:sz w:val="22"/>
         </w:rPr>
-        <w:t>For questions about any item in this report, or to request a different reporting cadence, contact your Technijian account manager or open a ticket via the Client Portal.</w:t>
+        <w:t>For questions about any item in this report, or to request a different reporting cadence, email support@technijian.com.</w:t>
       </w:r>
     </w:p>
     <w:sectPr>

--- a/clients/technijian/me_ec/reports/Technijian-MSP - ME EC Patch Activity - 2026-04.docx
+++ b/clients/technijian/me_ec/reports/Technijian-MSP - ME EC Patch Activity - 2026-04.docx
@@ -13371,6 +13371,781 @@
         </w:tc>
       </w:tr>
     </w:tbl>
+    <w:tbl>
+      <w:tblPr>
+        <w:tblW w:type="auto" w:w="0"/>
+        <w:tblLayout w:type="fixed"/>
+        <w:tblLook w:firstColumn="1" w:firstRow="1" w:lastColumn="0" w:lastRow="0" w:noHBand="0" w:noVBand="1" w:val="04A0"/>
+      </w:tblPr>
+      <w:tblGrid>
+        <w:gridCol w:w="94"/>
+        <w:gridCol w:w="8976"/>
+      </w:tblGrid>
+      <w:tr>
+        <w:tc>
+          <w:tcPr>
+            <w:tcW w:type="dxa" w:w="94"/>
+            <w:shd w:val="clear" w:color="auto" w:fill="006DB6"/>
+            <w:tcBorders>
+              <w:top w:val="nil"/>
+              <w:left w:val="nil"/>
+              <w:bottom w:val="nil"/>
+              <w:right w:val="nil"/>
+              <w:insideH w:val="nil"/>
+              <w:insideV w:val="nil"/>
+            </w:tcBorders>
+          </w:tcPr>
+          <w:p/>
+        </w:tc>
+        <w:tc>
+          <w:tcPr>
+            <w:tcW w:type="dxa" w:w="8976"/>
+            <w:tcBorders>
+              <w:top w:val="nil"/>
+              <w:left w:val="nil"/>
+              <w:bottom w:val="nil"/>
+              <w:right w:val="nil"/>
+              <w:insideH w:val="nil"/>
+              <w:insideV w:val="nil"/>
+            </w:tcBorders>
+          </w:tcPr>
+          <w:p>
+            <w:pPr>
+              <w:spacing w:before="80" w:after="80"/>
+            </w:pPr>
+            <w:r>
+              <w:rPr>
+                <w:rFonts w:ascii="Open Sans" w:hAnsi="Open Sans"/>
+                <w:b/>
+                <w:i w:val="0"/>
+                <w:color w:val="006DB6"/>
+                <w:sz w:val="28"/>
+              </w:rPr>
+              <w:t xml:space="preserve">  Year-to-Date Patch Coverage</w:t>
+            </w:r>
+          </w:p>
+        </w:tc>
+      </w:tr>
+    </w:tbl>
+    <w:p>
+      <w:pPr>
+        <w:spacing w:after="160"/>
+      </w:pPr>
+      <w:r>
+        <w:rPr>
+          <w:rFonts w:ascii="Open Sans" w:hAnsi="Open Sans"/>
+          <w:b w:val="0"/>
+          <w:i w:val="0"/>
+          <w:color w:val="59595B"/>
+          <w:sz w:val="22"/>
+        </w:rPr>
+        <w:t>Cumulative 2026 patch deployment totals through April 2026, month by month. The running totals show Technijian's protection compounding across the calendar year.</w:t>
+      </w:r>
+    </w:p>
+    <w:tbl>
+      <w:tblPr>
+        <w:tblW w:type="auto" w:w="0"/>
+        <w:tblLayout w:type="fixed"/>
+        <w:tblLook w:firstColumn="1" w:firstRow="1" w:lastColumn="0" w:lastRow="0" w:noHBand="0" w:noVBand="1" w:val="04A0"/>
+      </w:tblPr>
+      <w:tblGrid>
+        <w:gridCol w:w="1872"/>
+        <w:gridCol w:w="1872"/>
+        <w:gridCol w:w="1872"/>
+        <w:gridCol w:w="1872"/>
+        <w:gridCol w:w="1872"/>
+      </w:tblGrid>
+      <w:tr>
+        <w:tc>
+          <w:tcPr>
+            <w:tcW w:type="dxa" w:w="1728"/>
+            <w:shd w:val="clear" w:color="auto" w:fill="006DB6"/>
+            <w:tcBorders>
+              <w:top w:val="single" w:sz="4" w:color="E9ECEF"/>
+              <w:left w:val="single" w:sz="4" w:color="E9ECEF"/>
+              <w:bottom w:val="single" w:sz="4" w:color="E9ECEF"/>
+              <w:right w:val="single" w:sz="4" w:color="E9ECEF"/>
+            </w:tcBorders>
+          </w:tcPr>
+          <w:p>
+            <w:pPr>
+              <w:spacing w:before="40" w:after="40"/>
+            </w:pPr>
+            <w:r>
+              <w:rPr>
+                <w:rFonts w:ascii="Open Sans" w:hAnsi="Open Sans"/>
+                <w:b/>
+                <w:i w:val="0"/>
+                <w:color w:val="FFFFFF"/>
+                <w:sz w:val="20"/>
+              </w:rPr>
+              <w:t>Month</w:t>
+            </w:r>
+          </w:p>
+        </w:tc>
+        <w:tc>
+          <w:tcPr>
+            <w:tcW w:type="dxa" w:w="2016"/>
+            <w:shd w:val="clear" w:color="auto" w:fill="006DB6"/>
+            <w:tcBorders>
+              <w:top w:val="single" w:sz="4" w:color="E9ECEF"/>
+              <w:left w:val="single" w:sz="4" w:color="E9ECEF"/>
+              <w:bottom w:val="single" w:sz="4" w:color="E9ECEF"/>
+              <w:right w:val="single" w:sz="4" w:color="E9ECEF"/>
+            </w:tcBorders>
+          </w:tcPr>
+          <w:p>
+            <w:pPr>
+              <w:spacing w:before="40" w:after="40"/>
+            </w:pPr>
+            <w:r>
+              <w:rPr>
+                <w:rFonts w:ascii="Open Sans" w:hAnsi="Open Sans"/>
+                <w:b/>
+                <w:i w:val="0"/>
+                <w:color w:val="FFFFFF"/>
+                <w:sz w:val="20"/>
+              </w:rPr>
+              <w:t>Patches Deployed</w:t>
+            </w:r>
+          </w:p>
+        </w:tc>
+        <w:tc>
+          <w:tcPr>
+            <w:tcW w:type="dxa" w:w="1728"/>
+            <w:shd w:val="clear" w:color="auto" w:fill="006DB6"/>
+            <w:tcBorders>
+              <w:top w:val="single" w:sz="4" w:color="E9ECEF"/>
+              <w:left w:val="single" w:sz="4" w:color="E9ECEF"/>
+              <w:bottom w:val="single" w:sz="4" w:color="E9ECEF"/>
+              <w:right w:val="single" w:sz="4" w:color="E9ECEF"/>
+            </w:tcBorders>
+          </w:tcPr>
+          <w:p>
+            <w:pPr>
+              <w:spacing w:before="40" w:after="40"/>
+            </w:pPr>
+            <w:r>
+              <w:rPr>
+                <w:rFonts w:ascii="Open Sans" w:hAnsi="Open Sans"/>
+                <w:b/>
+                <w:i w:val="0"/>
+                <w:color w:val="FFFFFF"/>
+                <w:sz w:val="20"/>
+              </w:rPr>
+              <w:t>Critical Patches</w:t>
+            </w:r>
+          </w:p>
+        </w:tc>
+        <w:tc>
+          <w:tcPr>
+            <w:tcW w:type="dxa" w:w="2016"/>
+            <w:shd w:val="clear" w:color="auto" w:fill="006DB6"/>
+            <w:tcBorders>
+              <w:top w:val="single" w:sz="4" w:color="E9ECEF"/>
+              <w:left w:val="single" w:sz="4" w:color="E9ECEF"/>
+              <w:bottom w:val="single" w:sz="4" w:color="E9ECEF"/>
+              <w:right w:val="single" w:sz="4" w:color="E9ECEF"/>
+            </w:tcBorders>
+          </w:tcPr>
+          <w:p>
+            <w:pPr>
+              <w:spacing w:before="40" w:after="40"/>
+            </w:pPr>
+            <w:r>
+              <w:rPr>
+                <w:rFonts w:ascii="Open Sans" w:hAnsi="Open Sans"/>
+                <w:b/>
+                <w:i w:val="0"/>
+                <w:color w:val="FFFFFF"/>
+                <w:sz w:val="20"/>
+              </w:rPr>
+              <w:t>Endpoints Patched</w:t>
+            </w:r>
+          </w:p>
+        </w:tc>
+        <w:tc>
+          <w:tcPr>
+            <w:tcW w:type="dxa" w:w="1440"/>
+            <w:shd w:val="clear" w:color="auto" w:fill="006DB6"/>
+            <w:tcBorders>
+              <w:top w:val="single" w:sz="4" w:color="E9ECEF"/>
+              <w:left w:val="single" w:sz="4" w:color="E9ECEF"/>
+              <w:bottom w:val="single" w:sz="4" w:color="E9ECEF"/>
+              <w:right w:val="single" w:sz="4" w:color="E9ECEF"/>
+            </w:tcBorders>
+          </w:tcPr>
+          <w:p>
+            <w:pPr>
+              <w:spacing w:before="40" w:after="40"/>
+            </w:pPr>
+            <w:r>
+              <w:rPr>
+                <w:rFonts w:ascii="Open Sans" w:hAnsi="Open Sans"/>
+                <w:b/>
+                <w:i w:val="0"/>
+                <w:color w:val="FFFFFF"/>
+                <w:sz w:val="20"/>
+              </w:rPr>
+              <w:t>YTD Total</w:t>
+            </w:r>
+          </w:p>
+        </w:tc>
+      </w:tr>
+      <w:tr>
+        <w:tc>
+          <w:tcPr>
+            <w:tcW w:type="dxa" w:w="1728"/>
+            <w:tcBorders>
+              <w:top w:val="single" w:sz="4" w:color="E9ECEF"/>
+              <w:left w:val="single" w:sz="4" w:color="E9ECEF"/>
+              <w:bottom w:val="single" w:sz="4" w:color="E9ECEF"/>
+              <w:right w:val="single" w:sz="4" w:color="E9ECEF"/>
+            </w:tcBorders>
+          </w:tcPr>
+          <w:p>
+            <w:pPr>
+              <w:spacing w:before="40" w:after="40"/>
+            </w:pPr>
+            <w:r>
+              <w:rPr>
+                <w:rFonts w:ascii="Open Sans" w:hAnsi="Open Sans"/>
+                <w:b w:val="0"/>
+                <w:i w:val="0"/>
+                <w:color w:val="59595B"/>
+                <w:sz w:val="19"/>
+              </w:rPr>
+              <w:t>January</w:t>
+            </w:r>
+          </w:p>
+        </w:tc>
+        <w:tc>
+          <w:tcPr>
+            <w:tcW w:type="dxa" w:w="2016"/>
+            <w:tcBorders>
+              <w:top w:val="single" w:sz="4" w:color="E9ECEF"/>
+              <w:left w:val="single" w:sz="4" w:color="E9ECEF"/>
+              <w:bottom w:val="single" w:sz="4" w:color="E9ECEF"/>
+              <w:right w:val="single" w:sz="4" w:color="E9ECEF"/>
+            </w:tcBorders>
+          </w:tcPr>
+          <w:p>
+            <w:pPr>
+              <w:spacing w:before="40" w:after="40"/>
+            </w:pPr>
+            <w:r>
+              <w:rPr>
+                <w:rFonts w:ascii="Open Sans" w:hAnsi="Open Sans"/>
+                <w:b w:val="0"/>
+                <w:i w:val="0"/>
+                <w:color w:val="59595B"/>
+                <w:sz w:val="19"/>
+              </w:rPr>
+              <w:t>353</w:t>
+            </w:r>
+          </w:p>
+        </w:tc>
+        <w:tc>
+          <w:tcPr>
+            <w:tcW w:type="dxa" w:w="1728"/>
+            <w:tcBorders>
+              <w:top w:val="single" w:sz="4" w:color="E9ECEF"/>
+              <w:left w:val="single" w:sz="4" w:color="E9ECEF"/>
+              <w:bottom w:val="single" w:sz="4" w:color="E9ECEF"/>
+              <w:right w:val="single" w:sz="4" w:color="E9ECEF"/>
+            </w:tcBorders>
+          </w:tcPr>
+          <w:p>
+            <w:pPr>
+              <w:spacing w:before="40" w:after="40"/>
+            </w:pPr>
+            <w:r>
+              <w:rPr>
+                <w:rFonts w:ascii="Open Sans" w:hAnsi="Open Sans"/>
+                <w:b w:val="0"/>
+                <w:i w:val="0"/>
+                <w:color w:val="59595B"/>
+                <w:sz w:val="19"/>
+              </w:rPr>
+              <w:t>0</w:t>
+            </w:r>
+          </w:p>
+        </w:tc>
+        <w:tc>
+          <w:tcPr>
+            <w:tcW w:type="dxa" w:w="2016"/>
+            <w:tcBorders>
+              <w:top w:val="single" w:sz="4" w:color="E9ECEF"/>
+              <w:left w:val="single" w:sz="4" w:color="E9ECEF"/>
+              <w:bottom w:val="single" w:sz="4" w:color="E9ECEF"/>
+              <w:right w:val="single" w:sz="4" w:color="E9ECEF"/>
+            </w:tcBorders>
+          </w:tcPr>
+          <w:p>
+            <w:pPr>
+              <w:spacing w:before="40" w:after="40"/>
+            </w:pPr>
+            <w:r>
+              <w:rPr>
+                <w:rFonts w:ascii="Open Sans" w:hAnsi="Open Sans"/>
+                <w:b w:val="0"/>
+                <w:i w:val="0"/>
+                <w:color w:val="59595B"/>
+                <w:sz w:val="19"/>
+              </w:rPr>
+              <w:t>48</w:t>
+            </w:r>
+          </w:p>
+        </w:tc>
+        <w:tc>
+          <w:tcPr>
+            <w:tcW w:type="dxa" w:w="1440"/>
+            <w:tcBorders>
+              <w:top w:val="single" w:sz="4" w:color="E9ECEF"/>
+              <w:left w:val="single" w:sz="4" w:color="E9ECEF"/>
+              <w:bottom w:val="single" w:sz="4" w:color="E9ECEF"/>
+              <w:right w:val="single" w:sz="4" w:color="E9ECEF"/>
+            </w:tcBorders>
+          </w:tcPr>
+          <w:p>
+            <w:pPr>
+              <w:spacing w:before="40" w:after="40"/>
+            </w:pPr>
+            <w:r>
+              <w:rPr>
+                <w:rFonts w:ascii="Open Sans" w:hAnsi="Open Sans"/>
+                <w:b w:val="0"/>
+                <w:i w:val="0"/>
+                <w:color w:val="59595B"/>
+                <w:sz w:val="19"/>
+              </w:rPr>
+              <w:t>353</w:t>
+            </w:r>
+          </w:p>
+        </w:tc>
+      </w:tr>
+      <w:tr>
+        <w:tc>
+          <w:tcPr>
+            <w:tcW w:type="dxa" w:w="1728"/>
+            <w:shd w:val="clear" w:color="auto" w:fill="F8F9FA"/>
+            <w:tcBorders>
+              <w:top w:val="single" w:sz="4" w:color="E9ECEF"/>
+              <w:left w:val="single" w:sz="4" w:color="E9ECEF"/>
+              <w:bottom w:val="single" w:sz="4" w:color="E9ECEF"/>
+              <w:right w:val="single" w:sz="4" w:color="E9ECEF"/>
+            </w:tcBorders>
+          </w:tcPr>
+          <w:p>
+            <w:pPr>
+              <w:spacing w:before="40" w:after="40"/>
+            </w:pPr>
+            <w:r>
+              <w:rPr>
+                <w:rFonts w:ascii="Open Sans" w:hAnsi="Open Sans"/>
+                <w:b w:val="0"/>
+                <w:i w:val="0"/>
+                <w:color w:val="59595B"/>
+                <w:sz w:val="19"/>
+              </w:rPr>
+              <w:t>February</w:t>
+            </w:r>
+          </w:p>
+        </w:tc>
+        <w:tc>
+          <w:tcPr>
+            <w:tcW w:type="dxa" w:w="2016"/>
+            <w:shd w:val="clear" w:color="auto" w:fill="F8F9FA"/>
+            <w:tcBorders>
+              <w:top w:val="single" w:sz="4" w:color="E9ECEF"/>
+              <w:left w:val="single" w:sz="4" w:color="E9ECEF"/>
+              <w:bottom w:val="single" w:sz="4" w:color="E9ECEF"/>
+              <w:right w:val="single" w:sz="4" w:color="E9ECEF"/>
+            </w:tcBorders>
+          </w:tcPr>
+          <w:p>
+            <w:pPr>
+              <w:spacing w:before="40" w:after="40"/>
+            </w:pPr>
+            <w:r>
+              <w:rPr>
+                <w:rFonts w:ascii="Open Sans" w:hAnsi="Open Sans"/>
+                <w:b w:val="0"/>
+                <w:i w:val="0"/>
+                <w:color w:val="59595B"/>
+                <w:sz w:val="19"/>
+              </w:rPr>
+              <w:t>290</w:t>
+            </w:r>
+          </w:p>
+        </w:tc>
+        <w:tc>
+          <w:tcPr>
+            <w:tcW w:type="dxa" w:w="1728"/>
+            <w:shd w:val="clear" w:color="auto" w:fill="F8F9FA"/>
+            <w:tcBorders>
+              <w:top w:val="single" w:sz="4" w:color="E9ECEF"/>
+              <w:left w:val="single" w:sz="4" w:color="E9ECEF"/>
+              <w:bottom w:val="single" w:sz="4" w:color="E9ECEF"/>
+              <w:right w:val="single" w:sz="4" w:color="E9ECEF"/>
+            </w:tcBorders>
+          </w:tcPr>
+          <w:p>
+            <w:pPr>
+              <w:spacing w:before="40" w:after="40"/>
+            </w:pPr>
+            <w:r>
+              <w:rPr>
+                <w:rFonts w:ascii="Open Sans" w:hAnsi="Open Sans"/>
+                <w:b w:val="0"/>
+                <w:i w:val="0"/>
+                <w:color w:val="59595B"/>
+                <w:sz w:val="19"/>
+              </w:rPr>
+              <w:t>0</w:t>
+            </w:r>
+          </w:p>
+        </w:tc>
+        <w:tc>
+          <w:tcPr>
+            <w:tcW w:type="dxa" w:w="2016"/>
+            <w:shd w:val="clear" w:color="auto" w:fill="F8F9FA"/>
+            <w:tcBorders>
+              <w:top w:val="single" w:sz="4" w:color="E9ECEF"/>
+              <w:left w:val="single" w:sz="4" w:color="E9ECEF"/>
+              <w:bottom w:val="single" w:sz="4" w:color="E9ECEF"/>
+              <w:right w:val="single" w:sz="4" w:color="E9ECEF"/>
+            </w:tcBorders>
+          </w:tcPr>
+          <w:p>
+            <w:pPr>
+              <w:spacing w:before="40" w:after="40"/>
+            </w:pPr>
+            <w:r>
+              <w:rPr>
+                <w:rFonts w:ascii="Open Sans" w:hAnsi="Open Sans"/>
+                <w:b w:val="0"/>
+                <w:i w:val="0"/>
+                <w:color w:val="59595B"/>
+                <w:sz w:val="19"/>
+              </w:rPr>
+              <w:t>47</w:t>
+            </w:r>
+          </w:p>
+        </w:tc>
+        <w:tc>
+          <w:tcPr>
+            <w:tcW w:type="dxa" w:w="1440"/>
+            <w:shd w:val="clear" w:color="auto" w:fill="F8F9FA"/>
+            <w:tcBorders>
+              <w:top w:val="single" w:sz="4" w:color="E9ECEF"/>
+              <w:left w:val="single" w:sz="4" w:color="E9ECEF"/>
+              <w:bottom w:val="single" w:sz="4" w:color="E9ECEF"/>
+              <w:right w:val="single" w:sz="4" w:color="E9ECEF"/>
+            </w:tcBorders>
+          </w:tcPr>
+          <w:p>
+            <w:pPr>
+              <w:spacing w:before="40" w:after="40"/>
+            </w:pPr>
+            <w:r>
+              <w:rPr>
+                <w:rFonts w:ascii="Open Sans" w:hAnsi="Open Sans"/>
+                <w:b w:val="0"/>
+                <w:i w:val="0"/>
+                <w:color w:val="59595B"/>
+                <w:sz w:val="19"/>
+              </w:rPr>
+              <w:t>643</w:t>
+            </w:r>
+          </w:p>
+        </w:tc>
+      </w:tr>
+      <w:tr>
+        <w:tc>
+          <w:tcPr>
+            <w:tcW w:type="dxa" w:w="1728"/>
+            <w:tcBorders>
+              <w:top w:val="single" w:sz="4" w:color="E9ECEF"/>
+              <w:left w:val="single" w:sz="4" w:color="E9ECEF"/>
+              <w:bottom w:val="single" w:sz="4" w:color="E9ECEF"/>
+              <w:right w:val="single" w:sz="4" w:color="E9ECEF"/>
+            </w:tcBorders>
+          </w:tcPr>
+          <w:p>
+            <w:pPr>
+              <w:spacing w:before="40" w:after="40"/>
+            </w:pPr>
+            <w:r>
+              <w:rPr>
+                <w:rFonts w:ascii="Open Sans" w:hAnsi="Open Sans"/>
+                <w:b w:val="0"/>
+                <w:i w:val="0"/>
+                <w:color w:val="59595B"/>
+                <w:sz w:val="19"/>
+              </w:rPr>
+              <w:t>March</w:t>
+            </w:r>
+          </w:p>
+        </w:tc>
+        <w:tc>
+          <w:tcPr>
+            <w:tcW w:type="dxa" w:w="2016"/>
+            <w:tcBorders>
+              <w:top w:val="single" w:sz="4" w:color="E9ECEF"/>
+              <w:left w:val="single" w:sz="4" w:color="E9ECEF"/>
+              <w:bottom w:val="single" w:sz="4" w:color="E9ECEF"/>
+              <w:right w:val="single" w:sz="4" w:color="E9ECEF"/>
+            </w:tcBorders>
+          </w:tcPr>
+          <w:p>
+            <w:pPr>
+              <w:spacing w:before="40" w:after="40"/>
+            </w:pPr>
+            <w:r>
+              <w:rPr>
+                <w:rFonts w:ascii="Open Sans" w:hAnsi="Open Sans"/>
+                <w:b w:val="0"/>
+                <w:i w:val="0"/>
+                <w:color w:val="59595B"/>
+                <w:sz w:val="19"/>
+              </w:rPr>
+              <w:t>445</w:t>
+            </w:r>
+          </w:p>
+        </w:tc>
+        <w:tc>
+          <w:tcPr>
+            <w:tcW w:type="dxa" w:w="1728"/>
+            <w:tcBorders>
+              <w:top w:val="single" w:sz="4" w:color="E9ECEF"/>
+              <w:left w:val="single" w:sz="4" w:color="E9ECEF"/>
+              <w:bottom w:val="single" w:sz="4" w:color="E9ECEF"/>
+              <w:right w:val="single" w:sz="4" w:color="E9ECEF"/>
+            </w:tcBorders>
+          </w:tcPr>
+          <w:p>
+            <w:pPr>
+              <w:spacing w:before="40" w:after="40"/>
+            </w:pPr>
+            <w:r>
+              <w:rPr>
+                <w:rFonts w:ascii="Open Sans" w:hAnsi="Open Sans"/>
+                <w:b w:val="0"/>
+                <w:i w:val="0"/>
+                <w:color w:val="59595B"/>
+                <w:sz w:val="19"/>
+              </w:rPr>
+              <w:t>9</w:t>
+            </w:r>
+          </w:p>
+        </w:tc>
+        <w:tc>
+          <w:tcPr>
+            <w:tcW w:type="dxa" w:w="2016"/>
+            <w:tcBorders>
+              <w:top w:val="single" w:sz="4" w:color="E9ECEF"/>
+              <w:left w:val="single" w:sz="4" w:color="E9ECEF"/>
+              <w:bottom w:val="single" w:sz="4" w:color="E9ECEF"/>
+              <w:right w:val="single" w:sz="4" w:color="E9ECEF"/>
+            </w:tcBorders>
+          </w:tcPr>
+          <w:p>
+            <w:pPr>
+              <w:spacing w:before="40" w:after="40"/>
+            </w:pPr>
+            <w:r>
+              <w:rPr>
+                <w:rFonts w:ascii="Open Sans" w:hAnsi="Open Sans"/>
+                <w:b w:val="0"/>
+                <w:i w:val="0"/>
+                <w:color w:val="59595B"/>
+                <w:sz w:val="19"/>
+              </w:rPr>
+              <w:t>53</w:t>
+            </w:r>
+          </w:p>
+        </w:tc>
+        <w:tc>
+          <w:tcPr>
+            <w:tcW w:type="dxa" w:w="1440"/>
+            <w:tcBorders>
+              <w:top w:val="single" w:sz="4" w:color="E9ECEF"/>
+              <w:left w:val="single" w:sz="4" w:color="E9ECEF"/>
+              <w:bottom w:val="single" w:sz="4" w:color="E9ECEF"/>
+              <w:right w:val="single" w:sz="4" w:color="E9ECEF"/>
+            </w:tcBorders>
+          </w:tcPr>
+          <w:p>
+            <w:pPr>
+              <w:spacing w:before="40" w:after="40"/>
+            </w:pPr>
+            <w:r>
+              <w:rPr>
+                <w:rFonts w:ascii="Open Sans" w:hAnsi="Open Sans"/>
+                <w:b w:val="0"/>
+                <w:i w:val="0"/>
+                <w:color w:val="59595B"/>
+                <w:sz w:val="19"/>
+              </w:rPr>
+              <w:t>1,088</w:t>
+            </w:r>
+          </w:p>
+        </w:tc>
+      </w:tr>
+      <w:tr>
+        <w:tc>
+          <w:tcPr>
+            <w:tcW w:type="dxa" w:w="1728"/>
+            <w:shd w:val="clear" w:color="auto" w:fill="F8F9FA"/>
+            <w:tcBorders>
+              <w:top w:val="single" w:sz="4" w:color="E9ECEF"/>
+              <w:left w:val="single" w:sz="4" w:color="E9ECEF"/>
+              <w:bottom w:val="single" w:sz="4" w:color="E9ECEF"/>
+              <w:right w:val="single" w:sz="4" w:color="E9ECEF"/>
+            </w:tcBorders>
+          </w:tcPr>
+          <w:p>
+            <w:pPr>
+              <w:spacing w:before="40" w:after="40"/>
+            </w:pPr>
+            <w:r>
+              <w:rPr>
+                <w:rFonts w:ascii="Open Sans" w:hAnsi="Open Sans"/>
+                <w:b w:val="0"/>
+                <w:i w:val="0"/>
+                <w:color w:val="59595B"/>
+                <w:sz w:val="19"/>
+              </w:rPr>
+              <w:t>April</w:t>
+            </w:r>
+          </w:p>
+        </w:tc>
+        <w:tc>
+          <w:tcPr>
+            <w:tcW w:type="dxa" w:w="2016"/>
+            <w:shd w:val="clear" w:color="auto" w:fill="F8F9FA"/>
+            <w:tcBorders>
+              <w:top w:val="single" w:sz="4" w:color="E9ECEF"/>
+              <w:left w:val="single" w:sz="4" w:color="E9ECEF"/>
+              <w:bottom w:val="single" w:sz="4" w:color="E9ECEF"/>
+              <w:right w:val="single" w:sz="4" w:color="E9ECEF"/>
+            </w:tcBorders>
+          </w:tcPr>
+          <w:p>
+            <w:pPr>
+              <w:spacing w:before="40" w:after="40"/>
+            </w:pPr>
+            <w:r>
+              <w:rPr>
+                <w:rFonts w:ascii="Open Sans" w:hAnsi="Open Sans"/>
+                <w:b w:val="0"/>
+                <w:i w:val="0"/>
+                <w:color w:val="59595B"/>
+                <w:sz w:val="19"/>
+              </w:rPr>
+              <w:t>552</w:t>
+            </w:r>
+          </w:p>
+        </w:tc>
+        <w:tc>
+          <w:tcPr>
+            <w:tcW w:type="dxa" w:w="1728"/>
+            <w:shd w:val="clear" w:color="auto" w:fill="F8F9FA"/>
+            <w:tcBorders>
+              <w:top w:val="single" w:sz="4" w:color="E9ECEF"/>
+              <w:left w:val="single" w:sz="4" w:color="E9ECEF"/>
+              <w:bottom w:val="single" w:sz="4" w:color="E9ECEF"/>
+              <w:right w:val="single" w:sz="4" w:color="E9ECEF"/>
+            </w:tcBorders>
+          </w:tcPr>
+          <w:p>
+            <w:pPr>
+              <w:spacing w:before="40" w:after="40"/>
+            </w:pPr>
+            <w:r>
+              <w:rPr>
+                <w:rFonts w:ascii="Open Sans" w:hAnsi="Open Sans"/>
+                <w:b w:val="0"/>
+                <w:i w:val="0"/>
+                <w:color w:val="59595B"/>
+                <w:sz w:val="19"/>
+              </w:rPr>
+              <w:t>4</w:t>
+            </w:r>
+          </w:p>
+        </w:tc>
+        <w:tc>
+          <w:tcPr>
+            <w:tcW w:type="dxa" w:w="2016"/>
+            <w:shd w:val="clear" w:color="auto" w:fill="F8F9FA"/>
+            <w:tcBorders>
+              <w:top w:val="single" w:sz="4" w:color="E9ECEF"/>
+              <w:left w:val="single" w:sz="4" w:color="E9ECEF"/>
+              <w:bottom w:val="single" w:sz="4" w:color="E9ECEF"/>
+              <w:right w:val="single" w:sz="4" w:color="E9ECEF"/>
+            </w:tcBorders>
+          </w:tcPr>
+          <w:p>
+            <w:pPr>
+              <w:spacing w:before="40" w:after="40"/>
+            </w:pPr>
+            <w:r>
+              <w:rPr>
+                <w:rFonts w:ascii="Open Sans" w:hAnsi="Open Sans"/>
+                <w:b w:val="0"/>
+                <w:i w:val="0"/>
+                <w:color w:val="59595B"/>
+                <w:sz w:val="19"/>
+              </w:rPr>
+              <w:t>58</w:t>
+            </w:r>
+          </w:p>
+        </w:tc>
+        <w:tc>
+          <w:tcPr>
+            <w:tcW w:type="dxa" w:w="1440"/>
+            <w:shd w:val="clear" w:color="auto" w:fill="F8F9FA"/>
+            <w:tcBorders>
+              <w:top w:val="single" w:sz="4" w:color="E9ECEF"/>
+              <w:left w:val="single" w:sz="4" w:color="E9ECEF"/>
+              <w:bottom w:val="single" w:sz="4" w:color="E9ECEF"/>
+              <w:right w:val="single" w:sz="4" w:color="E9ECEF"/>
+            </w:tcBorders>
+          </w:tcPr>
+          <w:p>
+            <w:pPr>
+              <w:spacing w:before="40" w:after="40"/>
+            </w:pPr>
+            <w:r>
+              <w:rPr>
+                <w:rFonts w:ascii="Open Sans" w:hAnsi="Open Sans"/>
+                <w:b w:val="0"/>
+                <w:i w:val="0"/>
+                <w:color w:val="59595B"/>
+                <w:sz w:val="19"/>
+              </w:rPr>
+              <w:t>1,640</w:t>
+            </w:r>
+          </w:p>
+        </w:tc>
+      </w:tr>
+    </w:tbl>
+    <w:p>
+      <w:pPr>
+        <w:spacing w:after="160"/>
+      </w:pPr>
+      <w:r>
+        <w:rPr>
+          <w:rFonts w:ascii="Open Sans" w:hAnsi="Open Sans"/>
+          <w:b/>
+          <w:i w:val="0"/>
+          <w:color w:val="1A1A2E"/>
+          <w:sz w:val="22"/>
+        </w:rPr>
+        <w:t>Through April 2026, Technijian has deployed 1,640 patches year-to-date — including 13 Critical-severity vulnerabilities closed.</w:t>
+      </w:r>
+    </w:p>
     <w:tbl>
       <w:tblPr>
         <w:tblW w:type="auto" w:w="0"/>
@@ -13633,6 +14408,219 @@
                 <w:color w:val="006DB6"/>
                 <w:sz w:val="28"/>
               </w:rPr>
+              <w:t xml:space="preserve">  Industry News &amp; Vendor Innovations</w:t>
+            </w:r>
+          </w:p>
+        </w:tc>
+      </w:tr>
+    </w:tbl>
+    <w:p>
+      <w:pPr>
+        <w:spacing w:after="160"/>
+      </w:pPr>
+      <w:r>
+        <w:rPr>
+          <w:rFonts w:ascii="Open Sans" w:hAnsi="Open Sans"/>
+          <w:b w:val="0"/>
+          <w:i w:val="0"/>
+          <w:color w:val="59595B"/>
+          <w:sz w:val="22"/>
+        </w:rPr>
+        <w:t>ManageEngine announced no major platform changes this month. Routine detection-content updates and sensor improvements continued to roll out automatically. Technijian tracks ManageEngine's release notes monthly so future updates land in this section as they're published.</w:t>
+      </w:r>
+    </w:p>
+    <w:tbl>
+      <w:tblPr>
+        <w:tblW w:type="auto" w:w="0"/>
+        <w:tblLayout w:type="fixed"/>
+        <w:tblLook w:firstColumn="1" w:firstRow="1" w:lastColumn="0" w:lastRow="0" w:noHBand="0" w:noVBand="1" w:val="04A0"/>
+      </w:tblPr>
+      <w:tblGrid>
+        <w:gridCol w:w="94"/>
+        <w:gridCol w:w="8976"/>
+      </w:tblGrid>
+      <w:tr>
+        <w:tc>
+          <w:tcPr>
+            <w:tcW w:type="dxa" w:w="94"/>
+            <w:shd w:val="clear" w:color="auto" w:fill="006DB6"/>
+            <w:tcBorders>
+              <w:top w:val="nil"/>
+              <w:left w:val="nil"/>
+              <w:bottom w:val="nil"/>
+              <w:right w:val="nil"/>
+              <w:insideH w:val="nil"/>
+              <w:insideV w:val="nil"/>
+            </w:tcBorders>
+          </w:tcPr>
+          <w:p/>
+        </w:tc>
+        <w:tc>
+          <w:tcPr>
+            <w:tcW w:type="dxa" w:w="8976"/>
+            <w:tcBorders>
+              <w:top w:val="nil"/>
+              <w:left w:val="nil"/>
+              <w:bottom w:val="nil"/>
+              <w:right w:val="nil"/>
+              <w:insideH w:val="nil"/>
+              <w:insideV w:val="nil"/>
+            </w:tcBorders>
+          </w:tcPr>
+          <w:p>
+            <w:pPr>
+              <w:spacing w:before="80" w:after="80"/>
+            </w:pPr>
+            <w:r>
+              <w:rPr>
+                <w:rFonts w:ascii="Open Sans" w:hAnsi="Open Sans"/>
+                <w:b/>
+                <w:i w:val="0"/>
+                <w:color w:val="006DB6"/>
+                <w:sz w:val="28"/>
+              </w:rPr>
+              <w:t xml:space="preserve">  Compliance Alignment</w:t>
+            </w:r>
+          </w:p>
+        </w:tc>
+      </w:tr>
+    </w:tbl>
+    <w:p>
+      <w:pPr>
+        <w:spacing w:after="160"/>
+      </w:pPr>
+      <w:r>
+        <w:rPr>
+          <w:rFonts w:ascii="Open Sans" w:hAnsi="Open Sans"/>
+          <w:b w:val="0"/>
+          <w:i w:val="0"/>
+          <w:color w:val="59595B"/>
+          <w:sz w:val="22"/>
+        </w:rPr>
+        <w:t>This client's industry classification is General Business. Based on that classification, the data Technijian's stack is helping protect is most likely characterized as: Customer / employee PII.</w:t>
+      </w:r>
+    </w:p>
+    <w:p>
+      <w:pPr>
+        <w:spacing w:after="160"/>
+      </w:pPr>
+      <w:r>
+        <w:rPr>
+          <w:rFonts w:ascii="Open Sans" w:hAnsi="Open Sans"/>
+          <w:b w:val="0"/>
+          <w:i w:val="0"/>
+          <w:color w:val="59595B"/>
+          <w:sz w:val="21"/>
+        </w:rPr>
+        <w:t>No clear industry signal in the client name — defaulting to general California business privacy law (CCPA) for any California-resident data the client processes. Tech can override the industry / compliance scope by editing this file.</w:t>
+      </w:r>
+    </w:p>
+    <w:p>
+      <w:pPr>
+        <w:spacing w:after="160"/>
+      </w:pPr>
+      <w:r>
+        <w:rPr>
+          <w:rFonts w:ascii="Open Sans" w:hAnsi="Open Sans"/>
+          <w:b/>
+          <w:i w:val="0"/>
+          <w:color w:val="1A1A2E"/>
+          <w:sz w:val="22"/>
+        </w:rPr>
+        <w:t>How Technijian's monitoring stack supports each framework:</w:t>
+      </w:r>
+    </w:p>
+    <w:p>
+      <w:pPr>
+        <w:pStyle w:val="ListBullet"/>
+        <w:spacing w:after="80"/>
+      </w:pPr>
+      <w:r>
+        <w:rPr>
+          <w:rFonts w:ascii="Open Sans" w:hAnsi="Open Sans"/>
+          <w:b/>
+          <w:i w:val="0"/>
+          <w:color w:val="1A1A2E"/>
+          <w:sz w:val="22"/>
+        </w:rPr>
+        <w:t xml:space="preserve">California CCPA: </w:t>
+      </w:r>
+      <w:r>
+        <w:rPr>
+          <w:rFonts w:ascii="Open Sans" w:hAnsi="Open Sans"/>
+          <w:b w:val="0"/>
+          <w:i w:val="0"/>
+          <w:color w:val="59595B"/>
+          <w:sz w:val="22"/>
+        </w:rPr>
+        <w:t>breach-detection and incident-response capabilities support CCPA §1798.150 reasonable-security obligations and the 72-hour notification window for incidents involving California-resident PII.</w:t>
+      </w:r>
+    </w:p>
+    <w:p>
+      <w:pPr>
+        <w:spacing w:after="160"/>
+      </w:pPr>
+      <w:r>
+        <w:rPr>
+          <w:rFonts w:ascii="Open Sans" w:hAnsi="Open Sans"/>
+          <w:b w:val="0"/>
+          <w:i w:val="0"/>
+          <w:color w:val="59595B"/>
+          <w:sz w:val="19"/>
+        </w:rPr>
+        <w:t>This classification was generated automatically from the client's name and contact-domain signals. If the industry or compliance scope shown here doesn't match your operations, please reply to this report and we'll update the classification — Technijian's team can also produce a deeper compliance-posture report on request.</w:t>
+      </w:r>
+    </w:p>
+    <w:tbl>
+      <w:tblPr>
+        <w:tblW w:type="auto" w:w="0"/>
+        <w:tblLayout w:type="fixed"/>
+        <w:tblLook w:firstColumn="1" w:firstRow="1" w:lastColumn="0" w:lastRow="0" w:noHBand="0" w:noVBand="1" w:val="04A0"/>
+      </w:tblPr>
+      <w:tblGrid>
+        <w:gridCol w:w="94"/>
+        <w:gridCol w:w="8976"/>
+      </w:tblGrid>
+      <w:tr>
+        <w:tc>
+          <w:tcPr>
+            <w:tcW w:type="dxa" w:w="94"/>
+            <w:shd w:val="clear" w:color="auto" w:fill="006DB6"/>
+            <w:tcBorders>
+              <w:top w:val="nil"/>
+              <w:left w:val="nil"/>
+              <w:bottom w:val="nil"/>
+              <w:right w:val="nil"/>
+              <w:insideH w:val="nil"/>
+              <w:insideV w:val="nil"/>
+            </w:tcBorders>
+          </w:tcPr>
+          <w:p/>
+        </w:tc>
+        <w:tc>
+          <w:tcPr>
+            <w:tcW w:type="dxa" w:w="8976"/>
+            <w:tcBorders>
+              <w:top w:val="nil"/>
+              <w:left w:val="nil"/>
+              <w:bottom w:val="nil"/>
+              <w:right w:val="nil"/>
+              <w:insideH w:val="nil"/>
+              <w:insideV w:val="nil"/>
+            </w:tcBorders>
+          </w:tcPr>
+          <w:p>
+            <w:pPr>
+              <w:spacing w:before="80" w:after="80"/>
+            </w:pPr>
+            <w:r>
+              <w:rPr>
+                <w:rFonts w:ascii="Open Sans" w:hAnsi="Open Sans"/>
+                <w:b/>
+                <w:i w:val="0"/>
+                <w:color w:val="006DB6"/>
+                <w:sz w:val="28"/>
+              </w:rPr>
               <w:t xml:space="preserve">  Recommendations</w:t>
             </w:r>
           </w:p>
@@ -13748,7 +14736,7 @@
           <w:color w:val="59595B"/>
           <w:sz w:val="22"/>
         </w:rPr>
-        <w:t>Report generated 2026-05-02 18:08 for client 'Technijian-MSP' covering April 2026 (installations between the 1st and last day of the month, UTC).</w:t>
+        <w:t>Report generated 2026-05-02 19:02 for client 'Technijian-MSP' covering April 2026 (installations between the 1st and last day of the month, UTC).</w:t>
       </w:r>
     </w:p>
     <w:p>

--- a/clients/technijian/me_ec/reports/Technijian-MSP - ME EC Patch Activity - 2026-04.docx
+++ b/clients/technijian/me_ec/reports/Technijian-MSP - ME EC Patch Activity - 2026-04.docx
@@ -14736,7 +14736,7 @@
           <w:color w:val="59595B"/>
           <w:sz w:val="22"/>
         </w:rPr>
-        <w:t>Report generated 2026-05-02 19:02 for client 'Technijian-MSP' covering April 2026 (installations between the 1st and last day of the month, UTC).</w:t>
+        <w:t>Report generated 2026-05-02 20:00 for client 'Technijian-MSP' covering April 2026 (installations between the 1st and last day of the month, UTC).</w:t>
       </w:r>
     </w:p>
     <w:p>
